--- a/sdcard/EDA README.docx
+++ b/sdcard/EDA README.docx
@@ -18,7 +18,6 @@
           <w:lang w:eastAsia="ru-RU"/>
         </w:rPr>
       </w:pPr>
-      <w:proofErr w:type="spellStart"/>
       <w:r>
         <w:rPr>
           <w:rFonts w:ascii="Segoe UI" w:eastAsia="Times New Roman" w:hAnsi="Segoe UI" w:cs="Segoe UI"/>
@@ -29,72 +28,7 @@
           <w:szCs w:val="33"/>
           <w:lang w:eastAsia="ru-RU"/>
         </w:rPr>
-        <w:t>Enhanced</w:t>
-      </w:r>
-      <w:proofErr w:type="spellEnd"/>
-      <w:r>
-        <w:rPr>
-          <w:rFonts w:ascii="Segoe UI" w:eastAsia="Times New Roman" w:hAnsi="Segoe UI" w:cs="Segoe UI"/>
-          <w:b/>
-          <w:bCs/>
-          <w:kern w:val="36"/>
-          <w:sz w:val="33"/>
-          <w:szCs w:val="33"/>
-          <w:lang w:eastAsia="ru-RU"/>
-        </w:rPr>
-        <w:t xml:space="preserve"> </w:t>
-      </w:r>
-      <w:proofErr w:type="spellStart"/>
-      <w:r>
-        <w:rPr>
-          <w:rFonts w:ascii="Segoe UI" w:eastAsia="Times New Roman" w:hAnsi="Segoe UI" w:cs="Segoe UI"/>
-          <w:b/>
-          <w:bCs/>
-          <w:kern w:val="36"/>
-          <w:sz w:val="33"/>
-          <w:szCs w:val="33"/>
-          <w:lang w:eastAsia="ru-RU"/>
-        </w:rPr>
-        <w:t>Drone</w:t>
-      </w:r>
-      <w:proofErr w:type="spellEnd"/>
-      <w:r>
-        <w:rPr>
-          <w:rFonts w:ascii="Segoe UI" w:eastAsia="Times New Roman" w:hAnsi="Segoe UI" w:cs="Segoe UI"/>
-          <w:b/>
-          <w:bCs/>
-          <w:kern w:val="36"/>
-          <w:sz w:val="33"/>
-          <w:szCs w:val="33"/>
-          <w:lang w:eastAsia="ru-RU"/>
-        </w:rPr>
-        <w:t xml:space="preserve"> </w:t>
-      </w:r>
-      <w:proofErr w:type="spellStart"/>
-      <w:r>
-        <w:rPr>
-          <w:rFonts w:ascii="Segoe UI" w:eastAsia="Times New Roman" w:hAnsi="Segoe UI" w:cs="Segoe UI"/>
-          <w:b/>
-          <w:bCs/>
-          <w:kern w:val="36"/>
-          <w:sz w:val="33"/>
-          <w:szCs w:val="33"/>
-          <w:lang w:eastAsia="ru-RU"/>
-        </w:rPr>
-        <w:t>Analyzer</w:t>
-      </w:r>
-      <w:proofErr w:type="spellEnd"/>
-      <w:r>
-        <w:rPr>
-          <w:rFonts w:ascii="Segoe UI" w:eastAsia="Times New Roman" w:hAnsi="Segoe UI" w:cs="Segoe UI"/>
-          <w:b/>
-          <w:bCs/>
-          <w:kern w:val="36"/>
-          <w:sz w:val="33"/>
-          <w:szCs w:val="33"/>
-          <w:lang w:eastAsia="ru-RU"/>
-        </w:rPr>
-        <w:t xml:space="preserve"> (EDA) — Руководство пользователя</w:t>
+        <w:t>Enhanced Drone Analyzer (EDA) — Руководство пользователя</w:t>
       </w:r>
     </w:p>
     <w:p>
@@ -143,107 +77,7 @@
           <w:szCs w:val="24"/>
           <w:lang w:eastAsia="ru-RU"/>
         </w:rPr>
-        <w:t>EDA — это приложение для обнаружения и анализа беспилотных летательных аппаратов (</w:t>
-      </w:r>
-      <w:proofErr w:type="spellStart"/>
-      <w:r>
-        <w:rPr>
-          <w:rFonts w:ascii="Segoe UI" w:eastAsia="Times New Roman" w:hAnsi="Segoe UI" w:cs="Segoe UI"/>
-          <w:sz w:val="24"/>
-          <w:szCs w:val="24"/>
-          <w:lang w:eastAsia="ru-RU"/>
-        </w:rPr>
-        <w:t>дронов</w:t>
-      </w:r>
-      <w:proofErr w:type="spellEnd"/>
-      <w:r>
-        <w:rPr>
-          <w:rFonts w:ascii="Segoe UI" w:eastAsia="Times New Roman" w:hAnsi="Segoe UI" w:cs="Segoe UI"/>
-          <w:sz w:val="24"/>
-          <w:szCs w:val="24"/>
-          <w:lang w:eastAsia="ru-RU"/>
-        </w:rPr>
-        <w:t xml:space="preserve">) на базе </w:t>
-      </w:r>
-      <w:proofErr w:type="spellStart"/>
-      <w:r>
-        <w:rPr>
-          <w:rFonts w:ascii="Segoe UI" w:eastAsia="Times New Roman" w:hAnsi="Segoe UI" w:cs="Segoe UI"/>
-          <w:sz w:val="24"/>
-          <w:szCs w:val="24"/>
-          <w:lang w:eastAsia="ru-RU"/>
-        </w:rPr>
-        <w:t>HackRF</w:t>
-      </w:r>
-      <w:proofErr w:type="spellEnd"/>
-      <w:r>
-        <w:rPr>
-          <w:rFonts w:ascii="Segoe UI" w:eastAsia="Times New Roman" w:hAnsi="Segoe UI" w:cs="Segoe UI"/>
-          <w:sz w:val="24"/>
-          <w:szCs w:val="24"/>
-          <w:lang w:eastAsia="ru-RU"/>
-        </w:rPr>
-        <w:t xml:space="preserve"> </w:t>
-      </w:r>
-      <w:proofErr w:type="spellStart"/>
-      <w:r>
-        <w:rPr>
-          <w:rFonts w:ascii="Segoe UI" w:eastAsia="Times New Roman" w:hAnsi="Segoe UI" w:cs="Segoe UI"/>
-          <w:sz w:val="24"/>
-          <w:szCs w:val="24"/>
-          <w:lang w:eastAsia="ru-RU"/>
-        </w:rPr>
-        <w:t>One</w:t>
-      </w:r>
-      <w:proofErr w:type="spellEnd"/>
-      <w:r>
-        <w:rPr>
-          <w:rFonts w:ascii="Segoe UI" w:eastAsia="Times New Roman" w:hAnsi="Segoe UI" w:cs="Segoe UI"/>
-          <w:sz w:val="24"/>
-          <w:szCs w:val="24"/>
-          <w:lang w:eastAsia="ru-RU"/>
-        </w:rPr>
-        <w:t xml:space="preserve"> с прошивкой </w:t>
-      </w:r>
-      <w:proofErr w:type="spellStart"/>
-      <w:r>
-        <w:rPr>
-          <w:rFonts w:ascii="Segoe UI" w:eastAsia="Times New Roman" w:hAnsi="Segoe UI" w:cs="Segoe UI"/>
-          <w:sz w:val="24"/>
-          <w:szCs w:val="24"/>
-          <w:lang w:eastAsia="ru-RU"/>
-        </w:rPr>
-        <w:t>PortaPack</w:t>
-      </w:r>
-      <w:proofErr w:type="spellEnd"/>
-      <w:r>
-        <w:rPr>
-          <w:rFonts w:ascii="Segoe UI" w:eastAsia="Times New Roman" w:hAnsi="Segoe UI" w:cs="Segoe UI"/>
-          <w:sz w:val="24"/>
-          <w:szCs w:val="24"/>
-          <w:lang w:eastAsia="ru-RU"/>
-        </w:rPr>
-        <w:t xml:space="preserve"> </w:t>
-      </w:r>
-      <w:proofErr w:type="spellStart"/>
-      <w:r>
-        <w:rPr>
-          <w:rFonts w:ascii="Segoe UI" w:eastAsia="Times New Roman" w:hAnsi="Segoe UI" w:cs="Segoe UI"/>
-          <w:sz w:val="24"/>
-          <w:szCs w:val="24"/>
-          <w:lang w:eastAsia="ru-RU"/>
-        </w:rPr>
-        <w:t>Mayhem</w:t>
-      </w:r>
-      <w:proofErr w:type="spellEnd"/>
-      <w:r>
-        <w:rPr>
-          <w:rFonts w:ascii="Segoe UI" w:eastAsia="Times New Roman" w:hAnsi="Segoe UI" w:cs="Segoe UI"/>
-          <w:sz w:val="24"/>
-          <w:szCs w:val="24"/>
-          <w:lang w:eastAsia="ru-RU"/>
-        </w:rPr>
-        <w:t>. Приложение сканирует радиочастотный спектр, обнаруживает сигналы передатчиков управления и видео, классифицирует их по уровню угрозы и предоставляет визуальную и звуковую индикацию.</w:t>
+        <w:t>EDA — это приложение для обнаружения и анализа беспилотных летательных аппаратов (дронов) на базе HackRF One с прошивкой PortaPack Mayhem. Приложение сканирует радиочастотный спектр, обнаруживает сигналы передатчиков управления и видео, классифицирует их по уровню угрозы и предоставляет визуальную и звуковую индикацию.</w:t>
       </w:r>
     </w:p>
     <w:p>
@@ -319,27 +153,7 @@
           <w:szCs w:val="24"/>
           <w:lang w:eastAsia="ru-RU"/>
         </w:rPr>
-        <w:t xml:space="preserve">Включите </w:t>
-      </w:r>
-      <w:proofErr w:type="spellStart"/>
-      <w:r>
-        <w:rPr>
-          <w:rFonts w:ascii="inherit" w:eastAsia="Times New Roman" w:hAnsi="inherit" w:cs="Segoe UI"/>
-          <w:sz w:val="24"/>
-          <w:szCs w:val="24"/>
-          <w:lang w:eastAsia="ru-RU"/>
-        </w:rPr>
-        <w:t>PortaPack</w:t>
-      </w:r>
-      <w:proofErr w:type="spellEnd"/>
-      <w:r>
-        <w:rPr>
-          <w:rFonts w:ascii="inherit" w:eastAsia="Times New Roman" w:hAnsi="inherit" w:cs="Segoe UI"/>
-          <w:sz w:val="24"/>
-          <w:szCs w:val="24"/>
-          <w:lang w:eastAsia="ru-RU"/>
-        </w:rPr>
-        <w:t xml:space="preserve"> (кнопка питания на корпусе)</w:t>
+        <w:t>Включите PortaPack (кнопка питания на корпусе)</w:t>
       </w:r>
     </w:p>
     <w:p>
@@ -366,27 +180,7 @@
           <w:szCs w:val="24"/>
           <w:lang w:eastAsia="ru-RU"/>
         </w:rPr>
-        <w:t xml:space="preserve">В главном меню </w:t>
-      </w:r>
-      <w:proofErr w:type="spellStart"/>
-      <w:r>
-        <w:rPr>
-          <w:rFonts w:ascii="inherit" w:eastAsia="Times New Roman" w:hAnsi="inherit" w:cs="Segoe UI"/>
-          <w:sz w:val="24"/>
-          <w:szCs w:val="24"/>
-          <w:lang w:eastAsia="ru-RU"/>
-        </w:rPr>
-        <w:t>Mayhem</w:t>
-      </w:r>
-      <w:proofErr w:type="spellEnd"/>
-      <w:r>
-        <w:rPr>
-          <w:rFonts w:ascii="inherit" w:eastAsia="Times New Roman" w:hAnsi="inherit" w:cs="Segoe UI"/>
-          <w:sz w:val="24"/>
-          <w:szCs w:val="24"/>
-          <w:lang w:eastAsia="ru-RU"/>
-        </w:rPr>
-        <w:t xml:space="preserve"> выберите </w:t>
+        <w:t xml:space="preserve">В главном меню Mayhem выберите </w:t>
       </w:r>
       <w:r>
         <w:rPr>
@@ -407,67 +201,7 @@
           <w:szCs w:val="24"/>
           <w:lang w:eastAsia="ru-RU"/>
         </w:rPr>
-        <w:t xml:space="preserve"> (</w:t>
-      </w:r>
-      <w:proofErr w:type="spellStart"/>
-      <w:r>
-        <w:rPr>
-          <w:rFonts w:ascii="inherit" w:eastAsia="Times New Roman" w:hAnsi="inherit" w:cs="Segoe UI"/>
-          <w:sz w:val="24"/>
-          <w:szCs w:val="24"/>
-          <w:lang w:eastAsia="ru-RU"/>
-        </w:rPr>
-        <w:t>Enhanced</w:t>
-      </w:r>
-      <w:proofErr w:type="spellEnd"/>
-      <w:r>
-        <w:rPr>
-          <w:rFonts w:ascii="inherit" w:eastAsia="Times New Roman" w:hAnsi="inherit" w:cs="Segoe UI"/>
-          <w:sz w:val="24"/>
-          <w:szCs w:val="24"/>
-          <w:lang w:eastAsia="ru-RU"/>
-        </w:rPr>
-        <w:t xml:space="preserve"> </w:t>
-      </w:r>
-      <w:proofErr w:type="spellStart"/>
-      <w:r>
-        <w:rPr>
-          <w:rFonts w:ascii="inherit" w:eastAsia="Times New Roman" w:hAnsi="inherit" w:cs="Segoe UI"/>
-          <w:sz w:val="24"/>
-          <w:szCs w:val="24"/>
-          <w:lang w:eastAsia="ru-RU"/>
-        </w:rPr>
-        <w:t>Drone</w:t>
-      </w:r>
-      <w:proofErr w:type="spellEnd"/>
-      <w:r>
-        <w:rPr>
-          <w:rFonts w:ascii="inherit" w:eastAsia="Times New Roman" w:hAnsi="inherit" w:cs="Segoe UI"/>
-          <w:sz w:val="24"/>
-          <w:szCs w:val="24"/>
-          <w:lang w:eastAsia="ru-RU"/>
-        </w:rPr>
-        <w:t xml:space="preserve"> </w:t>
-      </w:r>
-      <w:proofErr w:type="spellStart"/>
-      <w:r>
-        <w:rPr>
-          <w:rFonts w:ascii="inherit" w:eastAsia="Times New Roman" w:hAnsi="inherit" w:cs="Segoe UI"/>
-          <w:sz w:val="24"/>
-          <w:szCs w:val="24"/>
-          <w:lang w:eastAsia="ru-RU"/>
-        </w:rPr>
-        <w:t>Analyzer</w:t>
-      </w:r>
-      <w:proofErr w:type="spellEnd"/>
-      <w:r>
-        <w:rPr>
-          <w:rFonts w:ascii="inherit" w:eastAsia="Times New Roman" w:hAnsi="inherit" w:cs="Segoe UI"/>
-          <w:sz w:val="24"/>
-          <w:szCs w:val="24"/>
-          <w:lang w:eastAsia="ru-RU"/>
-        </w:rPr>
-        <w:t>)</w:t>
+        <w:t xml:space="preserve"> (Enhanced Drone Analyzer)</w:t>
       </w:r>
     </w:p>
     <w:p>
@@ -494,27 +228,7 @@
           <w:szCs w:val="24"/>
           <w:lang w:eastAsia="ru-RU"/>
         </w:rPr>
-        <w:t xml:space="preserve">Дождитесь инициализации </w:t>
-      </w:r>
-      <w:proofErr w:type="spellStart"/>
-      <w:r>
-        <w:rPr>
-          <w:rFonts w:ascii="inherit" w:eastAsia="Times New Roman" w:hAnsi="inherit" w:cs="Segoe UI"/>
-          <w:sz w:val="24"/>
-          <w:szCs w:val="24"/>
-          <w:lang w:eastAsia="ru-RU"/>
-        </w:rPr>
-        <w:t>радиотракта</w:t>
-      </w:r>
-      <w:proofErr w:type="spellEnd"/>
-      <w:r>
-        <w:rPr>
-          <w:rFonts w:ascii="inherit" w:eastAsia="Times New Roman" w:hAnsi="inherit" w:cs="Segoe UI"/>
-          <w:sz w:val="24"/>
-          <w:szCs w:val="24"/>
-          <w:lang w:eastAsia="ru-RU"/>
-        </w:rPr>
-        <w:t xml:space="preserve"> (1–2 секунды)</w:t>
+        <w:t>Дождитесь инициализации радиотракта (1–2 секунды)</w:t>
       </w:r>
     </w:p>
     <w:p>
@@ -620,7 +334,6 @@
           <w:lang w:eastAsia="ru-RU"/>
         </w:rPr>
       </w:pPr>
-      <w:proofErr w:type="spellStart"/>
       <w:r>
         <w:rPr>
           <w:rFonts w:ascii="inherit" w:eastAsia="Times New Roman" w:hAnsi="inherit" w:cs="Segoe UI"/>
@@ -634,7 +347,6 @@
         </w:rPr>
         <w:t>plain</w:t>
       </w:r>
-      <w:proofErr w:type="spellEnd"/>
     </w:p>
     <w:p>
       <w:pPr>
@@ -649,7 +361,6 @@
           <w:lang w:eastAsia="ru-RU"/>
         </w:rPr>
       </w:pPr>
-      <w:proofErr w:type="spellStart"/>
       <w:r>
         <w:rPr>
           <w:rFonts w:ascii="inherit" w:eastAsia="Times New Roman" w:hAnsi="inherit" w:cs="Segoe UI"/>
@@ -661,7 +372,6 @@
         </w:rPr>
         <w:t>Copy</w:t>
       </w:r>
-      <w:proofErr w:type="spellEnd"/>
     </w:p>
     <w:p>
       <w:pPr>
@@ -752,85 +462,7 @@
           <w:bdr w:val="none" w:sz="0" w:space="0" w:color="auto" w:frame="1"/>
           <w:lang w:eastAsia="ru-RU"/>
         </w:rPr>
-        <w:t xml:space="preserve">│ LNA </w:t>
-      </w:r>
-      <w:proofErr w:type="gramStart"/>
-      <w:r>
-        <w:rPr>
-          <w:rFonts w:ascii="Consolas" w:eastAsia="Times New Roman" w:hAnsi="Consolas" w:cs="Courier New"/>
-          <w:color w:val="1A1A1A"/>
-          <w:spacing w:val="8"/>
-          <w:sz w:val="20"/>
-          <w:szCs w:val="20"/>
-          <w:bdr w:val="none" w:sz="0" w:space="0" w:color="auto" w:frame="1"/>
-          <w:lang w:eastAsia="ru-RU"/>
-        </w:rPr>
-        <w:t>32  VGA</w:t>
-      </w:r>
-      <w:proofErr w:type="gramEnd"/>
-      <w:r>
-        <w:rPr>
-          <w:rFonts w:ascii="Consolas" w:eastAsia="Times New Roman" w:hAnsi="Consolas" w:cs="Courier New"/>
-          <w:color w:val="1A1A1A"/>
-          <w:spacing w:val="8"/>
-          <w:sz w:val="20"/>
-          <w:szCs w:val="20"/>
-          <w:bdr w:val="none" w:sz="0" w:space="0" w:color="auto" w:frame="1"/>
-          <w:lang w:eastAsia="ru-RU"/>
-        </w:rPr>
-        <w:t xml:space="preserve"> 32  AMP  │ </w:t>
-      </w:r>
-      <w:proofErr w:type="spellStart"/>
-      <w:r>
-        <w:rPr>
-          <w:rFonts w:ascii="Consolas" w:eastAsia="Times New Roman" w:hAnsi="Consolas" w:cs="Courier New"/>
-          <w:color w:val="1A1A1A"/>
-          <w:spacing w:val="8"/>
-          <w:sz w:val="20"/>
-          <w:szCs w:val="20"/>
-          <w:bdr w:val="none" w:sz="0" w:space="0" w:color="auto" w:frame="1"/>
-          <w:lang w:eastAsia="ru-RU"/>
-        </w:rPr>
-        <w:t>Vol</w:t>
-      </w:r>
-      <w:proofErr w:type="spellEnd"/>
-      <w:r>
-        <w:rPr>
-          <w:rFonts w:ascii="Consolas" w:eastAsia="Times New Roman" w:hAnsi="Consolas" w:cs="Courier New"/>
-          <w:color w:val="1A1A1A"/>
-          <w:spacing w:val="8"/>
-          <w:sz w:val="20"/>
-          <w:szCs w:val="20"/>
-          <w:bdr w:val="none" w:sz="0" w:space="0" w:color="auto" w:frame="1"/>
-          <w:lang w:eastAsia="ru-RU"/>
-        </w:rPr>
-        <w:t xml:space="preserve"> 70  </w:t>
-      </w:r>
-      <w:proofErr w:type="spellStart"/>
-      <w:r>
-        <w:rPr>
-          <w:rFonts w:ascii="Consolas" w:eastAsia="Times New Roman" w:hAnsi="Consolas" w:cs="Courier New"/>
-          <w:color w:val="1A1A1A"/>
-          <w:spacing w:val="8"/>
-          <w:sz w:val="20"/>
-          <w:szCs w:val="20"/>
-          <w:bdr w:val="none" w:sz="0" w:space="0" w:color="auto" w:frame="1"/>
-          <w:lang w:eastAsia="ru-RU"/>
-        </w:rPr>
-        <w:t>Cyc</w:t>
-      </w:r>
-      <w:proofErr w:type="spellEnd"/>
-      <w:r>
-        <w:rPr>
-          <w:rFonts w:ascii="Consolas" w:eastAsia="Times New Roman" w:hAnsi="Consolas" w:cs="Courier New"/>
-          <w:color w:val="1A1A1A"/>
-          <w:spacing w:val="8"/>
-          <w:sz w:val="20"/>
-          <w:szCs w:val="20"/>
-          <w:bdr w:val="none" w:sz="0" w:space="0" w:color="auto" w:frame="1"/>
-          <w:lang w:eastAsia="ru-RU"/>
-        </w:rPr>
-        <w:t xml:space="preserve"> 5   │ ← Верхняя панель (усиление)</w:t>
+        <w:t>│ LNA 32  VGA 32  AMP  │ Vol 70  Cyc 5   │ ← Верхняя панель (усиление)</w:t>
       </w:r>
     </w:p>
     <w:p>
@@ -912,7 +544,6 @@
           <w:lang w:eastAsia="ru-RU"/>
         </w:rPr>
       </w:pPr>
-      <w:proofErr w:type="gramStart"/>
       <w:r>
         <w:rPr>
           <w:rFonts w:ascii="Consolas" w:eastAsia="Times New Roman" w:hAnsi="Consolas" w:cs="Courier New"/>
@@ -923,72 +554,7 @@
           <w:bdr w:val="none" w:sz="0" w:space="0" w:color="auto" w:frame="1"/>
           <w:lang w:eastAsia="ru-RU"/>
         </w:rPr>
-        <w:t>│  5700.000</w:t>
-      </w:r>
-      <w:proofErr w:type="gramEnd"/>
-      <w:r>
-        <w:rPr>
-          <w:rFonts w:ascii="Consolas" w:eastAsia="Times New Roman" w:hAnsi="Consolas" w:cs="Courier New"/>
-          <w:color w:val="1A1A1A"/>
-          <w:spacing w:val="8"/>
-          <w:sz w:val="20"/>
-          <w:szCs w:val="20"/>
-          <w:bdr w:val="none" w:sz="0" w:space="0" w:color="auto" w:frame="1"/>
-          <w:lang w:eastAsia="ru-RU"/>
-        </w:rPr>
-        <w:t xml:space="preserve"> </w:t>
-      </w:r>
-      <w:proofErr w:type="spellStart"/>
-      <w:r>
-        <w:rPr>
-          <w:rFonts w:ascii="Consolas" w:eastAsia="Times New Roman" w:hAnsi="Consolas" w:cs="Courier New"/>
-          <w:color w:val="1A1A1A"/>
-          <w:spacing w:val="8"/>
-          <w:sz w:val="20"/>
-          <w:szCs w:val="20"/>
-          <w:bdr w:val="none" w:sz="0" w:space="0" w:color="auto" w:frame="1"/>
-          <w:lang w:eastAsia="ru-RU"/>
-        </w:rPr>
-        <w:t>MHz</w:t>
-      </w:r>
-      <w:proofErr w:type="spellEnd"/>
-      <w:r>
-        <w:rPr>
-          <w:rFonts w:ascii="Consolas" w:eastAsia="Times New Roman" w:hAnsi="Consolas" w:cs="Courier New"/>
-          <w:color w:val="1A1A1A"/>
-          <w:spacing w:val="8"/>
-          <w:sz w:val="20"/>
-          <w:szCs w:val="20"/>
-          <w:bdr w:val="none" w:sz="0" w:space="0" w:color="auto" w:frame="1"/>
-          <w:lang w:eastAsia="ru-RU"/>
-        </w:rPr>
-        <w:t xml:space="preserve">          [</w:t>
-      </w:r>
-      <w:proofErr w:type="spellStart"/>
-      <w:r>
-        <w:rPr>
-          <w:rFonts w:ascii="Consolas" w:eastAsia="Times New Roman" w:hAnsi="Consolas" w:cs="Courier New"/>
-          <w:color w:val="1A1A1A"/>
-          <w:spacing w:val="8"/>
-          <w:sz w:val="20"/>
-          <w:szCs w:val="20"/>
-          <w:bdr w:val="none" w:sz="0" w:space="0" w:color="auto" w:frame="1"/>
-          <w:lang w:eastAsia="ru-RU"/>
-        </w:rPr>
-        <w:t>Md</w:t>
-      </w:r>
-      <w:proofErr w:type="spellEnd"/>
-      <w:r>
-        <w:rPr>
-          <w:rFonts w:ascii="Consolas" w:eastAsia="Times New Roman" w:hAnsi="Consolas" w:cs="Courier New"/>
-          <w:color w:val="1A1A1A"/>
-          <w:spacing w:val="8"/>
-          <w:sz w:val="20"/>
-          <w:szCs w:val="20"/>
-          <w:bdr w:val="none" w:sz="0" w:space="0" w:color="auto" w:frame="1"/>
-          <w:lang w:eastAsia="ru-RU"/>
-        </w:rPr>
-        <w:t>+] [OFF]     │ ← Частота, медиан-фильтр</w:t>
+        <w:t>│  5700.000 MHz          [Md+] [OFF]     │ ← Частота, медиан-фильтр</w:t>
       </w:r>
     </w:p>
     <w:p>
@@ -1126,33 +692,7 @@
           <w:bdr w:val="none" w:sz="0" w:space="0" w:color="auto" w:frame="1"/>
           <w:lang w:eastAsia="ru-RU"/>
         </w:rPr>
-        <w:t>│ │ ▓▓▓░░▓▓░░░░▓▓▓▓░░░░▓▓▓▓▓░░░░</w:t>
-      </w:r>
-      <w:proofErr w:type="gramStart"/>
-      <w:r>
-        <w:rPr>
-          <w:rFonts w:ascii="Consolas" w:eastAsia="Times New Roman" w:hAnsi="Consolas" w:cs="Courier New"/>
-          <w:color w:val="1A1A1A"/>
-          <w:spacing w:val="8"/>
-          <w:sz w:val="20"/>
-          <w:szCs w:val="20"/>
-          <w:bdr w:val="none" w:sz="0" w:space="0" w:color="auto" w:frame="1"/>
-          <w:lang w:eastAsia="ru-RU"/>
-        </w:rPr>
-        <w:t>░  │</w:t>
-      </w:r>
-      <w:proofErr w:type="gramEnd"/>
-      <w:r>
-        <w:rPr>
-          <w:rFonts w:ascii="Consolas" w:eastAsia="Times New Roman" w:hAnsi="Consolas" w:cs="Courier New"/>
-          <w:color w:val="1A1A1A"/>
-          <w:spacing w:val="8"/>
-          <w:sz w:val="20"/>
-          <w:szCs w:val="20"/>
-          <w:bdr w:val="none" w:sz="0" w:space="0" w:color="auto" w:frame="1"/>
-          <w:lang w:eastAsia="ru-RU"/>
-        </w:rPr>
-        <w:t xml:space="preserve">   │ ← Спектр / SWEEP</w:t>
+        <w:t>│ │ ▓▓▓░░▓▓░░░░▓▓▓▓░░░░▓▓▓▓▓░░░░░  │   │ ← Спектр / SWEEP</w:t>
       </w:r>
     </w:p>
     <w:p>
@@ -1382,33 +922,7 @@
           <w:bdr w:val="none" w:sz="0" w:space="0" w:color="auto" w:frame="1"/>
           <w:lang w:eastAsia="ru-RU"/>
         </w:rPr>
-        <w:t xml:space="preserve">│ │ </w:t>
-      </w:r>
-      <w:proofErr w:type="spellStart"/>
-      <w:r>
-        <w:rPr>
-          <w:rFonts w:ascii="Consolas" w:eastAsia="Times New Roman" w:hAnsi="Consolas" w:cs="Courier New"/>
-          <w:color w:val="1A1A1A"/>
-          <w:spacing w:val="8"/>
-          <w:sz w:val="20"/>
-          <w:szCs w:val="20"/>
-          <w:bdr w:val="none" w:sz="0" w:space="0" w:color="auto" w:frame="1"/>
-          <w:lang w:eastAsia="ru-RU"/>
-        </w:rPr>
-        <w:t>Power</w:t>
-      </w:r>
-      <w:proofErr w:type="spellEnd"/>
-      <w:r>
-        <w:rPr>
-          <w:rFonts w:ascii="Consolas" w:eastAsia="Times New Roman" w:hAnsi="Consolas" w:cs="Courier New"/>
-          <w:color w:val="1A1A1A"/>
-          <w:spacing w:val="8"/>
-          <w:sz w:val="20"/>
-          <w:szCs w:val="20"/>
-          <w:bdr w:val="none" w:sz="0" w:space="0" w:color="auto" w:frame="1"/>
-          <w:lang w:eastAsia="ru-RU"/>
-        </w:rPr>
-        <w:t xml:space="preserve">                            │   │ ← Гистограмма мощности</w:t>
+        <w:t>│ │ Power                            │   │ ← Гистограмма мощности</w:t>
       </w:r>
     </w:p>
     <w:p>
@@ -1593,47 +1107,7 @@
           <w:bdr w:val="none" w:sz="0" w:space="0" w:color="auto" w:frame="1"/>
           <w:lang w:eastAsia="ru-RU"/>
         </w:rPr>
-        <w:t xml:space="preserve">│ FPV    HIGH   5780.000   -65 </w:t>
-      </w:r>
-      <w:proofErr w:type="spellStart"/>
-      <w:proofErr w:type="gramStart"/>
-      <w:r>
-        <w:rPr>
-          <w:rFonts w:ascii="Consolas" w:eastAsia="Times New Roman" w:hAnsi="Consolas" w:cs="Courier New"/>
-          <w:color w:val="1A1A1A"/>
-          <w:spacing w:val="8"/>
-          <w:sz w:val="20"/>
-          <w:szCs w:val="20"/>
-          <w:bdr w:val="none" w:sz="0" w:space="0" w:color="auto" w:frame="1"/>
-          <w:lang w:eastAsia="ru-RU"/>
-        </w:rPr>
-        <w:t>dBm</w:t>
-      </w:r>
-      <w:proofErr w:type="spellEnd"/>
-      <w:r>
-        <w:rPr>
-          <w:rFonts w:ascii="Consolas" w:eastAsia="Times New Roman" w:hAnsi="Consolas" w:cs="Courier New"/>
-          <w:color w:val="1A1A1A"/>
-          <w:spacing w:val="8"/>
-          <w:sz w:val="20"/>
-          <w:szCs w:val="20"/>
-          <w:bdr w:val="none" w:sz="0" w:space="0" w:color="auto" w:frame="1"/>
-          <w:lang w:eastAsia="ru-RU"/>
-        </w:rPr>
-        <w:t xml:space="preserve">  &lt;</w:t>
-      </w:r>
-      <w:proofErr w:type="gramEnd"/>
-      <w:r>
-        <w:rPr>
-          <w:rFonts w:ascii="Consolas" w:eastAsia="Times New Roman" w:hAnsi="Consolas" w:cs="Courier New"/>
-          <w:color w:val="1A1A1A"/>
-          <w:spacing w:val="8"/>
-          <w:sz w:val="20"/>
-          <w:szCs w:val="20"/>
-          <w:bdr w:val="none" w:sz="0" w:space="0" w:color="auto" w:frame="1"/>
-          <w:lang w:eastAsia="ru-RU"/>
-        </w:rPr>
-        <w:t xml:space="preserve">   │ ← Список обнаруженных</w:t>
+        <w:t>│ FPV    HIGH   5780.000   -65 dBm  &lt;   │ ← Список обнаруженных</w:t>
       </w:r>
     </w:p>
     <w:p>
@@ -1679,47 +1153,7 @@
           <w:bdr w:val="none" w:sz="0" w:space="0" w:color="auto" w:frame="1"/>
           <w:lang w:eastAsia="ru-RU"/>
         </w:rPr>
-        <w:t xml:space="preserve">│ DJI    MED    2400.000   -72 </w:t>
-      </w:r>
-      <w:proofErr w:type="spellStart"/>
-      <w:proofErr w:type="gramStart"/>
-      <w:r>
-        <w:rPr>
-          <w:rFonts w:ascii="Consolas" w:eastAsia="Times New Roman" w:hAnsi="Consolas" w:cs="Courier New"/>
-          <w:color w:val="1A1A1A"/>
-          <w:spacing w:val="8"/>
-          <w:sz w:val="20"/>
-          <w:szCs w:val="20"/>
-          <w:bdr w:val="none" w:sz="0" w:space="0" w:color="auto" w:frame="1"/>
-          <w:lang w:eastAsia="ru-RU"/>
-        </w:rPr>
-        <w:t>dBm</w:t>
-      </w:r>
-      <w:proofErr w:type="spellEnd"/>
-      <w:r>
-        <w:rPr>
-          <w:rFonts w:ascii="Consolas" w:eastAsia="Times New Roman" w:hAnsi="Consolas" w:cs="Courier New"/>
-          <w:color w:val="1A1A1A"/>
-          <w:spacing w:val="8"/>
-          <w:sz w:val="20"/>
-          <w:szCs w:val="20"/>
-          <w:bdr w:val="none" w:sz="0" w:space="0" w:color="auto" w:frame="1"/>
-          <w:lang w:eastAsia="ru-RU"/>
-        </w:rPr>
-        <w:t xml:space="preserve">  ~</w:t>
-      </w:r>
-      <w:proofErr w:type="gramEnd"/>
-      <w:r>
-        <w:rPr>
-          <w:rFonts w:ascii="Consolas" w:eastAsia="Times New Roman" w:hAnsi="Consolas" w:cs="Courier New"/>
-          <w:color w:val="1A1A1A"/>
-          <w:spacing w:val="8"/>
-          <w:sz w:val="20"/>
-          <w:szCs w:val="20"/>
-          <w:bdr w:val="none" w:sz="0" w:space="0" w:color="auto" w:frame="1"/>
-          <w:lang w:eastAsia="ru-RU"/>
-        </w:rPr>
-        <w:t xml:space="preserve">   │   (сортировка по угрозе)</w:t>
+        <w:t>│ DJI    MED    2400.000   -72 dBm  ~   │   (сортировка по угрозе)</w:t>
       </w:r>
     </w:p>
     <w:p>
@@ -1811,33 +1245,7 @@
           <w:bdr w:val="none" w:sz="0" w:space="0" w:color="auto" w:frame="1"/>
           <w:lang w:eastAsia="ru-RU"/>
         </w:rPr>
-        <w:t xml:space="preserve">│ </w:t>
-      </w:r>
-      <w:proofErr w:type="spellStart"/>
-      <w:r>
-        <w:rPr>
-          <w:rFonts w:ascii="Consolas" w:eastAsia="Times New Roman" w:hAnsi="Consolas" w:cs="Courier New"/>
-          <w:color w:val="1A1A1A"/>
-          <w:spacing w:val="8"/>
-          <w:sz w:val="20"/>
-          <w:szCs w:val="20"/>
-          <w:bdr w:val="none" w:sz="0" w:space="0" w:color="auto" w:frame="1"/>
-          <w:lang w:eastAsia="ru-RU"/>
-        </w:rPr>
-        <w:t>Scan</w:t>
-      </w:r>
-      <w:proofErr w:type="spellEnd"/>
-      <w:r>
-        <w:rPr>
-          <w:rFonts w:ascii="Consolas" w:eastAsia="Times New Roman" w:hAnsi="Consolas" w:cs="Courier New"/>
-          <w:color w:val="1A1A1A"/>
-          <w:spacing w:val="8"/>
-          <w:sz w:val="20"/>
-          <w:szCs w:val="20"/>
-          <w:bdr w:val="none" w:sz="0" w:space="0" w:color="auto" w:frame="1"/>
-          <w:lang w:eastAsia="ru-RU"/>
-        </w:rPr>
-        <w:t xml:space="preserve"> (42)                            │ ← Статусная строка</w:t>
+        <w:t>│ Scan (42)                            │ ← Статусная строка</w:t>
       </w:r>
     </w:p>
     <w:p>
@@ -1929,111 +1337,7 @@
           <w:bdr w:val="none" w:sz="0" w:space="0" w:color="auto" w:frame="1"/>
           <w:lang w:eastAsia="ru-RU"/>
         </w:rPr>
-        <w:t>│ [</w:t>
-      </w:r>
-      <w:proofErr w:type="spellStart"/>
-      <w:r>
-        <w:rPr>
-          <w:rFonts w:ascii="Consolas" w:eastAsia="Times New Roman" w:hAnsi="Consolas" w:cs="Courier New"/>
-          <w:color w:val="1A1A1A"/>
-          <w:spacing w:val="8"/>
-          <w:sz w:val="20"/>
-          <w:szCs w:val="20"/>
-          <w:bdr w:val="none" w:sz="0" w:space="0" w:color="auto" w:frame="1"/>
-          <w:lang w:eastAsia="ru-RU"/>
-        </w:rPr>
-        <w:t>Start</w:t>
-      </w:r>
-      <w:proofErr w:type="spellEnd"/>
-      <w:r>
-        <w:rPr>
-          <w:rFonts w:ascii="Consolas" w:eastAsia="Times New Roman" w:hAnsi="Consolas" w:cs="Courier New"/>
-          <w:color w:val="1A1A1A"/>
-          <w:spacing w:val="8"/>
-          <w:sz w:val="20"/>
-          <w:szCs w:val="20"/>
-          <w:bdr w:val="none" w:sz="0" w:space="0" w:color="auto" w:frame="1"/>
-          <w:lang w:eastAsia="ru-RU"/>
-        </w:rPr>
-        <w:t>] [</w:t>
-      </w:r>
-      <w:proofErr w:type="spellStart"/>
-      <w:r>
-        <w:rPr>
-          <w:rFonts w:ascii="Consolas" w:eastAsia="Times New Roman" w:hAnsi="Consolas" w:cs="Courier New"/>
-          <w:color w:val="1A1A1A"/>
-          <w:spacing w:val="8"/>
-          <w:sz w:val="20"/>
-          <w:szCs w:val="20"/>
-          <w:bdr w:val="none" w:sz="0" w:space="0" w:color="auto" w:frame="1"/>
-          <w:lang w:eastAsia="ru-RU"/>
-        </w:rPr>
-        <w:t>Mode</w:t>
-      </w:r>
-      <w:proofErr w:type="spellEnd"/>
-      <w:r>
-        <w:rPr>
-          <w:rFonts w:ascii="Consolas" w:eastAsia="Times New Roman" w:hAnsi="Consolas" w:cs="Courier New"/>
-          <w:color w:val="1A1A1A"/>
-          <w:spacing w:val="8"/>
-          <w:sz w:val="20"/>
-          <w:szCs w:val="20"/>
-          <w:bdr w:val="none" w:sz="0" w:space="0" w:color="auto" w:frame="1"/>
-          <w:lang w:eastAsia="ru-RU"/>
-        </w:rPr>
-        <w:t>] [</w:t>
-      </w:r>
-      <w:proofErr w:type="spellStart"/>
-      <w:r>
-        <w:rPr>
-          <w:rFonts w:ascii="Consolas" w:eastAsia="Times New Roman" w:hAnsi="Consolas" w:cs="Courier New"/>
-          <w:color w:val="1A1A1A"/>
-          <w:spacing w:val="8"/>
-          <w:sz w:val="20"/>
-          <w:szCs w:val="20"/>
-          <w:bdr w:val="none" w:sz="0" w:space="0" w:color="auto" w:frame="1"/>
-          <w:lang w:eastAsia="ru-RU"/>
-        </w:rPr>
-        <w:t>Load</w:t>
-      </w:r>
-      <w:proofErr w:type="spellEnd"/>
-      <w:r>
-        <w:rPr>
-          <w:rFonts w:ascii="Consolas" w:eastAsia="Times New Roman" w:hAnsi="Consolas" w:cs="Courier New"/>
-          <w:color w:val="1A1A1A"/>
-          <w:spacing w:val="8"/>
-          <w:sz w:val="20"/>
-          <w:szCs w:val="20"/>
-          <w:bdr w:val="none" w:sz="0" w:space="0" w:color="auto" w:frame="1"/>
-          <w:lang w:eastAsia="ru-RU"/>
-        </w:rPr>
-        <w:t>] [</w:t>
-      </w:r>
-      <w:proofErr w:type="spellStart"/>
-      <w:r>
-        <w:rPr>
-          <w:rFonts w:ascii="Consolas" w:eastAsia="Times New Roman" w:hAnsi="Consolas" w:cs="Courier New"/>
-          <w:color w:val="1A1A1A"/>
-          <w:spacing w:val="8"/>
-          <w:sz w:val="20"/>
-          <w:szCs w:val="20"/>
-          <w:bdr w:val="none" w:sz="0" w:space="0" w:color="auto" w:frame="1"/>
-          <w:lang w:eastAsia="ru-RU"/>
-        </w:rPr>
-        <w:t>Set</w:t>
-      </w:r>
-      <w:proofErr w:type="spellEnd"/>
-      <w:r>
-        <w:rPr>
-          <w:rFonts w:ascii="Consolas" w:eastAsia="Times New Roman" w:hAnsi="Consolas" w:cs="Courier New"/>
-          <w:color w:val="1A1A1A"/>
-          <w:spacing w:val="8"/>
-          <w:sz w:val="20"/>
-          <w:szCs w:val="20"/>
-          <w:bdr w:val="none" w:sz="0" w:space="0" w:color="auto" w:frame="1"/>
-          <w:lang w:eastAsia="ru-RU"/>
-        </w:rPr>
-        <w:t>] [SWP] [PTR]│ ← Кнопки управления</w:t>
+        <w:t>│ [Start] [Mode] [Load] [Set] [SWP] [PTR]│ ← Кнопки управления</w:t>
       </w:r>
     </w:p>
     <w:p>
@@ -2121,7 +1425,6 @@
           <w:lang w:eastAsia="ru-RU"/>
         </w:rPr>
       </w:pPr>
-      <w:proofErr w:type="spellStart"/>
       <w:r>
         <w:rPr>
           <w:rFonts w:ascii="inherit" w:eastAsia="Times New Roman" w:hAnsi="inherit" w:cs="Segoe UI"/>
@@ -2135,7 +1438,6 @@
         </w:rPr>
         <w:t>Table</w:t>
       </w:r>
-      <w:proofErr w:type="spellEnd"/>
     </w:p>
     <w:tbl>
       <w:tblPr>
@@ -2510,7 +1812,6 @@
                 <w:lang w:eastAsia="ru-RU"/>
               </w:rPr>
             </w:pPr>
-            <w:proofErr w:type="spellStart"/>
             <w:r>
               <w:rPr>
                 <w:rFonts w:ascii="inherit" w:eastAsia="Times New Roman" w:hAnsi="inherit" w:cs="Times New Roman"/>
@@ -2523,7 +1824,6 @@
               </w:rPr>
               <w:t>Vol</w:t>
             </w:r>
-            <w:proofErr w:type="spellEnd"/>
           </w:p>
         </w:tc>
         <w:tc>
@@ -2593,7 +1893,6 @@
                 <w:lang w:eastAsia="ru-RU"/>
               </w:rPr>
             </w:pPr>
-            <w:proofErr w:type="spellStart"/>
             <w:r>
               <w:rPr>
                 <w:rFonts w:ascii="inherit" w:eastAsia="Times New Roman" w:hAnsi="inherit" w:cs="Times New Roman"/>
@@ -2606,7 +1905,6 @@
               </w:rPr>
               <w:t>Cyc</w:t>
             </w:r>
-            <w:proofErr w:type="spellEnd"/>
           </w:p>
         </w:tc>
         <w:tc>
@@ -2767,33 +2065,7 @@
                 <w:bdr w:val="none" w:sz="0" w:space="0" w:color="auto" w:frame="1"/>
                 <w:lang w:eastAsia="ru-RU"/>
               </w:rPr>
-              <w:t>[</w:t>
-            </w:r>
-            <w:proofErr w:type="spellStart"/>
-            <w:r>
-              <w:rPr>
-                <w:rFonts w:ascii="inherit" w:eastAsia="Times New Roman" w:hAnsi="inherit" w:cs="Times New Roman"/>
-                <w:b/>
-                <w:bCs/>
-                <w:sz w:val="21"/>
-                <w:szCs w:val="21"/>
-                <w:bdr w:val="none" w:sz="0" w:space="0" w:color="auto" w:frame="1"/>
-                <w:lang w:eastAsia="ru-RU"/>
-              </w:rPr>
-              <w:t>Md</w:t>
-            </w:r>
-            <w:proofErr w:type="spellEnd"/>
-            <w:r>
-              <w:rPr>
-                <w:rFonts w:ascii="inherit" w:eastAsia="Times New Roman" w:hAnsi="inherit" w:cs="Times New Roman"/>
-                <w:b/>
-                <w:bCs/>
-                <w:sz w:val="21"/>
-                <w:szCs w:val="21"/>
-                <w:bdr w:val="none" w:sz="0" w:space="0" w:color="auto" w:frame="1"/>
-                <w:lang w:eastAsia="ru-RU"/>
-              </w:rPr>
-              <w:t>+]</w:t>
+              <w:t>[Md+]</w:t>
             </w:r>
           </w:p>
         </w:tc>
@@ -2910,31 +2182,7 @@
           <w:szCs w:val="27"/>
           <w:lang w:eastAsia="ru-RU"/>
         </w:rPr>
-        <w:t>1. Последовательное сканирование (</w:t>
-      </w:r>
-      <w:proofErr w:type="spellStart"/>
-      <w:r>
-        <w:rPr>
-          <w:rFonts w:ascii="Segoe UI" w:eastAsia="Times New Roman" w:hAnsi="Segoe UI" w:cs="Segoe UI"/>
-          <w:b/>
-          <w:bCs/>
-          <w:sz w:val="27"/>
-          <w:szCs w:val="27"/>
-          <w:lang w:eastAsia="ru-RU"/>
-        </w:rPr>
-        <w:t>Sequential</w:t>
-      </w:r>
-      <w:proofErr w:type="spellEnd"/>
-      <w:r>
-        <w:rPr>
-          <w:rFonts w:ascii="Segoe UI" w:eastAsia="Times New Roman" w:hAnsi="Segoe UI" w:cs="Segoe UI"/>
-          <w:b/>
-          <w:bCs/>
-          <w:sz w:val="27"/>
-          <w:szCs w:val="27"/>
-          <w:lang w:eastAsia="ru-RU"/>
-        </w:rPr>
-        <w:t>)</w:t>
+        <w:t>1. Последовательное сканирование (Sequential)</w:t>
       </w:r>
     </w:p>
     <w:p>
@@ -2980,33 +2228,7 @@
           <w:bdr w:val="none" w:sz="0" w:space="0" w:color="auto" w:frame="1"/>
           <w:lang w:eastAsia="ru-RU"/>
         </w:rPr>
-        <w:t>[</w:t>
-      </w:r>
-      <w:proofErr w:type="spellStart"/>
-      <w:r>
-        <w:rPr>
-          <w:rFonts w:ascii="inherit" w:eastAsia="Times New Roman" w:hAnsi="inherit" w:cs="Segoe UI"/>
-          <w:b/>
-          <w:bCs/>
-          <w:sz w:val="24"/>
-          <w:szCs w:val="24"/>
-          <w:bdr w:val="none" w:sz="0" w:space="0" w:color="auto" w:frame="1"/>
-          <w:lang w:eastAsia="ru-RU"/>
-        </w:rPr>
-        <w:t>Start</w:t>
-      </w:r>
-      <w:proofErr w:type="spellEnd"/>
-      <w:r>
-        <w:rPr>
-          <w:rFonts w:ascii="inherit" w:eastAsia="Times New Roman" w:hAnsi="inherit" w:cs="Segoe UI"/>
-          <w:b/>
-          <w:bCs/>
-          <w:sz w:val="24"/>
-          <w:szCs w:val="24"/>
-          <w:bdr w:val="none" w:sz="0" w:space="0" w:color="auto" w:frame="1"/>
-          <w:lang w:eastAsia="ru-RU"/>
-        </w:rPr>
-        <w:t>]</w:t>
+        <w:t>[Start]</w:t>
       </w:r>
       <w:r>
         <w:rPr>
@@ -3261,27 +2483,7 @@
           <w:szCs w:val="24"/>
           <w:lang w:eastAsia="ru-RU"/>
         </w:rPr>
-        <w:t xml:space="preserve"> — отслеживание обнаруженного </w:t>
-      </w:r>
-      <w:proofErr w:type="spellStart"/>
-      <w:r>
-        <w:rPr>
-          <w:rFonts w:ascii="inherit" w:eastAsia="Times New Roman" w:hAnsi="inherit" w:cs="Segoe UI"/>
-          <w:sz w:val="24"/>
-          <w:szCs w:val="24"/>
-          <w:lang w:eastAsia="ru-RU"/>
-        </w:rPr>
-        <w:t>дрона</w:t>
-      </w:r>
-      <w:proofErr w:type="spellEnd"/>
-      <w:r>
-        <w:rPr>
-          <w:rFonts w:ascii="inherit" w:eastAsia="Times New Roman" w:hAnsi="inherit" w:cs="Segoe UI"/>
-          <w:sz w:val="24"/>
-          <w:szCs w:val="24"/>
-          <w:lang w:eastAsia="ru-RU"/>
-        </w:rPr>
-        <w:t xml:space="preserve"> (TRACKING)</w:t>
+        <w:t xml:space="preserve"> — отслеживание обнаруженного дрона (TRACKING)</w:t>
       </w:r>
     </w:p>
     <w:p>
@@ -3372,27 +2574,7 @@
           <w:szCs w:val="24"/>
           <w:lang w:eastAsia="ru-RU"/>
         </w:rPr>
-        <w:t xml:space="preserve">Одиночный звуковой сигнал (1000 Гц) — новый </w:t>
-      </w:r>
-      <w:proofErr w:type="spellStart"/>
-      <w:r>
-        <w:rPr>
-          <w:rFonts w:ascii="inherit" w:eastAsia="Times New Roman" w:hAnsi="inherit" w:cs="Segoe UI"/>
-          <w:sz w:val="24"/>
-          <w:szCs w:val="24"/>
-          <w:lang w:eastAsia="ru-RU"/>
-        </w:rPr>
-        <w:t>дрон</w:t>
-      </w:r>
-      <w:proofErr w:type="spellEnd"/>
-      <w:r>
-        <w:rPr>
-          <w:rFonts w:ascii="inherit" w:eastAsia="Times New Roman" w:hAnsi="inherit" w:cs="Segoe UI"/>
-          <w:sz w:val="24"/>
-          <w:szCs w:val="24"/>
-          <w:lang w:eastAsia="ru-RU"/>
-        </w:rPr>
-        <w:t xml:space="preserve"> обнаружен</w:t>
+        <w:t>Одиночный звуковой сигнал (1000 Гц) — новый дрон обнаружен</w:t>
       </w:r>
     </w:p>
     <w:p>
@@ -3585,9 +2767,17 @@
           <w:bdr w:val="none" w:sz="0" w:space="0" w:color="auto" w:frame="1"/>
           <w:lang w:eastAsia="ru-RU"/>
         </w:rPr>
-        <w:t>[</w:t>
-      </w:r>
-      <w:proofErr w:type="spellStart"/>
+        <w:t>[Mode]</w:t>
+      </w:r>
+      <w:r>
+        <w:rPr>
+          <w:rFonts w:ascii="Segoe UI" w:eastAsia="Times New Roman" w:hAnsi="Segoe UI" w:cs="Segoe UI"/>
+          <w:sz w:val="24"/>
+          <w:szCs w:val="24"/>
+          <w:lang w:eastAsia="ru-RU"/>
+        </w:rPr>
+        <w:t xml:space="preserve"> для перехода в режим SWEEP, затем </w:t>
+      </w:r>
       <w:r>
         <w:rPr>
           <w:rFonts w:ascii="inherit" w:eastAsia="Times New Roman" w:hAnsi="inherit" w:cs="Segoe UI"/>
@@ -3598,67 +2788,7 @@
           <w:bdr w:val="none" w:sz="0" w:space="0" w:color="auto" w:frame="1"/>
           <w:lang w:eastAsia="ru-RU"/>
         </w:rPr>
-        <w:t>Mode</w:t>
-      </w:r>
-      <w:proofErr w:type="spellEnd"/>
-      <w:r>
-        <w:rPr>
-          <w:rFonts w:ascii="inherit" w:eastAsia="Times New Roman" w:hAnsi="inherit" w:cs="Segoe UI"/>
-          <w:b/>
-          <w:bCs/>
-          <w:sz w:val="24"/>
-          <w:szCs w:val="24"/>
-          <w:bdr w:val="none" w:sz="0" w:space="0" w:color="auto" w:frame="1"/>
-          <w:lang w:eastAsia="ru-RU"/>
-        </w:rPr>
-        <w:t>]</w:t>
-      </w:r>
-      <w:r>
-        <w:rPr>
-          <w:rFonts w:ascii="Segoe UI" w:eastAsia="Times New Roman" w:hAnsi="Segoe UI" w:cs="Segoe UI"/>
-          <w:sz w:val="24"/>
-          <w:szCs w:val="24"/>
-          <w:lang w:eastAsia="ru-RU"/>
-        </w:rPr>
-        <w:t xml:space="preserve"> для перехода в режим SWEEP, затем </w:t>
-      </w:r>
-      <w:r>
-        <w:rPr>
-          <w:rFonts w:ascii="inherit" w:eastAsia="Times New Roman" w:hAnsi="inherit" w:cs="Segoe UI"/>
-          <w:b/>
-          <w:bCs/>
-          <w:sz w:val="24"/>
-          <w:szCs w:val="24"/>
-          <w:bdr w:val="none" w:sz="0" w:space="0" w:color="auto" w:frame="1"/>
-          <w:lang w:eastAsia="ru-RU"/>
-        </w:rPr>
-        <w:t>[</w:t>
-      </w:r>
-      <w:proofErr w:type="spellStart"/>
-      <w:r>
-        <w:rPr>
-          <w:rFonts w:ascii="inherit" w:eastAsia="Times New Roman" w:hAnsi="inherit" w:cs="Segoe UI"/>
-          <w:b/>
-          <w:bCs/>
-          <w:sz w:val="24"/>
-          <w:szCs w:val="24"/>
-          <w:bdr w:val="none" w:sz="0" w:space="0" w:color="auto" w:frame="1"/>
-          <w:lang w:eastAsia="ru-RU"/>
-        </w:rPr>
-        <w:t>Start</w:t>
-      </w:r>
-      <w:proofErr w:type="spellEnd"/>
-      <w:r>
-        <w:rPr>
-          <w:rFonts w:ascii="inherit" w:eastAsia="Times New Roman" w:hAnsi="inherit" w:cs="Segoe UI"/>
-          <w:b/>
-          <w:bCs/>
-          <w:sz w:val="24"/>
-          <w:szCs w:val="24"/>
-          <w:bdr w:val="none" w:sz="0" w:space="0" w:color="auto" w:frame="1"/>
-          <w:lang w:eastAsia="ru-RU"/>
-        </w:rPr>
-        <w:t>]</w:t>
+        <w:t>[Start]</w:t>
       </w:r>
       <w:r>
         <w:rPr>
@@ -3730,7 +2860,6 @@
           <w:lang w:eastAsia="ru-RU"/>
         </w:rPr>
       </w:pPr>
-      <w:proofErr w:type="spellStart"/>
       <w:r>
         <w:rPr>
           <w:rFonts w:ascii="inherit" w:eastAsia="Times New Roman" w:hAnsi="inherit" w:cs="Segoe UI"/>
@@ -3744,7 +2873,6 @@
         </w:rPr>
         <w:t>Table</w:t>
       </w:r>
-      <w:proofErr w:type="spellEnd"/>
     </w:p>
     <w:tbl>
       <w:tblPr>
@@ -3919,25 +3047,14 @@
                 <w:lang w:eastAsia="ru-RU"/>
               </w:rPr>
             </w:pPr>
-            <w:proofErr w:type="spellStart"/>
-            <w:r>
-              <w:rPr>
-                <w:rFonts w:ascii="inherit" w:eastAsia="Times New Roman" w:hAnsi="inherit" w:cs="Times New Roman"/>
-                <w:sz w:val="21"/>
-                <w:szCs w:val="21"/>
-                <w:lang w:eastAsia="ru-RU"/>
-              </w:rPr>
-              <w:t>Window</w:t>
-            </w:r>
-            <w:proofErr w:type="spellEnd"/>
-            <w:r>
-              <w:rPr>
-                <w:rFonts w:ascii="inherit" w:eastAsia="Times New Roman" w:hAnsi="inherit" w:cs="Times New Roman"/>
-                <w:sz w:val="21"/>
-                <w:szCs w:val="21"/>
-                <w:lang w:eastAsia="ru-RU"/>
-              </w:rPr>
-              <w:t xml:space="preserve"> 1</w:t>
+            <w:r>
+              <w:rPr>
+                <w:rFonts w:ascii="inherit" w:eastAsia="Times New Roman" w:hAnsi="inherit" w:cs="Times New Roman"/>
+                <w:sz w:val="21"/>
+                <w:szCs w:val="21"/>
+                <w:lang w:eastAsia="ru-RU"/>
+              </w:rPr>
+              <w:t>Window 1</w:t>
             </w:r>
           </w:p>
         </w:tc>
@@ -4046,25 +3163,14 @@
                 <w:lang w:eastAsia="ru-RU"/>
               </w:rPr>
             </w:pPr>
-            <w:proofErr w:type="spellStart"/>
-            <w:r>
-              <w:rPr>
-                <w:rFonts w:ascii="inherit" w:eastAsia="Times New Roman" w:hAnsi="inherit" w:cs="Times New Roman"/>
-                <w:sz w:val="21"/>
-                <w:szCs w:val="21"/>
-                <w:lang w:eastAsia="ru-RU"/>
-              </w:rPr>
-              <w:t>Window</w:t>
-            </w:r>
-            <w:proofErr w:type="spellEnd"/>
-            <w:r>
-              <w:rPr>
-                <w:rFonts w:ascii="inherit" w:eastAsia="Times New Roman" w:hAnsi="inherit" w:cs="Times New Roman"/>
-                <w:sz w:val="21"/>
-                <w:szCs w:val="21"/>
-                <w:lang w:eastAsia="ru-RU"/>
-              </w:rPr>
-              <w:t xml:space="preserve"> 2</w:t>
+            <w:r>
+              <w:rPr>
+                <w:rFonts w:ascii="inherit" w:eastAsia="Times New Roman" w:hAnsi="inherit" w:cs="Times New Roman"/>
+                <w:sz w:val="21"/>
+                <w:szCs w:val="21"/>
+                <w:lang w:eastAsia="ru-RU"/>
+              </w:rPr>
+              <w:t>Window 2</w:t>
             </w:r>
           </w:p>
         </w:tc>
@@ -4133,45 +3239,14 @@
                 <w:lang w:eastAsia="ru-RU"/>
               </w:rPr>
             </w:pPr>
-            <w:proofErr w:type="spellStart"/>
-            <w:r>
-              <w:rPr>
-                <w:rFonts w:ascii="inherit" w:eastAsia="Times New Roman" w:hAnsi="inherit" w:cs="Times New Roman"/>
-                <w:sz w:val="21"/>
-                <w:szCs w:val="21"/>
-                <w:lang w:eastAsia="ru-RU"/>
-              </w:rPr>
-              <w:t>Wi-Fi</w:t>
-            </w:r>
-            <w:proofErr w:type="spellEnd"/>
-            <w:r>
-              <w:rPr>
-                <w:rFonts w:ascii="inherit" w:eastAsia="Times New Roman" w:hAnsi="inherit" w:cs="Times New Roman"/>
-                <w:sz w:val="21"/>
-                <w:szCs w:val="21"/>
-                <w:lang w:eastAsia="ru-RU"/>
-              </w:rPr>
-              <w:t xml:space="preserve"> </w:t>
-            </w:r>
-            <w:proofErr w:type="spellStart"/>
-            <w:r>
-              <w:rPr>
-                <w:rFonts w:ascii="inherit" w:eastAsia="Times New Roman" w:hAnsi="inherit" w:cs="Times New Roman"/>
-                <w:sz w:val="21"/>
-                <w:szCs w:val="21"/>
-                <w:lang w:eastAsia="ru-RU"/>
-              </w:rPr>
-              <w:t>дроны</w:t>
-            </w:r>
-            <w:proofErr w:type="spellEnd"/>
-            <w:r>
-              <w:rPr>
-                <w:rFonts w:ascii="inherit" w:eastAsia="Times New Roman" w:hAnsi="inherit" w:cs="Times New Roman"/>
-                <w:sz w:val="21"/>
-                <w:szCs w:val="21"/>
-                <w:lang w:eastAsia="ru-RU"/>
-              </w:rPr>
-              <w:t>, управление 2.4 ГГц</w:t>
+            <w:r>
+              <w:rPr>
+                <w:rFonts w:ascii="inherit" w:eastAsia="Times New Roman" w:hAnsi="inherit" w:cs="Times New Roman"/>
+                <w:sz w:val="21"/>
+                <w:szCs w:val="21"/>
+                <w:lang w:eastAsia="ru-RU"/>
+              </w:rPr>
+              <w:t>Wi-Fi дроны, управление 2.4 ГГц</w:t>
             </w:r>
           </w:p>
         </w:tc>
@@ -4204,25 +3279,14 @@
                 <w:lang w:eastAsia="ru-RU"/>
               </w:rPr>
             </w:pPr>
-            <w:proofErr w:type="spellStart"/>
-            <w:r>
-              <w:rPr>
-                <w:rFonts w:ascii="inherit" w:eastAsia="Times New Roman" w:hAnsi="inherit" w:cs="Times New Roman"/>
-                <w:sz w:val="21"/>
-                <w:szCs w:val="21"/>
-                <w:lang w:eastAsia="ru-RU"/>
-              </w:rPr>
-              <w:t>Window</w:t>
-            </w:r>
-            <w:proofErr w:type="spellEnd"/>
-            <w:r>
-              <w:rPr>
-                <w:rFonts w:ascii="inherit" w:eastAsia="Times New Roman" w:hAnsi="inherit" w:cs="Times New Roman"/>
-                <w:sz w:val="21"/>
-                <w:szCs w:val="21"/>
-                <w:lang w:eastAsia="ru-RU"/>
-              </w:rPr>
-              <w:t xml:space="preserve"> 3</w:t>
+            <w:r>
+              <w:rPr>
+                <w:rFonts w:ascii="inherit" w:eastAsia="Times New Roman" w:hAnsi="inherit" w:cs="Times New Roman"/>
+                <w:sz w:val="21"/>
+                <w:szCs w:val="21"/>
+                <w:lang w:eastAsia="ru-RU"/>
+              </w:rPr>
+              <w:t>Window 3</w:t>
             </w:r>
           </w:p>
         </w:tc>
@@ -4331,25 +3395,14 @@
                 <w:lang w:eastAsia="ru-RU"/>
               </w:rPr>
             </w:pPr>
-            <w:proofErr w:type="spellStart"/>
-            <w:r>
-              <w:rPr>
-                <w:rFonts w:ascii="inherit" w:eastAsia="Times New Roman" w:hAnsi="inherit" w:cs="Times New Roman"/>
-                <w:sz w:val="21"/>
-                <w:szCs w:val="21"/>
-                <w:lang w:eastAsia="ru-RU"/>
-              </w:rPr>
-              <w:t>Window</w:t>
-            </w:r>
-            <w:proofErr w:type="spellEnd"/>
-            <w:r>
-              <w:rPr>
-                <w:rFonts w:ascii="inherit" w:eastAsia="Times New Roman" w:hAnsi="inherit" w:cs="Times New Roman"/>
-                <w:sz w:val="21"/>
-                <w:szCs w:val="21"/>
-                <w:lang w:eastAsia="ru-RU"/>
-              </w:rPr>
-              <w:t xml:space="preserve"> 4</w:t>
+            <w:r>
+              <w:rPr>
+                <w:rFonts w:ascii="inherit" w:eastAsia="Times New Roman" w:hAnsi="inherit" w:cs="Times New Roman"/>
+                <w:sz w:val="21"/>
+                <w:szCs w:val="21"/>
+                <w:lang w:eastAsia="ru-RU"/>
+              </w:rPr>
+              <w:t>Window 4</w:t>
             </w:r>
           </w:p>
         </w:tc>
@@ -4487,33 +3540,7 @@
           <w:bdr w:val="none" w:sz="0" w:space="0" w:color="auto" w:frame="1"/>
           <w:lang w:eastAsia="ru-RU"/>
         </w:rPr>
-        <w:t>Исключения (</w:t>
-      </w:r>
-      <w:proofErr w:type="spellStart"/>
-      <w:r>
-        <w:rPr>
-          <w:rFonts w:ascii="inherit" w:eastAsia="Times New Roman" w:hAnsi="inherit" w:cs="Segoe UI"/>
-          <w:b/>
-          <w:bCs/>
-          <w:sz w:val="24"/>
-          <w:szCs w:val="24"/>
-          <w:bdr w:val="none" w:sz="0" w:space="0" w:color="auto" w:frame="1"/>
-          <w:lang w:eastAsia="ru-RU"/>
-        </w:rPr>
-        <w:t>Exc</w:t>
-      </w:r>
-      <w:proofErr w:type="spellEnd"/>
-      <w:r>
-        <w:rPr>
-          <w:rFonts w:ascii="inherit" w:eastAsia="Times New Roman" w:hAnsi="inherit" w:cs="Segoe UI"/>
-          <w:b/>
-          <w:bCs/>
-          <w:sz w:val="24"/>
-          <w:szCs w:val="24"/>
-          <w:bdr w:val="none" w:sz="0" w:space="0" w:color="auto" w:frame="1"/>
-          <w:lang w:eastAsia="ru-RU"/>
-        </w:rPr>
-        <w:t>):</w:t>
+        <w:t>Исключения (Exc):</w:t>
       </w:r>
       <w:r>
         <w:rPr>
@@ -4522,27 +3549,7 @@
           <w:szCs w:val="24"/>
           <w:lang w:eastAsia="ru-RU"/>
         </w:rPr>
-        <w:t xml:space="preserve"> В каждом окне можно задать до 5 частот-исключений (например, частоты </w:t>
-      </w:r>
-      <w:proofErr w:type="spellStart"/>
-      <w:r>
-        <w:rPr>
-          <w:rFonts w:ascii="Segoe UI" w:eastAsia="Times New Roman" w:hAnsi="Segoe UI" w:cs="Segoe UI"/>
-          <w:sz w:val="24"/>
-          <w:szCs w:val="24"/>
-          <w:lang w:eastAsia="ru-RU"/>
-        </w:rPr>
-        <w:t>Wi-Fi</w:t>
-      </w:r>
-      <w:proofErr w:type="spellEnd"/>
-      <w:r>
-        <w:rPr>
-          <w:rFonts w:ascii="Segoe UI" w:eastAsia="Times New Roman" w:hAnsi="Segoe UI" w:cs="Segoe UI"/>
-          <w:sz w:val="24"/>
-          <w:szCs w:val="24"/>
-          <w:lang w:eastAsia="ru-RU"/>
-        </w:rPr>
-        <w:t xml:space="preserve"> точки доступа), которые будут игнорироваться в радиусе ±3 МГц.</w:t>
+        <w:t xml:space="preserve"> В каждом окне можно задать до 5 частот-исключений (например, частоты Wi-Fi точки доступа), которые будут игнорироваться в радиусе ±3 МГц.</w:t>
       </w:r>
     </w:p>
     <w:p>
@@ -4592,10 +3599,120 @@
           <w:szCs w:val="27"/>
           <w:lang w:eastAsia="ru-RU"/>
         </w:rPr>
-        <w:t>3. Автоматический режим (</w:t>
-      </w:r>
-      <w:proofErr w:type="spellStart"/>
-      <w:r>
+        <w:t>3. Автоматический режим (Auto-SWEEP)</w:t>
+      </w:r>
+    </w:p>
+    <w:p>
+      <w:pPr>
+        <w:shd w:val="clear" w:color="auto" w:fill="FFFFFF"/>
+        <w:spacing w:line="390" w:lineRule="atLeast"/>
+        <w:textAlignment w:val="baseline"/>
+        <w:rPr>
+          <w:rFonts w:ascii="Segoe UI" w:eastAsia="Times New Roman" w:hAnsi="Segoe UI" w:cs="Segoe UI"/>
+          <w:sz w:val="24"/>
+          <w:szCs w:val="24"/>
+          <w:lang w:eastAsia="ru-RU"/>
+        </w:rPr>
+      </w:pPr>
+      <w:r>
+        <w:rPr>
+          <w:rFonts w:ascii="inherit" w:eastAsia="Times New Roman" w:hAnsi="inherit" w:cs="Segoe UI"/>
+          <w:b/>
+          <w:bCs/>
+          <w:sz w:val="24"/>
+          <w:szCs w:val="24"/>
+          <w:bdr w:val="none" w:sz="0" w:space="0" w:color="auto" w:frame="1"/>
+          <w:lang w:eastAsia="ru-RU"/>
+        </w:rPr>
+        <w:t>Как работает:</w:t>
+      </w:r>
+      <w:r>
+        <w:rPr>
+          <w:rFonts w:ascii="Segoe UI" w:eastAsia="Times New Roman" w:hAnsi="Segoe UI" w:cs="Segoe UI"/>
+          <w:sz w:val="24"/>
+          <w:szCs w:val="24"/>
+          <w:lang w:eastAsia="ru-RU"/>
+        </w:rPr>
+        <w:t xml:space="preserve"> В sequential режиме приложение автоматически переключается в SWEEP каждые 50 сканов базы данных (DB_SCANS_PER_SWEEP). После завершения цикла развёртки возвращается к сканированию базы.</w:t>
+      </w:r>
+    </w:p>
+    <w:p>
+      <w:pPr>
+        <w:shd w:val="clear" w:color="auto" w:fill="FFFFFF"/>
+        <w:spacing w:line="390" w:lineRule="atLeast"/>
+        <w:textAlignment w:val="baseline"/>
+        <w:rPr>
+          <w:rFonts w:ascii="Segoe UI" w:eastAsia="Times New Roman" w:hAnsi="Segoe UI" w:cs="Segoe UI"/>
+          <w:sz w:val="24"/>
+          <w:szCs w:val="24"/>
+          <w:lang w:eastAsia="ru-RU"/>
+        </w:rPr>
+      </w:pPr>
+      <w:r>
+        <w:rPr>
+          <w:rFonts w:ascii="Segoe UI" w:eastAsia="Times New Roman" w:hAnsi="Segoe UI" w:cs="Segoe UI"/>
+          <w:sz w:val="24"/>
+          <w:szCs w:val="24"/>
+          <w:lang w:eastAsia="ru-RU"/>
+        </w:rPr>
+        <w:t>Это позволяет не пропустить дроны на неизвестных частотах, сохраняя при этом детальное сканирование известных каналов.</w:t>
+      </w:r>
+    </w:p>
+    <w:p>
+      <w:pPr>
+        <w:spacing w:before="480" w:after="480" w:line="240" w:lineRule="auto"/>
+        <w:rPr>
+          <w:rFonts w:ascii="Times New Roman" w:eastAsia="Times New Roman" w:hAnsi="Times New Roman" w:cs="Times New Roman"/>
+          <w:sz w:val="24"/>
+          <w:szCs w:val="24"/>
+          <w:lang w:eastAsia="ru-RU"/>
+        </w:rPr>
+      </w:pPr>
+      <w:r>
+        <w:rPr>
+          <w:rFonts w:ascii="Times New Roman" w:eastAsia="Times New Roman" w:hAnsi="Times New Roman" w:cs="Times New Roman"/>
+          <w:sz w:val="24"/>
+          <w:szCs w:val="24"/>
+          <w:lang w:eastAsia="ru-RU"/>
+        </w:rPr>
+        <w:pict>
+          <v:rect id="_x0000_i1030" style="width:0;height:1.5pt" o:hralign="center" o:hrstd="t" o:hr="t" fillcolor="#a0a0a0" stroked="f"/>
+        </w:pict>
+      </w:r>
+    </w:p>
+    <w:p>
+      <w:pPr>
+        <w:shd w:val="clear" w:color="auto" w:fill="FFFFFF"/>
+        <w:spacing w:before="360" w:after="240" w:line="480" w:lineRule="atLeast"/>
+        <w:textAlignment w:val="baseline"/>
+        <w:outlineLvl w:val="1"/>
+        <w:rPr>
+          <w:rFonts w:ascii="Segoe UI" w:eastAsia="Times New Roman" w:hAnsi="Segoe UI" w:cs="Segoe UI"/>
+          <w:b/>
+          <w:bCs/>
+          <w:sz w:val="30"/>
+          <w:szCs w:val="30"/>
+          <w:lang w:eastAsia="ru-RU"/>
+        </w:rPr>
+      </w:pPr>
+      <w:r>
+        <w:rPr>
+          <w:rFonts w:ascii="Segoe UI" w:eastAsia="Times New Roman" w:hAnsi="Segoe UI" w:cs="Segoe UI"/>
+          <w:b/>
+          <w:bCs/>
+          <w:sz w:val="30"/>
+          <w:szCs w:val="30"/>
+          <w:lang w:eastAsia="ru-RU"/>
+        </w:rPr>
+        <w:t>Кнопки управления</w:t>
+      </w:r>
+    </w:p>
+    <w:p>
+      <w:pPr>
+        <w:shd w:val="clear" w:color="auto" w:fill="FFFFFF"/>
+        <w:spacing w:before="360" w:after="240" w:line="420" w:lineRule="atLeast"/>
+        <w:textAlignment w:val="baseline"/>
+        <w:outlineLvl w:val="2"/>
         <w:rPr>
           <w:rFonts w:ascii="Segoe UI" w:eastAsia="Times New Roman" w:hAnsi="Segoe UI" w:cs="Segoe UI"/>
           <w:b/>
@@ -4604,9 +3721,7 @@
           <w:szCs w:val="27"/>
           <w:lang w:eastAsia="ru-RU"/>
         </w:rPr>
-        <w:t>Auto</w:t>
-      </w:r>
-      <w:proofErr w:type="spellEnd"/>
+      </w:pPr>
       <w:r>
         <w:rPr>
           <w:rFonts w:ascii="Segoe UI" w:eastAsia="Times New Roman" w:hAnsi="Segoe UI" w:cs="Segoe UI"/>
@@ -4616,7 +3731,7 @@
           <w:szCs w:val="27"/>
           <w:lang w:eastAsia="ru-RU"/>
         </w:rPr>
-        <w:t>-SWEEP)</w:t>
+        <w:t>[Start] / [Stop]</w:t>
       </w:r>
     </w:p>
     <w:p>
@@ -4633,155 +3748,12 @@
       </w:pPr>
       <w:r>
         <w:rPr>
-          <w:rFonts w:ascii="inherit" w:eastAsia="Times New Roman" w:hAnsi="inherit" w:cs="Segoe UI"/>
-          <w:b/>
-          <w:bCs/>
-          <w:sz w:val="24"/>
-          <w:szCs w:val="24"/>
-          <w:bdr w:val="none" w:sz="0" w:space="0" w:color="auto" w:frame="1"/>
-          <w:lang w:eastAsia="ru-RU"/>
-        </w:rPr>
-        <w:t>Как работает:</w:t>
-      </w:r>
-      <w:r>
-        <w:rPr>
           <w:rFonts w:ascii="Segoe UI" w:eastAsia="Times New Roman" w:hAnsi="Segoe UI" w:cs="Segoe UI"/>
           <w:sz w:val="24"/>
           <w:szCs w:val="24"/>
           <w:lang w:eastAsia="ru-RU"/>
         </w:rPr>
-        <w:t xml:space="preserve"> </w:t>
-      </w:r>
-      <w:proofErr w:type="gramStart"/>
-      <w:r>
-        <w:rPr>
-          <w:rFonts w:ascii="Segoe UI" w:eastAsia="Times New Roman" w:hAnsi="Segoe UI" w:cs="Segoe UI"/>
-          <w:sz w:val="24"/>
-          <w:szCs w:val="24"/>
-          <w:lang w:eastAsia="ru-RU"/>
-        </w:rPr>
-        <w:t>В</w:t>
-      </w:r>
-      <w:proofErr w:type="gramEnd"/>
-      <w:r>
-        <w:rPr>
-          <w:rFonts w:ascii="Segoe UI" w:eastAsia="Times New Roman" w:hAnsi="Segoe UI" w:cs="Segoe UI"/>
-          <w:sz w:val="24"/>
-          <w:szCs w:val="24"/>
-          <w:lang w:eastAsia="ru-RU"/>
-        </w:rPr>
-        <w:t xml:space="preserve"> </w:t>
-      </w:r>
-      <w:proofErr w:type="spellStart"/>
-      <w:r>
-        <w:rPr>
-          <w:rFonts w:ascii="Segoe UI" w:eastAsia="Times New Roman" w:hAnsi="Segoe UI" w:cs="Segoe UI"/>
-          <w:sz w:val="24"/>
-          <w:szCs w:val="24"/>
-          <w:lang w:eastAsia="ru-RU"/>
-        </w:rPr>
-        <w:t>sequential</w:t>
-      </w:r>
-      <w:proofErr w:type="spellEnd"/>
-      <w:r>
-        <w:rPr>
-          <w:rFonts w:ascii="Segoe UI" w:eastAsia="Times New Roman" w:hAnsi="Segoe UI" w:cs="Segoe UI"/>
-          <w:sz w:val="24"/>
-          <w:szCs w:val="24"/>
-          <w:lang w:eastAsia="ru-RU"/>
-        </w:rPr>
-        <w:t xml:space="preserve"> режиме приложение автоматически переключается в SWEEP каждые 50 сканов базы данных (DB_SCANS_PER_SWEEP). После завершения цикла развёртки возвращается к сканированию базы.</w:t>
-      </w:r>
-    </w:p>
-    <w:p>
-      <w:pPr>
-        <w:shd w:val="clear" w:color="auto" w:fill="FFFFFF"/>
-        <w:spacing w:line="390" w:lineRule="atLeast"/>
-        <w:textAlignment w:val="baseline"/>
-        <w:rPr>
-          <w:rFonts w:ascii="Segoe UI" w:eastAsia="Times New Roman" w:hAnsi="Segoe UI" w:cs="Segoe UI"/>
-          <w:sz w:val="24"/>
-          <w:szCs w:val="24"/>
-          <w:lang w:eastAsia="ru-RU"/>
-        </w:rPr>
-      </w:pPr>
-      <w:r>
-        <w:rPr>
-          <w:rFonts w:ascii="Segoe UI" w:eastAsia="Times New Roman" w:hAnsi="Segoe UI" w:cs="Segoe UI"/>
-          <w:sz w:val="24"/>
-          <w:szCs w:val="24"/>
-          <w:lang w:eastAsia="ru-RU"/>
-        </w:rPr>
-        <w:t xml:space="preserve">Это позволяет не пропустить </w:t>
-      </w:r>
-      <w:proofErr w:type="spellStart"/>
-      <w:r>
-        <w:rPr>
-          <w:rFonts w:ascii="Segoe UI" w:eastAsia="Times New Roman" w:hAnsi="Segoe UI" w:cs="Segoe UI"/>
-          <w:sz w:val="24"/>
-          <w:szCs w:val="24"/>
-          <w:lang w:eastAsia="ru-RU"/>
-        </w:rPr>
-        <w:t>дроны</w:t>
-      </w:r>
-      <w:proofErr w:type="spellEnd"/>
-      <w:r>
-        <w:rPr>
-          <w:rFonts w:ascii="Segoe UI" w:eastAsia="Times New Roman" w:hAnsi="Segoe UI" w:cs="Segoe UI"/>
-          <w:sz w:val="24"/>
-          <w:szCs w:val="24"/>
-          <w:lang w:eastAsia="ru-RU"/>
-        </w:rPr>
-        <w:t xml:space="preserve"> на неизвестных частотах, сохраняя при этом детальное сканирование известных каналов.</w:t>
-      </w:r>
-    </w:p>
-    <w:p>
-      <w:pPr>
-        <w:spacing w:before="480" w:after="480" w:line="240" w:lineRule="auto"/>
-        <w:rPr>
-          <w:rFonts w:ascii="Times New Roman" w:eastAsia="Times New Roman" w:hAnsi="Times New Roman" w:cs="Times New Roman"/>
-          <w:sz w:val="24"/>
-          <w:szCs w:val="24"/>
-          <w:lang w:eastAsia="ru-RU"/>
-        </w:rPr>
-      </w:pPr>
-      <w:r>
-        <w:rPr>
-          <w:rFonts w:ascii="Times New Roman" w:eastAsia="Times New Roman" w:hAnsi="Times New Roman" w:cs="Times New Roman"/>
-          <w:sz w:val="24"/>
-          <w:szCs w:val="24"/>
-          <w:lang w:eastAsia="ru-RU"/>
-        </w:rPr>
-        <w:pict>
-          <v:rect id="_x0000_i1030" style="width:0;height:1.5pt" o:hralign="center" o:hrstd="t" o:hr="t" fillcolor="#a0a0a0" stroked="f"/>
-        </w:pict>
-      </w:r>
-    </w:p>
-    <w:p>
-      <w:pPr>
-        <w:shd w:val="clear" w:color="auto" w:fill="FFFFFF"/>
-        <w:spacing w:before="360" w:after="240" w:line="480" w:lineRule="atLeast"/>
-        <w:textAlignment w:val="baseline"/>
-        <w:outlineLvl w:val="1"/>
-        <w:rPr>
-          <w:rFonts w:ascii="Segoe UI" w:eastAsia="Times New Roman" w:hAnsi="Segoe UI" w:cs="Segoe UI"/>
-          <w:b/>
-          <w:bCs/>
-          <w:sz w:val="30"/>
-          <w:szCs w:val="30"/>
-          <w:lang w:eastAsia="ru-RU"/>
-        </w:rPr>
-      </w:pPr>
-      <w:r>
-        <w:rPr>
-          <w:rFonts w:ascii="Segoe UI" w:eastAsia="Times New Roman" w:hAnsi="Segoe UI" w:cs="Segoe UI"/>
-          <w:b/>
-          <w:bCs/>
-          <w:sz w:val="30"/>
-          <w:szCs w:val="30"/>
-          <w:lang w:eastAsia="ru-RU"/>
-        </w:rPr>
-        <w:t>Кнопки управления</w:t>
+        <w:t>Запускает или останавливает сканирование/развёртку.</w:t>
       </w:r>
     </w:p>
     <w:p>
@@ -4808,55 +3780,7 @@
           <w:szCs w:val="27"/>
           <w:lang w:eastAsia="ru-RU"/>
         </w:rPr>
-        <w:t>[</w:t>
-      </w:r>
-      <w:proofErr w:type="spellStart"/>
-      <w:r>
-        <w:rPr>
-          <w:rFonts w:ascii="Segoe UI" w:eastAsia="Times New Roman" w:hAnsi="Segoe UI" w:cs="Segoe UI"/>
-          <w:b/>
-          <w:bCs/>
-          <w:sz w:val="27"/>
-          <w:szCs w:val="27"/>
-          <w:lang w:eastAsia="ru-RU"/>
-        </w:rPr>
-        <w:t>Start</w:t>
-      </w:r>
-      <w:proofErr w:type="spellEnd"/>
-      <w:r>
-        <w:rPr>
-          <w:rFonts w:ascii="Segoe UI" w:eastAsia="Times New Roman" w:hAnsi="Segoe UI" w:cs="Segoe UI"/>
-          <w:b/>
-          <w:bCs/>
-          <w:sz w:val="27"/>
-          <w:szCs w:val="27"/>
-          <w:lang w:eastAsia="ru-RU"/>
-        </w:rPr>
-        <w:t>] / [</w:t>
-      </w:r>
-      <w:proofErr w:type="spellStart"/>
-      <w:r>
-        <w:rPr>
-          <w:rFonts w:ascii="Segoe UI" w:eastAsia="Times New Roman" w:hAnsi="Segoe UI" w:cs="Segoe UI"/>
-          <w:b/>
-          <w:bCs/>
-          <w:sz w:val="27"/>
-          <w:szCs w:val="27"/>
-          <w:lang w:eastAsia="ru-RU"/>
-        </w:rPr>
-        <w:t>Stop</w:t>
-      </w:r>
-      <w:proofErr w:type="spellEnd"/>
-      <w:r>
-        <w:rPr>
-          <w:rFonts w:ascii="Segoe UI" w:eastAsia="Times New Roman" w:hAnsi="Segoe UI" w:cs="Segoe UI"/>
-          <w:b/>
-          <w:bCs/>
-          <w:sz w:val="27"/>
-          <w:szCs w:val="27"/>
-          <w:lang w:eastAsia="ru-RU"/>
-        </w:rPr>
-        <w:t>]</w:t>
+        <w:t>[Mode]</w:t>
       </w:r>
     </w:p>
     <w:p>
@@ -4878,100 +3802,7 @@
           <w:szCs w:val="24"/>
           <w:lang w:eastAsia="ru-RU"/>
         </w:rPr>
-        <w:t>Запускает или останавливает сканирование/развёртку.</w:t>
-      </w:r>
-    </w:p>
-    <w:p>
-      <w:pPr>
-        <w:shd w:val="clear" w:color="auto" w:fill="FFFFFF"/>
-        <w:spacing w:before="360" w:after="240" w:line="420" w:lineRule="atLeast"/>
-        <w:textAlignment w:val="baseline"/>
-        <w:outlineLvl w:val="2"/>
-        <w:rPr>
-          <w:rFonts w:ascii="Segoe UI" w:eastAsia="Times New Roman" w:hAnsi="Segoe UI" w:cs="Segoe UI"/>
-          <w:b/>
-          <w:bCs/>
-          <w:sz w:val="27"/>
-          <w:szCs w:val="27"/>
-          <w:lang w:eastAsia="ru-RU"/>
-        </w:rPr>
-      </w:pPr>
-      <w:r>
-        <w:rPr>
-          <w:rFonts w:ascii="Segoe UI" w:eastAsia="Times New Roman" w:hAnsi="Segoe UI" w:cs="Segoe UI"/>
-          <w:b/>
-          <w:bCs/>
-          <w:sz w:val="27"/>
-          <w:szCs w:val="27"/>
-          <w:lang w:eastAsia="ru-RU"/>
-        </w:rPr>
-        <w:t>[</w:t>
-      </w:r>
-      <w:proofErr w:type="spellStart"/>
-      <w:r>
-        <w:rPr>
-          <w:rFonts w:ascii="Segoe UI" w:eastAsia="Times New Roman" w:hAnsi="Segoe UI" w:cs="Segoe UI"/>
-          <w:b/>
-          <w:bCs/>
-          <w:sz w:val="27"/>
-          <w:szCs w:val="27"/>
-          <w:lang w:eastAsia="ru-RU"/>
-        </w:rPr>
-        <w:t>Mode</w:t>
-      </w:r>
-      <w:proofErr w:type="spellEnd"/>
-      <w:r>
-        <w:rPr>
-          <w:rFonts w:ascii="Segoe UI" w:eastAsia="Times New Roman" w:hAnsi="Segoe UI" w:cs="Segoe UI"/>
-          <w:b/>
-          <w:bCs/>
-          <w:sz w:val="27"/>
-          <w:szCs w:val="27"/>
-          <w:lang w:eastAsia="ru-RU"/>
-        </w:rPr>
-        <w:t>]</w:t>
-      </w:r>
-    </w:p>
-    <w:p>
-      <w:pPr>
-        <w:shd w:val="clear" w:color="auto" w:fill="FFFFFF"/>
-        <w:spacing w:line="390" w:lineRule="atLeast"/>
-        <w:textAlignment w:val="baseline"/>
-        <w:rPr>
-          <w:rFonts w:ascii="Segoe UI" w:eastAsia="Times New Roman" w:hAnsi="Segoe UI" w:cs="Segoe UI"/>
-          <w:sz w:val="24"/>
-          <w:szCs w:val="24"/>
-          <w:lang w:eastAsia="ru-RU"/>
-        </w:rPr>
-      </w:pPr>
-      <w:r>
-        <w:rPr>
-          <w:rFonts w:ascii="Segoe UI" w:eastAsia="Times New Roman" w:hAnsi="Segoe UI" w:cs="Segoe UI"/>
-          <w:sz w:val="24"/>
-          <w:szCs w:val="24"/>
-          <w:lang w:eastAsia="ru-RU"/>
-        </w:rPr>
-        <w:t xml:space="preserve">Переключение между </w:t>
-      </w:r>
-      <w:proofErr w:type="spellStart"/>
-      <w:r>
-        <w:rPr>
-          <w:rFonts w:ascii="Segoe UI" w:eastAsia="Times New Roman" w:hAnsi="Segoe UI" w:cs="Segoe UI"/>
-          <w:sz w:val="24"/>
-          <w:szCs w:val="24"/>
-          <w:lang w:eastAsia="ru-RU"/>
-        </w:rPr>
-        <w:t>Sequential</w:t>
-      </w:r>
-      <w:proofErr w:type="spellEnd"/>
-      <w:r>
-        <w:rPr>
-          <w:rFonts w:ascii="Segoe UI" w:eastAsia="Times New Roman" w:hAnsi="Segoe UI" w:cs="Segoe UI"/>
-          <w:sz w:val="24"/>
-          <w:szCs w:val="24"/>
-          <w:lang w:eastAsia="ru-RU"/>
-        </w:rPr>
-        <w:t xml:space="preserve"> и SWEEP режимами:</w:t>
+        <w:t>Переключение между Sequential и SWEEP режимами:</w:t>
       </w:r>
     </w:p>
     <w:p>
@@ -4991,7 +3822,6 @@
           <w:lang w:eastAsia="ru-RU"/>
         </w:rPr>
       </w:pPr>
-      <w:proofErr w:type="spellStart"/>
       <w:r>
         <w:rPr>
           <w:rFonts w:ascii="inherit" w:eastAsia="Times New Roman" w:hAnsi="inherit" w:cs="Segoe UI"/>
@@ -5004,7 +3834,6 @@
         </w:rPr>
         <w:t>Sequential</w:t>
       </w:r>
-      <w:proofErr w:type="spellEnd"/>
       <w:r>
         <w:rPr>
           <w:rFonts w:ascii="inherit" w:eastAsia="Times New Roman" w:hAnsi="inherit" w:cs="Segoe UI"/>
@@ -5024,33 +3853,7 @@
           <w:bdr w:val="none" w:sz="0" w:space="0" w:color="auto" w:frame="1"/>
           <w:lang w:eastAsia="ru-RU"/>
         </w:rPr>
-        <w:t>[</w:t>
-      </w:r>
-      <w:proofErr w:type="spellStart"/>
-      <w:r>
-        <w:rPr>
-          <w:rFonts w:ascii="inherit" w:eastAsia="Times New Roman" w:hAnsi="inherit" w:cs="Segoe UI"/>
-          <w:b/>
-          <w:bCs/>
-          <w:sz w:val="24"/>
-          <w:szCs w:val="24"/>
-          <w:bdr w:val="none" w:sz="0" w:space="0" w:color="auto" w:frame="1"/>
-          <w:lang w:eastAsia="ru-RU"/>
-        </w:rPr>
-        <w:t>Mode</w:t>
-      </w:r>
-      <w:proofErr w:type="spellEnd"/>
-      <w:r>
-        <w:rPr>
-          <w:rFonts w:ascii="inherit" w:eastAsia="Times New Roman" w:hAnsi="inherit" w:cs="Segoe UI"/>
-          <w:b/>
-          <w:bCs/>
-          <w:sz w:val="24"/>
-          <w:szCs w:val="24"/>
-          <w:bdr w:val="none" w:sz="0" w:space="0" w:color="auto" w:frame="1"/>
-          <w:lang w:eastAsia="ru-RU"/>
-        </w:rPr>
-        <w:t>]</w:t>
+        <w:t>[Mode]</w:t>
       </w:r>
       <w:r>
         <w:rPr>
@@ -5122,9 +3925,17 @@
           <w:bdr w:val="none" w:sz="0" w:space="0" w:color="auto" w:frame="1"/>
           <w:lang w:eastAsia="ru-RU"/>
         </w:rPr>
-        <w:t>[</w:t>
-      </w:r>
-      <w:proofErr w:type="spellStart"/>
+        <w:t>[Mode]</w:t>
+      </w:r>
+      <w:r>
+        <w:rPr>
+          <w:rFonts w:ascii="inherit" w:eastAsia="Times New Roman" w:hAnsi="inherit" w:cs="Segoe UI"/>
+          <w:sz w:val="24"/>
+          <w:szCs w:val="24"/>
+          <w:lang w:eastAsia="ru-RU"/>
+        </w:rPr>
+        <w:t xml:space="preserve"> → </w:t>
+      </w:r>
       <w:r>
         <w:rPr>
           <w:rFonts w:ascii="inherit" w:eastAsia="Times New Roman" w:hAnsi="inherit" w:cs="Segoe UI"/>
@@ -5135,44 +3946,8 @@
           <w:bdr w:val="none" w:sz="0" w:space="0" w:color="auto" w:frame="1"/>
           <w:lang w:eastAsia="ru-RU"/>
         </w:rPr>
-        <w:t>Mode</w:t>
-      </w:r>
-      <w:proofErr w:type="spellEnd"/>
-      <w:r>
-        <w:rPr>
-          <w:rFonts w:ascii="inherit" w:eastAsia="Times New Roman" w:hAnsi="inherit" w:cs="Segoe UI"/>
-          <w:b/>
-          <w:bCs/>
-          <w:sz w:val="24"/>
-          <w:szCs w:val="24"/>
-          <w:bdr w:val="none" w:sz="0" w:space="0" w:color="auto" w:frame="1"/>
-          <w:lang w:eastAsia="ru-RU"/>
-        </w:rPr>
-        <w:t>]</w:t>
-      </w:r>
-      <w:r>
-        <w:rPr>
-          <w:rFonts w:ascii="inherit" w:eastAsia="Times New Roman" w:hAnsi="inherit" w:cs="Segoe UI"/>
-          <w:sz w:val="24"/>
-          <w:szCs w:val="24"/>
-          <w:lang w:eastAsia="ru-RU"/>
-        </w:rPr>
-        <w:t xml:space="preserve"> → </w:t>
-      </w:r>
-      <w:proofErr w:type="spellStart"/>
-      <w:r>
-        <w:rPr>
-          <w:rFonts w:ascii="inherit" w:eastAsia="Times New Roman" w:hAnsi="inherit" w:cs="Segoe UI"/>
-          <w:b/>
-          <w:bCs/>
-          <w:sz w:val="24"/>
-          <w:szCs w:val="24"/>
-          <w:bdr w:val="none" w:sz="0" w:space="0" w:color="auto" w:frame="1"/>
-          <w:lang w:eastAsia="ru-RU"/>
-        </w:rPr>
         <w:t>Sequential</w:t>
       </w:r>
-      <w:proofErr w:type="spellEnd"/>
     </w:p>
     <w:p>
       <w:pPr>
@@ -5198,31 +3973,7 @@
           <w:szCs w:val="27"/>
           <w:lang w:eastAsia="ru-RU"/>
         </w:rPr>
-        <w:t>[</w:t>
-      </w:r>
-      <w:proofErr w:type="spellStart"/>
-      <w:r>
-        <w:rPr>
-          <w:rFonts w:ascii="Segoe UI" w:eastAsia="Times New Roman" w:hAnsi="Segoe UI" w:cs="Segoe UI"/>
-          <w:b/>
-          <w:bCs/>
-          <w:sz w:val="27"/>
-          <w:szCs w:val="27"/>
-          <w:lang w:eastAsia="ru-RU"/>
-        </w:rPr>
-        <w:t>Load</w:t>
-      </w:r>
-      <w:proofErr w:type="spellEnd"/>
-      <w:r>
-        <w:rPr>
-          <w:rFonts w:ascii="Segoe UI" w:eastAsia="Times New Roman" w:hAnsi="Segoe UI" w:cs="Segoe UI"/>
-          <w:b/>
-          <w:bCs/>
-          <w:sz w:val="27"/>
-          <w:szCs w:val="27"/>
-          <w:lang w:eastAsia="ru-RU"/>
-        </w:rPr>
-        <w:t>]</w:t>
+        <w:t>[Load]</w:t>
       </w:r>
     </w:p>
     <w:p>
@@ -5283,33 +4034,7 @@
           <w:bdr w:val="none" w:sz="0" w:space="0" w:color="auto" w:frame="1"/>
           <w:lang w:eastAsia="ru-RU"/>
         </w:rPr>
-        <w:t>[</w:t>
-      </w:r>
-      <w:proofErr w:type="spellStart"/>
-      <w:r>
-        <w:rPr>
-          <w:rFonts w:ascii="inherit" w:eastAsia="Times New Roman" w:hAnsi="inherit" w:cs="Segoe UI"/>
-          <w:b/>
-          <w:bCs/>
-          <w:sz w:val="24"/>
-          <w:szCs w:val="24"/>
-          <w:bdr w:val="none" w:sz="0" w:space="0" w:color="auto" w:frame="1"/>
-          <w:lang w:eastAsia="ru-RU"/>
-        </w:rPr>
-        <w:t>Load</w:t>
-      </w:r>
-      <w:proofErr w:type="spellEnd"/>
-      <w:r>
-        <w:rPr>
-          <w:rFonts w:ascii="inherit" w:eastAsia="Times New Roman" w:hAnsi="inherit" w:cs="Segoe UI"/>
-          <w:b/>
-          <w:bCs/>
-          <w:sz w:val="24"/>
-          <w:szCs w:val="24"/>
-          <w:bdr w:val="none" w:sz="0" w:space="0" w:color="auto" w:frame="1"/>
-          <w:lang w:eastAsia="ru-RU"/>
-        </w:rPr>
-        <w:t>]</w:t>
+        <w:t>[Load]</w:t>
       </w:r>
     </w:p>
     <w:p>
@@ -5433,7 +4158,6 @@
           <w:lang w:eastAsia="ru-RU"/>
         </w:rPr>
       </w:pPr>
-      <w:proofErr w:type="spellStart"/>
       <w:r>
         <w:rPr>
           <w:rFonts w:ascii="inherit" w:eastAsia="Times New Roman" w:hAnsi="inherit" w:cs="Segoe UI"/>
@@ -5447,7 +4171,6 @@
         </w:rPr>
         <w:t>plain</w:t>
       </w:r>
-      <w:proofErr w:type="spellEnd"/>
     </w:p>
     <w:p>
       <w:pPr>
@@ -5462,7 +4185,6 @@
           <w:lang w:eastAsia="ru-RU"/>
         </w:rPr>
       </w:pPr>
-      <w:proofErr w:type="spellStart"/>
       <w:r>
         <w:rPr>
           <w:rFonts w:ascii="inherit" w:eastAsia="Times New Roman" w:hAnsi="inherit" w:cs="Segoe UI"/>
@@ -5474,7 +4196,6 @@
         </w:rPr>
         <w:t>Copy</w:t>
       </w:r>
-      <w:proofErr w:type="spellEnd"/>
     </w:p>
     <w:p>
       <w:pPr>
@@ -5751,7 +4472,6 @@
         </w:rPr>
         <w:t xml:space="preserve"> </w:t>
       </w:r>
-      <w:proofErr w:type="spellStart"/>
       <w:r>
         <w:rPr>
           <w:rFonts w:ascii="Segoe UI" w:eastAsia="Times New Roman" w:hAnsi="Segoe UI" w:cs="Segoe UI"/>
@@ -5761,7 +4481,6 @@
         </w:rPr>
         <w:t>дрона</w:t>
       </w:r>
-      <w:proofErr w:type="spellEnd"/>
       <w:r>
         <w:rPr>
           <w:rFonts w:ascii="Segoe UI" w:eastAsia="Times New Roman" w:hAnsi="Segoe UI" w:cs="Segoe UI"/>
@@ -5797,31 +4516,7 @@
           <w:lang w:eastAsia="ru-RU"/>
         </w:rPr>
         <w:lastRenderedPageBreak/>
-        <w:t>[</w:t>
-      </w:r>
-      <w:proofErr w:type="spellStart"/>
-      <w:r>
-        <w:rPr>
-          <w:rFonts w:ascii="Segoe UI" w:eastAsia="Times New Roman" w:hAnsi="Segoe UI" w:cs="Segoe UI"/>
-          <w:b/>
-          <w:bCs/>
-          <w:sz w:val="27"/>
-          <w:szCs w:val="27"/>
-          <w:lang w:eastAsia="ru-RU"/>
-        </w:rPr>
-        <w:t>Set</w:t>
-      </w:r>
-      <w:proofErr w:type="spellEnd"/>
-      <w:r>
-        <w:rPr>
-          <w:rFonts w:ascii="Segoe UI" w:eastAsia="Times New Roman" w:hAnsi="Segoe UI" w:cs="Segoe UI"/>
-          <w:b/>
-          <w:bCs/>
-          <w:sz w:val="27"/>
-          <w:szCs w:val="27"/>
-          <w:lang w:eastAsia="ru-RU"/>
-        </w:rPr>
-        <w:t>] — Настройки обнаружения</w:t>
+        <w:t>[Set] — Настройки обнаружения</w:t>
       </w:r>
     </w:p>
     <w:p>
@@ -5843,27 +4538,7 @@
           <w:szCs w:val="24"/>
           <w:lang w:eastAsia="ru-RU"/>
         </w:rPr>
-        <w:t xml:space="preserve">Открывает экран настроек </w:t>
-      </w:r>
-      <w:proofErr w:type="spellStart"/>
-      <w:r>
-        <w:rPr>
-          <w:rFonts w:ascii="Segoe UI" w:eastAsia="Times New Roman" w:hAnsi="Segoe UI" w:cs="Segoe UI"/>
-          <w:sz w:val="24"/>
-          <w:szCs w:val="24"/>
-          <w:lang w:eastAsia="ru-RU"/>
-        </w:rPr>
-        <w:t>детекции</w:t>
-      </w:r>
-      <w:proofErr w:type="spellEnd"/>
-      <w:r>
-        <w:rPr>
-          <w:rFonts w:ascii="Segoe UI" w:eastAsia="Times New Roman" w:hAnsi="Segoe UI" w:cs="Segoe UI"/>
-          <w:sz w:val="24"/>
-          <w:szCs w:val="24"/>
-          <w:lang w:eastAsia="ru-RU"/>
-        </w:rPr>
-        <w:t>:</w:t>
+        <w:t>Открывает экран настроек детекции:</w:t>
       </w:r>
     </w:p>
     <w:p>
@@ -5906,7 +4581,6 @@
           <w:lang w:eastAsia="ru-RU"/>
         </w:rPr>
       </w:pPr>
-      <w:proofErr w:type="spellStart"/>
       <w:r>
         <w:rPr>
           <w:rFonts w:ascii="inherit" w:eastAsia="Times New Roman" w:hAnsi="inherit" w:cs="Segoe UI"/>
@@ -5920,7 +4594,6 @@
         </w:rPr>
         <w:t>Table</w:t>
       </w:r>
-      <w:proofErr w:type="spellEnd"/>
     </w:p>
     <w:tbl>
       <w:tblPr>
@@ -6095,7 +4768,6 @@
                 <w:lang w:eastAsia="ru-RU"/>
               </w:rPr>
             </w:pPr>
-            <w:proofErr w:type="spellStart"/>
             <w:r>
               <w:rPr>
                 <w:rFonts w:ascii="inherit" w:eastAsia="Times New Roman" w:hAnsi="inherit" w:cs="Times New Roman"/>
@@ -6106,9 +4778,115 @@
                 <w:bdr w:val="none" w:sz="0" w:space="0" w:color="auto" w:frame="1"/>
                 <w:lang w:eastAsia="ru-RU"/>
               </w:rPr>
-              <w:t>Int</w:t>
-            </w:r>
-            <w:proofErr w:type="spellEnd"/>
+              <w:t>Int (ms)</w:t>
+            </w:r>
+          </w:p>
+        </w:tc>
+        <w:tc>
+          <w:tcPr>
+            <w:tcW w:w="0" w:type="auto"/>
+            <w:tcBorders>
+              <w:top w:val="single" w:sz="6" w:space="0" w:color="auto"/>
+              <w:left w:val="single" w:sz="6" w:space="0" w:color="auto"/>
+              <w:bottom w:val="nil"/>
+              <w:right w:val="nil"/>
+            </w:tcBorders>
+            <w:tcMar>
+              <w:top w:w="150" w:type="dxa"/>
+              <w:left w:w="150" w:type="dxa"/>
+              <w:bottom w:w="150" w:type="dxa"/>
+              <w:right w:w="150" w:type="dxa"/>
+            </w:tcMar>
+            <w:hideMark/>
+          </w:tcPr>
+          <w:p>
+            <w:pPr>
+              <w:spacing w:after="0" w:line="330" w:lineRule="atLeast"/>
+              <w:rPr>
+                <w:rFonts w:ascii="inherit" w:eastAsia="Times New Roman" w:hAnsi="inherit" w:cs="Times New Roman"/>
+                <w:sz w:val="21"/>
+                <w:szCs w:val="21"/>
+                <w:lang w:eastAsia="ru-RU"/>
+              </w:rPr>
+            </w:pPr>
+            <w:r>
+              <w:rPr>
+                <w:rFonts w:ascii="inherit" w:eastAsia="Times New Roman" w:hAnsi="inherit" w:cs="Times New Roman"/>
+                <w:sz w:val="21"/>
+                <w:szCs w:val="21"/>
+                <w:lang w:eastAsia="ru-RU"/>
+              </w:rPr>
+              <w:t>10–1000</w:t>
+            </w:r>
+          </w:p>
+        </w:tc>
+        <w:tc>
+          <w:tcPr>
+            <w:tcW w:w="0" w:type="auto"/>
+            <w:tcBorders>
+              <w:top w:val="single" w:sz="6" w:space="0" w:color="auto"/>
+              <w:left w:val="single" w:sz="6" w:space="0" w:color="auto"/>
+              <w:bottom w:val="nil"/>
+              <w:right w:val="nil"/>
+            </w:tcBorders>
+            <w:tcMar>
+              <w:top w:w="150" w:type="dxa"/>
+              <w:left w:w="150" w:type="dxa"/>
+              <w:bottom w:w="150" w:type="dxa"/>
+              <w:right w:w="150" w:type="dxa"/>
+            </w:tcMar>
+            <w:hideMark/>
+          </w:tcPr>
+          <w:p>
+            <w:pPr>
+              <w:spacing w:after="0" w:line="330" w:lineRule="atLeast"/>
+              <w:rPr>
+                <w:rFonts w:ascii="inherit" w:eastAsia="Times New Roman" w:hAnsi="inherit" w:cs="Times New Roman"/>
+                <w:sz w:val="21"/>
+                <w:szCs w:val="21"/>
+                <w:lang w:eastAsia="ru-RU"/>
+              </w:rPr>
+            </w:pPr>
+            <w:r>
+              <w:rPr>
+                <w:rFonts w:ascii="inherit" w:eastAsia="Times New Roman" w:hAnsi="inherit" w:cs="Times New Roman"/>
+                <w:sz w:val="21"/>
+                <w:szCs w:val="21"/>
+                <w:lang w:eastAsia="ru-RU"/>
+              </w:rPr>
+              <w:t>Интервал сканирования, 50 мс по умолчанию</w:t>
+            </w:r>
+          </w:p>
+        </w:tc>
+      </w:tr>
+      <w:tr>
+        <w:tc>
+          <w:tcPr>
+            <w:tcW w:w="0" w:type="auto"/>
+            <w:tcBorders>
+              <w:top w:val="single" w:sz="6" w:space="0" w:color="auto"/>
+              <w:left w:val="nil"/>
+              <w:bottom w:val="nil"/>
+              <w:right w:val="nil"/>
+            </w:tcBorders>
+            <w:tcMar>
+              <w:top w:w="150" w:type="dxa"/>
+              <w:left w:w="150" w:type="dxa"/>
+              <w:bottom w:w="150" w:type="dxa"/>
+              <w:right w:w="150" w:type="dxa"/>
+            </w:tcMar>
+            <w:hideMark/>
+          </w:tcPr>
+          <w:p>
+            <w:pPr>
+              <w:spacing w:after="0" w:line="330" w:lineRule="atLeast"/>
+              <w:rPr>
+                <w:rFonts w:ascii="inherit" w:eastAsia="Times New Roman" w:hAnsi="inherit" w:cs="Times New Roman"/>
+                <w:sz w:val="21"/>
+                <w:szCs w:val="21"/>
+                <w:lang w:eastAsia="ru-RU"/>
+              </w:rPr>
+            </w:pPr>
             <w:r>
               <w:rPr>
                 <w:rFonts w:ascii="inherit" w:eastAsia="Times New Roman" w:hAnsi="inherit" w:cs="Times New Roman"/>
@@ -6119,9 +4897,115 @@
                 <w:bdr w:val="none" w:sz="0" w:space="0" w:color="auto" w:frame="1"/>
                 <w:lang w:eastAsia="ru-RU"/>
               </w:rPr>
-              <w:t xml:space="preserve"> (</w:t>
-            </w:r>
-            <w:proofErr w:type="spellStart"/>
+              <w:t>Sens</w:t>
+            </w:r>
+          </w:p>
+        </w:tc>
+        <w:tc>
+          <w:tcPr>
+            <w:tcW w:w="0" w:type="auto"/>
+            <w:tcBorders>
+              <w:top w:val="single" w:sz="6" w:space="0" w:color="auto"/>
+              <w:left w:val="single" w:sz="6" w:space="0" w:color="auto"/>
+              <w:bottom w:val="nil"/>
+              <w:right w:val="nil"/>
+            </w:tcBorders>
+            <w:tcMar>
+              <w:top w:w="150" w:type="dxa"/>
+              <w:left w:w="150" w:type="dxa"/>
+              <w:bottom w:w="150" w:type="dxa"/>
+              <w:right w:w="150" w:type="dxa"/>
+            </w:tcMar>
+            <w:hideMark/>
+          </w:tcPr>
+          <w:p>
+            <w:pPr>
+              <w:spacing w:after="0" w:line="330" w:lineRule="atLeast"/>
+              <w:rPr>
+                <w:rFonts w:ascii="inherit" w:eastAsia="Times New Roman" w:hAnsi="inherit" w:cs="Times New Roman"/>
+                <w:sz w:val="21"/>
+                <w:szCs w:val="21"/>
+                <w:lang w:eastAsia="ru-RU"/>
+              </w:rPr>
+            </w:pPr>
+            <w:r>
+              <w:rPr>
+                <w:rFonts w:ascii="inherit" w:eastAsia="Times New Roman" w:hAnsi="inherit" w:cs="Times New Roman"/>
+                <w:sz w:val="21"/>
+                <w:szCs w:val="21"/>
+                <w:lang w:eastAsia="ru-RU"/>
+              </w:rPr>
+              <w:t>0–100</w:t>
+            </w:r>
+          </w:p>
+        </w:tc>
+        <w:tc>
+          <w:tcPr>
+            <w:tcW w:w="0" w:type="auto"/>
+            <w:tcBorders>
+              <w:top w:val="single" w:sz="6" w:space="0" w:color="auto"/>
+              <w:left w:val="single" w:sz="6" w:space="0" w:color="auto"/>
+              <w:bottom w:val="nil"/>
+              <w:right w:val="nil"/>
+            </w:tcBorders>
+            <w:tcMar>
+              <w:top w:w="150" w:type="dxa"/>
+              <w:left w:w="150" w:type="dxa"/>
+              <w:bottom w:w="150" w:type="dxa"/>
+              <w:right w:w="150" w:type="dxa"/>
+            </w:tcMar>
+            <w:hideMark/>
+          </w:tcPr>
+          <w:p>
+            <w:pPr>
+              <w:spacing w:after="0" w:line="330" w:lineRule="atLeast"/>
+              <w:rPr>
+                <w:rFonts w:ascii="inherit" w:eastAsia="Times New Roman" w:hAnsi="inherit" w:cs="Times New Roman"/>
+                <w:sz w:val="21"/>
+                <w:szCs w:val="21"/>
+                <w:lang w:eastAsia="ru-RU"/>
+              </w:rPr>
+            </w:pPr>
+            <w:r>
+              <w:rPr>
+                <w:rFonts w:ascii="inherit" w:eastAsia="Times New Roman" w:hAnsi="inherit" w:cs="Times New Roman"/>
+                <w:sz w:val="21"/>
+                <w:szCs w:val="21"/>
+                <w:lang w:eastAsia="ru-RU"/>
+              </w:rPr>
+              <w:t>Порог чувствительности (0 = -20 дБм, 100 = -120 дБм)</w:t>
+            </w:r>
+          </w:p>
+        </w:tc>
+      </w:tr>
+      <w:tr>
+        <w:tc>
+          <w:tcPr>
+            <w:tcW w:w="0" w:type="auto"/>
+            <w:tcBorders>
+              <w:top w:val="single" w:sz="6" w:space="0" w:color="auto"/>
+              <w:left w:val="nil"/>
+              <w:bottom w:val="nil"/>
+              <w:right w:val="nil"/>
+            </w:tcBorders>
+            <w:tcMar>
+              <w:top w:w="150" w:type="dxa"/>
+              <w:left w:w="150" w:type="dxa"/>
+              <w:bottom w:w="150" w:type="dxa"/>
+              <w:right w:w="150" w:type="dxa"/>
+            </w:tcMar>
+            <w:hideMark/>
+          </w:tcPr>
+          <w:p>
+            <w:pPr>
+              <w:spacing w:after="0" w:line="330" w:lineRule="atLeast"/>
+              <w:rPr>
+                <w:rFonts w:ascii="inherit" w:eastAsia="Times New Roman" w:hAnsi="inherit" w:cs="Times New Roman"/>
+                <w:sz w:val="21"/>
+                <w:szCs w:val="21"/>
+                <w:lang w:eastAsia="ru-RU"/>
+              </w:rPr>
+            </w:pPr>
             <w:r>
               <w:rPr>
                 <w:rFonts w:ascii="inherit" w:eastAsia="Times New Roman" w:hAnsi="inherit" w:cs="Times New Roman"/>
@@ -6132,9 +5016,115 @@
                 <w:bdr w:val="none" w:sz="0" w:space="0" w:color="auto" w:frame="1"/>
                 <w:lang w:eastAsia="ru-RU"/>
               </w:rPr>
-              <w:t>ms</w:t>
-            </w:r>
-            <w:proofErr w:type="spellEnd"/>
+              <w:t>Vol</w:t>
+            </w:r>
+          </w:p>
+        </w:tc>
+        <w:tc>
+          <w:tcPr>
+            <w:tcW w:w="0" w:type="auto"/>
+            <w:tcBorders>
+              <w:top w:val="single" w:sz="6" w:space="0" w:color="auto"/>
+              <w:left w:val="single" w:sz="6" w:space="0" w:color="auto"/>
+              <w:bottom w:val="nil"/>
+              <w:right w:val="nil"/>
+            </w:tcBorders>
+            <w:tcMar>
+              <w:top w:w="150" w:type="dxa"/>
+              <w:left w:w="150" w:type="dxa"/>
+              <w:bottom w:w="150" w:type="dxa"/>
+              <w:right w:w="150" w:type="dxa"/>
+            </w:tcMar>
+            <w:hideMark/>
+          </w:tcPr>
+          <w:p>
+            <w:pPr>
+              <w:spacing w:after="0" w:line="330" w:lineRule="atLeast"/>
+              <w:rPr>
+                <w:rFonts w:ascii="inherit" w:eastAsia="Times New Roman" w:hAnsi="inherit" w:cs="Times New Roman"/>
+                <w:sz w:val="21"/>
+                <w:szCs w:val="21"/>
+                <w:lang w:eastAsia="ru-RU"/>
+              </w:rPr>
+            </w:pPr>
+            <w:r>
+              <w:rPr>
+                <w:rFonts w:ascii="inherit" w:eastAsia="Times New Roman" w:hAnsi="inherit" w:cs="Times New Roman"/>
+                <w:sz w:val="21"/>
+                <w:szCs w:val="21"/>
+                <w:lang w:eastAsia="ru-RU"/>
+              </w:rPr>
+              <w:t>0–99</w:t>
+            </w:r>
+          </w:p>
+        </w:tc>
+        <w:tc>
+          <w:tcPr>
+            <w:tcW w:w="0" w:type="auto"/>
+            <w:tcBorders>
+              <w:top w:val="single" w:sz="6" w:space="0" w:color="auto"/>
+              <w:left w:val="single" w:sz="6" w:space="0" w:color="auto"/>
+              <w:bottom w:val="nil"/>
+              <w:right w:val="nil"/>
+            </w:tcBorders>
+            <w:tcMar>
+              <w:top w:w="150" w:type="dxa"/>
+              <w:left w:w="150" w:type="dxa"/>
+              <w:bottom w:w="150" w:type="dxa"/>
+              <w:right w:w="150" w:type="dxa"/>
+            </w:tcMar>
+            <w:hideMark/>
+          </w:tcPr>
+          <w:p>
+            <w:pPr>
+              <w:spacing w:after="0" w:line="330" w:lineRule="atLeast"/>
+              <w:rPr>
+                <w:rFonts w:ascii="inherit" w:eastAsia="Times New Roman" w:hAnsi="inherit" w:cs="Times New Roman"/>
+                <w:sz w:val="21"/>
+                <w:szCs w:val="21"/>
+                <w:lang w:eastAsia="ru-RU"/>
+              </w:rPr>
+            </w:pPr>
+            <w:r>
+              <w:rPr>
+                <w:rFonts w:ascii="inherit" w:eastAsia="Times New Roman" w:hAnsi="inherit" w:cs="Times New Roman"/>
+                <w:sz w:val="21"/>
+                <w:szCs w:val="21"/>
+                <w:lang w:eastAsia="ru-RU"/>
+              </w:rPr>
+              <w:t>Громкость звука</w:t>
+            </w:r>
+          </w:p>
+        </w:tc>
+      </w:tr>
+      <w:tr>
+        <w:tc>
+          <w:tcPr>
+            <w:tcW w:w="0" w:type="auto"/>
+            <w:tcBorders>
+              <w:top w:val="single" w:sz="6" w:space="0" w:color="auto"/>
+              <w:left w:val="nil"/>
+              <w:bottom w:val="nil"/>
+              <w:right w:val="nil"/>
+            </w:tcBorders>
+            <w:tcMar>
+              <w:top w:w="150" w:type="dxa"/>
+              <w:left w:w="150" w:type="dxa"/>
+              <w:bottom w:w="150" w:type="dxa"/>
+              <w:right w:w="150" w:type="dxa"/>
+            </w:tcMar>
+            <w:hideMark/>
+          </w:tcPr>
+          <w:p>
+            <w:pPr>
+              <w:spacing w:after="0" w:line="330" w:lineRule="atLeast"/>
+              <w:rPr>
+                <w:rFonts w:ascii="inherit" w:eastAsia="Times New Roman" w:hAnsi="inherit" w:cs="Times New Roman"/>
+                <w:sz w:val="21"/>
+                <w:szCs w:val="21"/>
+                <w:lang w:eastAsia="ru-RU"/>
+              </w:rPr>
+            </w:pPr>
             <w:r>
               <w:rPr>
                 <w:rFonts w:ascii="inherit" w:eastAsia="Times New Roman" w:hAnsi="inherit" w:cs="Times New Roman"/>
@@ -6145,431 +5135,8 @@
                 <w:bdr w:val="none" w:sz="0" w:space="0" w:color="auto" w:frame="1"/>
                 <w:lang w:eastAsia="ru-RU"/>
               </w:rPr>
-              <w:t>)</w:t>
-            </w:r>
-          </w:p>
-        </w:tc>
-        <w:tc>
-          <w:tcPr>
-            <w:tcW w:w="0" w:type="auto"/>
-            <w:tcBorders>
-              <w:top w:val="single" w:sz="6" w:space="0" w:color="auto"/>
-              <w:left w:val="single" w:sz="6" w:space="0" w:color="auto"/>
-              <w:bottom w:val="nil"/>
-              <w:right w:val="nil"/>
-            </w:tcBorders>
-            <w:tcMar>
-              <w:top w:w="150" w:type="dxa"/>
-              <w:left w:w="150" w:type="dxa"/>
-              <w:bottom w:w="150" w:type="dxa"/>
-              <w:right w:w="150" w:type="dxa"/>
-            </w:tcMar>
-            <w:hideMark/>
-          </w:tcPr>
-          <w:p>
-            <w:pPr>
-              <w:spacing w:after="0" w:line="330" w:lineRule="atLeast"/>
-              <w:rPr>
-                <w:rFonts w:ascii="inherit" w:eastAsia="Times New Roman" w:hAnsi="inherit" w:cs="Times New Roman"/>
-                <w:sz w:val="21"/>
-                <w:szCs w:val="21"/>
-                <w:lang w:eastAsia="ru-RU"/>
-              </w:rPr>
-            </w:pPr>
-            <w:r>
-              <w:rPr>
-                <w:rFonts w:ascii="inherit" w:eastAsia="Times New Roman" w:hAnsi="inherit" w:cs="Times New Roman"/>
-                <w:sz w:val="21"/>
-                <w:szCs w:val="21"/>
-                <w:lang w:eastAsia="ru-RU"/>
-              </w:rPr>
-              <w:t>10–1000</w:t>
-            </w:r>
-          </w:p>
-        </w:tc>
-        <w:tc>
-          <w:tcPr>
-            <w:tcW w:w="0" w:type="auto"/>
-            <w:tcBorders>
-              <w:top w:val="single" w:sz="6" w:space="0" w:color="auto"/>
-              <w:left w:val="single" w:sz="6" w:space="0" w:color="auto"/>
-              <w:bottom w:val="nil"/>
-              <w:right w:val="nil"/>
-            </w:tcBorders>
-            <w:tcMar>
-              <w:top w:w="150" w:type="dxa"/>
-              <w:left w:w="150" w:type="dxa"/>
-              <w:bottom w:w="150" w:type="dxa"/>
-              <w:right w:w="150" w:type="dxa"/>
-            </w:tcMar>
-            <w:hideMark/>
-          </w:tcPr>
-          <w:p>
-            <w:pPr>
-              <w:spacing w:after="0" w:line="330" w:lineRule="atLeast"/>
-              <w:rPr>
-                <w:rFonts w:ascii="inherit" w:eastAsia="Times New Roman" w:hAnsi="inherit" w:cs="Times New Roman"/>
-                <w:sz w:val="21"/>
-                <w:szCs w:val="21"/>
-                <w:lang w:eastAsia="ru-RU"/>
-              </w:rPr>
-            </w:pPr>
-            <w:r>
-              <w:rPr>
-                <w:rFonts w:ascii="inherit" w:eastAsia="Times New Roman" w:hAnsi="inherit" w:cs="Times New Roman"/>
-                <w:sz w:val="21"/>
-                <w:szCs w:val="21"/>
-                <w:lang w:eastAsia="ru-RU"/>
-              </w:rPr>
-              <w:t xml:space="preserve">Интервал сканирования, 50 </w:t>
-            </w:r>
-            <w:proofErr w:type="spellStart"/>
-            <w:r>
-              <w:rPr>
-                <w:rFonts w:ascii="inherit" w:eastAsia="Times New Roman" w:hAnsi="inherit" w:cs="Times New Roman"/>
-                <w:sz w:val="21"/>
-                <w:szCs w:val="21"/>
-                <w:lang w:eastAsia="ru-RU"/>
-              </w:rPr>
-              <w:t>мс</w:t>
-            </w:r>
-            <w:proofErr w:type="spellEnd"/>
-            <w:r>
-              <w:rPr>
-                <w:rFonts w:ascii="inherit" w:eastAsia="Times New Roman" w:hAnsi="inherit" w:cs="Times New Roman"/>
-                <w:sz w:val="21"/>
-                <w:szCs w:val="21"/>
-                <w:lang w:eastAsia="ru-RU"/>
-              </w:rPr>
-              <w:t xml:space="preserve"> по умолчанию</w:t>
-            </w:r>
-          </w:p>
-        </w:tc>
-      </w:tr>
-      <w:tr>
-        <w:tc>
-          <w:tcPr>
-            <w:tcW w:w="0" w:type="auto"/>
-            <w:tcBorders>
-              <w:top w:val="single" w:sz="6" w:space="0" w:color="auto"/>
-              <w:left w:val="nil"/>
-              <w:bottom w:val="nil"/>
-              <w:right w:val="nil"/>
-            </w:tcBorders>
-            <w:tcMar>
-              <w:top w:w="150" w:type="dxa"/>
-              <w:left w:w="150" w:type="dxa"/>
-              <w:bottom w:w="150" w:type="dxa"/>
-              <w:right w:w="150" w:type="dxa"/>
-            </w:tcMar>
-            <w:hideMark/>
-          </w:tcPr>
-          <w:p>
-            <w:pPr>
-              <w:spacing w:after="0" w:line="330" w:lineRule="atLeast"/>
-              <w:rPr>
-                <w:rFonts w:ascii="inherit" w:eastAsia="Times New Roman" w:hAnsi="inherit" w:cs="Times New Roman"/>
-                <w:sz w:val="21"/>
-                <w:szCs w:val="21"/>
-                <w:lang w:eastAsia="ru-RU"/>
-              </w:rPr>
-            </w:pPr>
-            <w:proofErr w:type="spellStart"/>
-            <w:r>
-              <w:rPr>
-                <w:rFonts w:ascii="inherit" w:eastAsia="Times New Roman" w:hAnsi="inherit" w:cs="Times New Roman"/>
-                <w:b/>
-                <w:bCs/>
-                <w:sz w:val="21"/>
-                <w:szCs w:val="21"/>
-                <w:bdr w:val="none" w:sz="0" w:space="0" w:color="auto" w:frame="1"/>
-                <w:lang w:eastAsia="ru-RU"/>
-              </w:rPr>
-              <w:t>Sens</w:t>
-            </w:r>
-            <w:proofErr w:type="spellEnd"/>
-          </w:p>
-        </w:tc>
-        <w:tc>
-          <w:tcPr>
-            <w:tcW w:w="0" w:type="auto"/>
-            <w:tcBorders>
-              <w:top w:val="single" w:sz="6" w:space="0" w:color="auto"/>
-              <w:left w:val="single" w:sz="6" w:space="0" w:color="auto"/>
-              <w:bottom w:val="nil"/>
-              <w:right w:val="nil"/>
-            </w:tcBorders>
-            <w:tcMar>
-              <w:top w:w="150" w:type="dxa"/>
-              <w:left w:w="150" w:type="dxa"/>
-              <w:bottom w:w="150" w:type="dxa"/>
-              <w:right w:w="150" w:type="dxa"/>
-            </w:tcMar>
-            <w:hideMark/>
-          </w:tcPr>
-          <w:p>
-            <w:pPr>
-              <w:spacing w:after="0" w:line="330" w:lineRule="atLeast"/>
-              <w:rPr>
-                <w:rFonts w:ascii="inherit" w:eastAsia="Times New Roman" w:hAnsi="inherit" w:cs="Times New Roman"/>
-                <w:sz w:val="21"/>
-                <w:szCs w:val="21"/>
-                <w:lang w:eastAsia="ru-RU"/>
-              </w:rPr>
-            </w:pPr>
-            <w:r>
-              <w:rPr>
-                <w:rFonts w:ascii="inherit" w:eastAsia="Times New Roman" w:hAnsi="inherit" w:cs="Times New Roman"/>
-                <w:sz w:val="21"/>
-                <w:szCs w:val="21"/>
-                <w:lang w:eastAsia="ru-RU"/>
-              </w:rPr>
-              <w:t>0–100</w:t>
-            </w:r>
-          </w:p>
-        </w:tc>
-        <w:tc>
-          <w:tcPr>
-            <w:tcW w:w="0" w:type="auto"/>
-            <w:tcBorders>
-              <w:top w:val="single" w:sz="6" w:space="0" w:color="auto"/>
-              <w:left w:val="single" w:sz="6" w:space="0" w:color="auto"/>
-              <w:bottom w:val="nil"/>
-              <w:right w:val="nil"/>
-            </w:tcBorders>
-            <w:tcMar>
-              <w:top w:w="150" w:type="dxa"/>
-              <w:left w:w="150" w:type="dxa"/>
-              <w:bottom w:w="150" w:type="dxa"/>
-              <w:right w:w="150" w:type="dxa"/>
-            </w:tcMar>
-            <w:hideMark/>
-          </w:tcPr>
-          <w:p>
-            <w:pPr>
-              <w:spacing w:after="0" w:line="330" w:lineRule="atLeast"/>
-              <w:rPr>
-                <w:rFonts w:ascii="inherit" w:eastAsia="Times New Roman" w:hAnsi="inherit" w:cs="Times New Roman"/>
-                <w:sz w:val="21"/>
-                <w:szCs w:val="21"/>
-                <w:lang w:eastAsia="ru-RU"/>
-              </w:rPr>
-            </w:pPr>
-            <w:r>
-              <w:rPr>
-                <w:rFonts w:ascii="inherit" w:eastAsia="Times New Roman" w:hAnsi="inherit" w:cs="Times New Roman"/>
-                <w:sz w:val="21"/>
-                <w:szCs w:val="21"/>
-                <w:lang w:eastAsia="ru-RU"/>
-              </w:rPr>
-              <w:t xml:space="preserve">Порог чувствительности (0 = -20 </w:t>
-            </w:r>
-            <w:proofErr w:type="spellStart"/>
-            <w:r>
-              <w:rPr>
-                <w:rFonts w:ascii="inherit" w:eastAsia="Times New Roman" w:hAnsi="inherit" w:cs="Times New Roman"/>
-                <w:sz w:val="21"/>
-                <w:szCs w:val="21"/>
-                <w:lang w:eastAsia="ru-RU"/>
-              </w:rPr>
-              <w:t>дБм</w:t>
-            </w:r>
-            <w:proofErr w:type="spellEnd"/>
-            <w:r>
-              <w:rPr>
-                <w:rFonts w:ascii="inherit" w:eastAsia="Times New Roman" w:hAnsi="inherit" w:cs="Times New Roman"/>
-                <w:sz w:val="21"/>
-                <w:szCs w:val="21"/>
-                <w:lang w:eastAsia="ru-RU"/>
-              </w:rPr>
-              <w:t xml:space="preserve">, 100 = -120 </w:t>
-            </w:r>
-            <w:proofErr w:type="spellStart"/>
-            <w:r>
-              <w:rPr>
-                <w:rFonts w:ascii="inherit" w:eastAsia="Times New Roman" w:hAnsi="inherit" w:cs="Times New Roman"/>
-                <w:sz w:val="21"/>
-                <w:szCs w:val="21"/>
-                <w:lang w:eastAsia="ru-RU"/>
-              </w:rPr>
-              <w:t>дБм</w:t>
-            </w:r>
-            <w:proofErr w:type="spellEnd"/>
-            <w:r>
-              <w:rPr>
-                <w:rFonts w:ascii="inherit" w:eastAsia="Times New Roman" w:hAnsi="inherit" w:cs="Times New Roman"/>
-                <w:sz w:val="21"/>
-                <w:szCs w:val="21"/>
-                <w:lang w:eastAsia="ru-RU"/>
-              </w:rPr>
-              <w:t>)</w:t>
-            </w:r>
-          </w:p>
-        </w:tc>
-      </w:tr>
-      <w:tr>
-        <w:tc>
-          <w:tcPr>
-            <w:tcW w:w="0" w:type="auto"/>
-            <w:tcBorders>
-              <w:top w:val="single" w:sz="6" w:space="0" w:color="auto"/>
-              <w:left w:val="nil"/>
-              <w:bottom w:val="nil"/>
-              <w:right w:val="nil"/>
-            </w:tcBorders>
-            <w:tcMar>
-              <w:top w:w="150" w:type="dxa"/>
-              <w:left w:w="150" w:type="dxa"/>
-              <w:bottom w:w="150" w:type="dxa"/>
-              <w:right w:w="150" w:type="dxa"/>
-            </w:tcMar>
-            <w:hideMark/>
-          </w:tcPr>
-          <w:p>
-            <w:pPr>
-              <w:spacing w:after="0" w:line="330" w:lineRule="atLeast"/>
-              <w:rPr>
-                <w:rFonts w:ascii="inherit" w:eastAsia="Times New Roman" w:hAnsi="inherit" w:cs="Times New Roman"/>
-                <w:sz w:val="21"/>
-                <w:szCs w:val="21"/>
-                <w:lang w:eastAsia="ru-RU"/>
-              </w:rPr>
-            </w:pPr>
-            <w:proofErr w:type="spellStart"/>
-            <w:r>
-              <w:rPr>
-                <w:rFonts w:ascii="inherit" w:eastAsia="Times New Roman" w:hAnsi="inherit" w:cs="Times New Roman"/>
-                <w:b/>
-                <w:bCs/>
-                <w:sz w:val="21"/>
-                <w:szCs w:val="21"/>
-                <w:bdr w:val="none" w:sz="0" w:space="0" w:color="auto" w:frame="1"/>
-                <w:lang w:eastAsia="ru-RU"/>
-              </w:rPr>
-              <w:t>Vol</w:t>
-            </w:r>
-            <w:proofErr w:type="spellEnd"/>
-          </w:p>
-        </w:tc>
-        <w:tc>
-          <w:tcPr>
-            <w:tcW w:w="0" w:type="auto"/>
-            <w:tcBorders>
-              <w:top w:val="single" w:sz="6" w:space="0" w:color="auto"/>
-              <w:left w:val="single" w:sz="6" w:space="0" w:color="auto"/>
-              <w:bottom w:val="nil"/>
-              <w:right w:val="nil"/>
-            </w:tcBorders>
-            <w:tcMar>
-              <w:top w:w="150" w:type="dxa"/>
-              <w:left w:w="150" w:type="dxa"/>
-              <w:bottom w:w="150" w:type="dxa"/>
-              <w:right w:w="150" w:type="dxa"/>
-            </w:tcMar>
-            <w:hideMark/>
-          </w:tcPr>
-          <w:p>
-            <w:pPr>
-              <w:spacing w:after="0" w:line="330" w:lineRule="atLeast"/>
-              <w:rPr>
-                <w:rFonts w:ascii="inherit" w:eastAsia="Times New Roman" w:hAnsi="inherit" w:cs="Times New Roman"/>
-                <w:sz w:val="21"/>
-                <w:szCs w:val="21"/>
-                <w:lang w:eastAsia="ru-RU"/>
-              </w:rPr>
-            </w:pPr>
-            <w:r>
-              <w:rPr>
-                <w:rFonts w:ascii="inherit" w:eastAsia="Times New Roman" w:hAnsi="inherit" w:cs="Times New Roman"/>
-                <w:sz w:val="21"/>
-                <w:szCs w:val="21"/>
-                <w:lang w:eastAsia="ru-RU"/>
-              </w:rPr>
-              <w:t>0–99</w:t>
-            </w:r>
-          </w:p>
-        </w:tc>
-        <w:tc>
-          <w:tcPr>
-            <w:tcW w:w="0" w:type="auto"/>
-            <w:tcBorders>
-              <w:top w:val="single" w:sz="6" w:space="0" w:color="auto"/>
-              <w:left w:val="single" w:sz="6" w:space="0" w:color="auto"/>
-              <w:bottom w:val="nil"/>
-              <w:right w:val="nil"/>
-            </w:tcBorders>
-            <w:tcMar>
-              <w:top w:w="150" w:type="dxa"/>
-              <w:left w:w="150" w:type="dxa"/>
-              <w:bottom w:w="150" w:type="dxa"/>
-              <w:right w:w="150" w:type="dxa"/>
-            </w:tcMar>
-            <w:hideMark/>
-          </w:tcPr>
-          <w:p>
-            <w:pPr>
-              <w:spacing w:after="0" w:line="330" w:lineRule="atLeast"/>
-              <w:rPr>
-                <w:rFonts w:ascii="inherit" w:eastAsia="Times New Roman" w:hAnsi="inherit" w:cs="Times New Roman"/>
-                <w:sz w:val="21"/>
-                <w:szCs w:val="21"/>
-                <w:lang w:eastAsia="ru-RU"/>
-              </w:rPr>
-            </w:pPr>
-            <w:r>
-              <w:rPr>
-                <w:rFonts w:ascii="inherit" w:eastAsia="Times New Roman" w:hAnsi="inherit" w:cs="Times New Roman"/>
-                <w:sz w:val="21"/>
-                <w:szCs w:val="21"/>
-                <w:lang w:eastAsia="ru-RU"/>
-              </w:rPr>
-              <w:t>Громкость звука</w:t>
-            </w:r>
-          </w:p>
-        </w:tc>
-      </w:tr>
-      <w:tr>
-        <w:tc>
-          <w:tcPr>
-            <w:tcW w:w="0" w:type="auto"/>
-            <w:tcBorders>
-              <w:top w:val="single" w:sz="6" w:space="0" w:color="auto"/>
-              <w:left w:val="nil"/>
-              <w:bottom w:val="nil"/>
-              <w:right w:val="nil"/>
-            </w:tcBorders>
-            <w:tcMar>
-              <w:top w:w="150" w:type="dxa"/>
-              <w:left w:w="150" w:type="dxa"/>
-              <w:bottom w:w="150" w:type="dxa"/>
-              <w:right w:w="150" w:type="dxa"/>
-            </w:tcMar>
-            <w:hideMark/>
-          </w:tcPr>
-          <w:p>
-            <w:pPr>
-              <w:spacing w:after="0" w:line="330" w:lineRule="atLeast"/>
-              <w:rPr>
-                <w:rFonts w:ascii="inherit" w:eastAsia="Times New Roman" w:hAnsi="inherit" w:cs="Times New Roman"/>
-                <w:sz w:val="21"/>
-                <w:szCs w:val="21"/>
-                <w:lang w:eastAsia="ru-RU"/>
-              </w:rPr>
-            </w:pPr>
-            <w:proofErr w:type="spellStart"/>
-            <w:r>
-              <w:rPr>
-                <w:rFonts w:ascii="inherit" w:eastAsia="Times New Roman" w:hAnsi="inherit" w:cs="Times New Roman"/>
-                <w:b/>
-                <w:bCs/>
-                <w:sz w:val="21"/>
-                <w:szCs w:val="21"/>
-                <w:bdr w:val="none" w:sz="0" w:space="0" w:color="auto" w:frame="1"/>
-                <w:lang w:eastAsia="ru-RU"/>
-              </w:rPr>
               <w:t>Cyc</w:t>
             </w:r>
-            <w:proofErr w:type="spellEnd"/>
           </w:p>
         </w:tc>
         <w:tc>
@@ -6674,55 +5241,7 @@
           <w:szCs w:val="24"/>
           <w:lang w:eastAsia="ru-RU"/>
         </w:rPr>
-        <w:t>Фильтры формы сигнала (</w:t>
-      </w:r>
-      <w:proofErr w:type="spellStart"/>
-      <w:r>
-        <w:rPr>
-          <w:rFonts w:ascii="Segoe UI" w:eastAsia="Times New Roman" w:hAnsi="Segoe UI" w:cs="Segoe UI"/>
-          <w:b/>
-          <w:bCs/>
-          <w:sz w:val="24"/>
-          <w:szCs w:val="24"/>
-          <w:lang w:eastAsia="ru-RU"/>
-        </w:rPr>
-        <w:t>Spectrum</w:t>
-      </w:r>
-      <w:proofErr w:type="spellEnd"/>
-      <w:r>
-        <w:rPr>
-          <w:rFonts w:ascii="Segoe UI" w:eastAsia="Times New Roman" w:hAnsi="Segoe UI" w:cs="Segoe UI"/>
-          <w:b/>
-          <w:bCs/>
-          <w:sz w:val="24"/>
-          <w:szCs w:val="24"/>
-          <w:lang w:eastAsia="ru-RU"/>
-        </w:rPr>
-        <w:t xml:space="preserve"> </w:t>
-      </w:r>
-      <w:proofErr w:type="spellStart"/>
-      <w:r>
-        <w:rPr>
-          <w:rFonts w:ascii="Segoe UI" w:eastAsia="Times New Roman" w:hAnsi="Segoe UI" w:cs="Segoe UI"/>
-          <w:b/>
-          <w:bCs/>
-          <w:sz w:val="24"/>
-          <w:szCs w:val="24"/>
-          <w:lang w:eastAsia="ru-RU"/>
-        </w:rPr>
-        <w:t>Shape</w:t>
-      </w:r>
-      <w:proofErr w:type="spellEnd"/>
-      <w:r>
-        <w:rPr>
-          <w:rFonts w:ascii="Segoe UI" w:eastAsia="Times New Roman" w:hAnsi="Segoe UI" w:cs="Segoe UI"/>
-          <w:b/>
-          <w:bCs/>
-          <w:sz w:val="24"/>
-          <w:szCs w:val="24"/>
-          <w:lang w:eastAsia="ru-RU"/>
-        </w:rPr>
-        <w:t>)</w:t>
+        <w:t>Фильтры формы сигнала (Spectrum Shape)</w:t>
       </w:r>
     </w:p>
     <w:p>
@@ -6738,7 +5257,6 @@
           <w:lang w:eastAsia="ru-RU"/>
         </w:rPr>
       </w:pPr>
-      <w:proofErr w:type="spellStart"/>
       <w:r>
         <w:rPr>
           <w:rFonts w:ascii="inherit" w:eastAsia="Times New Roman" w:hAnsi="inherit" w:cs="Segoe UI"/>
@@ -6752,7 +5270,6 @@
         </w:rPr>
         <w:t>Table</w:t>
       </w:r>
-      <w:proofErr w:type="spellEnd"/>
     </w:p>
     <w:tbl>
       <w:tblPr>
@@ -6927,7 +5444,6 @@
                 <w:lang w:eastAsia="ru-RU"/>
               </w:rPr>
             </w:pPr>
-            <w:proofErr w:type="spellStart"/>
             <w:r>
               <w:rPr>
                 <w:rFonts w:ascii="inherit" w:eastAsia="Times New Roman" w:hAnsi="inherit" w:cs="Times New Roman"/>
@@ -6940,35 +5456,14 @@
               </w:rPr>
               <w:t>Mar</w:t>
             </w:r>
-            <w:proofErr w:type="spellEnd"/>
-            <w:r>
-              <w:rPr>
-                <w:rFonts w:ascii="inherit" w:eastAsia="Times New Roman" w:hAnsi="inherit" w:cs="Times New Roman"/>
-                <w:sz w:val="21"/>
-                <w:szCs w:val="21"/>
-                <w:lang w:eastAsia="ru-RU"/>
-              </w:rPr>
-              <w:t> (</w:t>
-            </w:r>
-            <w:proofErr w:type="spellStart"/>
-            <w:r>
-              <w:rPr>
-                <w:rFonts w:ascii="inherit" w:eastAsia="Times New Roman" w:hAnsi="inherit" w:cs="Times New Roman"/>
-                <w:sz w:val="21"/>
-                <w:szCs w:val="21"/>
-                <w:lang w:eastAsia="ru-RU"/>
-              </w:rPr>
-              <w:t>Margin</w:t>
-            </w:r>
-            <w:proofErr w:type="spellEnd"/>
-            <w:r>
-              <w:rPr>
-                <w:rFonts w:ascii="inherit" w:eastAsia="Times New Roman" w:hAnsi="inherit" w:cs="Times New Roman"/>
-                <w:sz w:val="21"/>
-                <w:szCs w:val="21"/>
-                <w:lang w:eastAsia="ru-RU"/>
-              </w:rPr>
-              <w:t>)</w:t>
+            <w:r>
+              <w:rPr>
+                <w:rFonts w:ascii="inherit" w:eastAsia="Times New Roman" w:hAnsi="inherit" w:cs="Times New Roman"/>
+                <w:sz w:val="21"/>
+                <w:szCs w:val="21"/>
+                <w:lang w:eastAsia="ru-RU"/>
+              </w:rPr>
+              <w:t> (Margin)</w:t>
             </w:r>
           </w:p>
         </w:tc>
@@ -7077,7 +5572,6 @@
                 <w:lang w:eastAsia="ru-RU"/>
               </w:rPr>
             </w:pPr>
-            <w:proofErr w:type="spellStart"/>
             <w:r>
               <w:rPr>
                 <w:rFonts w:ascii="inherit" w:eastAsia="Times New Roman" w:hAnsi="inherit" w:cs="Times New Roman"/>
@@ -7090,55 +5584,14 @@
               </w:rPr>
               <w:t>Wid</w:t>
             </w:r>
-            <w:proofErr w:type="spellEnd"/>
-            <w:r>
-              <w:rPr>
-                <w:rFonts w:ascii="inherit" w:eastAsia="Times New Roman" w:hAnsi="inherit" w:cs="Times New Roman"/>
-                <w:sz w:val="21"/>
-                <w:szCs w:val="21"/>
-                <w:lang w:eastAsia="ru-RU"/>
-              </w:rPr>
-              <w:t> (</w:t>
-            </w:r>
-            <w:proofErr w:type="spellStart"/>
-            <w:r>
-              <w:rPr>
-                <w:rFonts w:ascii="inherit" w:eastAsia="Times New Roman" w:hAnsi="inherit" w:cs="Times New Roman"/>
-                <w:sz w:val="21"/>
-                <w:szCs w:val="21"/>
-                <w:lang w:eastAsia="ru-RU"/>
-              </w:rPr>
-              <w:t>Min</w:t>
-            </w:r>
-            <w:proofErr w:type="spellEnd"/>
-            <w:r>
-              <w:rPr>
-                <w:rFonts w:ascii="inherit" w:eastAsia="Times New Roman" w:hAnsi="inherit" w:cs="Times New Roman"/>
-                <w:sz w:val="21"/>
-                <w:szCs w:val="21"/>
-                <w:lang w:eastAsia="ru-RU"/>
-              </w:rPr>
-              <w:t xml:space="preserve"> </w:t>
-            </w:r>
-            <w:proofErr w:type="spellStart"/>
-            <w:r>
-              <w:rPr>
-                <w:rFonts w:ascii="inherit" w:eastAsia="Times New Roman" w:hAnsi="inherit" w:cs="Times New Roman"/>
-                <w:sz w:val="21"/>
-                <w:szCs w:val="21"/>
-                <w:lang w:eastAsia="ru-RU"/>
-              </w:rPr>
-              <w:t>Width</w:t>
-            </w:r>
-            <w:proofErr w:type="spellEnd"/>
-            <w:r>
-              <w:rPr>
-                <w:rFonts w:ascii="inherit" w:eastAsia="Times New Roman" w:hAnsi="inherit" w:cs="Times New Roman"/>
-                <w:sz w:val="21"/>
-                <w:szCs w:val="21"/>
-                <w:lang w:eastAsia="ru-RU"/>
-              </w:rPr>
-              <w:t>)</w:t>
+            <w:r>
+              <w:rPr>
+                <w:rFonts w:ascii="inherit" w:eastAsia="Times New Roman" w:hAnsi="inherit" w:cs="Times New Roman"/>
+                <w:sz w:val="21"/>
+                <w:szCs w:val="21"/>
+                <w:lang w:eastAsia="ru-RU"/>
+              </w:rPr>
+              <w:t> (Min Width)</w:t>
             </w:r>
           </w:p>
         </w:tc>
@@ -7247,7 +5700,6 @@
                 <w:lang w:eastAsia="ru-RU"/>
               </w:rPr>
             </w:pPr>
-            <w:proofErr w:type="spellStart"/>
             <w:r>
               <w:rPr>
                 <w:rFonts w:ascii="inherit" w:eastAsia="Times New Roman" w:hAnsi="inherit" w:cs="Times New Roman"/>
@@ -7260,35 +5712,14 @@
               </w:rPr>
               <w:t>MaxW</w:t>
             </w:r>
-            <w:proofErr w:type="spellEnd"/>
-            <w:r>
-              <w:rPr>
-                <w:rFonts w:ascii="inherit" w:eastAsia="Times New Roman" w:hAnsi="inherit" w:cs="Times New Roman"/>
-                <w:sz w:val="21"/>
-                <w:szCs w:val="21"/>
-                <w:lang w:eastAsia="ru-RU"/>
-              </w:rPr>
-              <w:t xml:space="preserve"> (Max </w:t>
-            </w:r>
-            <w:proofErr w:type="spellStart"/>
-            <w:r>
-              <w:rPr>
-                <w:rFonts w:ascii="inherit" w:eastAsia="Times New Roman" w:hAnsi="inherit" w:cs="Times New Roman"/>
-                <w:sz w:val="21"/>
-                <w:szCs w:val="21"/>
-                <w:lang w:eastAsia="ru-RU"/>
-              </w:rPr>
-              <w:t>Width</w:t>
-            </w:r>
-            <w:proofErr w:type="spellEnd"/>
-            <w:r>
-              <w:rPr>
-                <w:rFonts w:ascii="inherit" w:eastAsia="Times New Roman" w:hAnsi="inherit" w:cs="Times New Roman"/>
-                <w:sz w:val="21"/>
-                <w:szCs w:val="21"/>
-                <w:lang w:eastAsia="ru-RU"/>
-              </w:rPr>
-              <w:t>)</w:t>
+            <w:r>
+              <w:rPr>
+                <w:rFonts w:ascii="inherit" w:eastAsia="Times New Roman" w:hAnsi="inherit" w:cs="Times New Roman"/>
+                <w:sz w:val="21"/>
+                <w:szCs w:val="21"/>
+                <w:lang w:eastAsia="ru-RU"/>
+              </w:rPr>
+              <w:t> (Max Width)</w:t>
             </w:r>
           </w:p>
         </w:tc>
@@ -7397,7 +5828,6 @@
                 <w:lang w:eastAsia="ru-RU"/>
               </w:rPr>
             </w:pPr>
-            <w:proofErr w:type="spellStart"/>
             <w:r>
               <w:rPr>
                 <w:rFonts w:ascii="inherit" w:eastAsia="Times New Roman" w:hAnsi="inherit" w:cs="Times New Roman"/>
@@ -7410,35 +5840,14 @@
               </w:rPr>
               <w:t>Shrp</w:t>
             </w:r>
-            <w:proofErr w:type="spellEnd"/>
-            <w:r>
-              <w:rPr>
-                <w:rFonts w:ascii="inherit" w:eastAsia="Times New Roman" w:hAnsi="inherit" w:cs="Times New Roman"/>
-                <w:sz w:val="21"/>
-                <w:szCs w:val="21"/>
-                <w:lang w:eastAsia="ru-RU"/>
-              </w:rPr>
-              <w:t> (</w:t>
-            </w:r>
-            <w:proofErr w:type="spellStart"/>
-            <w:r>
-              <w:rPr>
-                <w:rFonts w:ascii="inherit" w:eastAsia="Times New Roman" w:hAnsi="inherit" w:cs="Times New Roman"/>
-                <w:sz w:val="21"/>
-                <w:szCs w:val="21"/>
-                <w:lang w:eastAsia="ru-RU"/>
-              </w:rPr>
-              <w:t>Sharpness</w:t>
-            </w:r>
-            <w:proofErr w:type="spellEnd"/>
-            <w:r>
-              <w:rPr>
-                <w:rFonts w:ascii="inherit" w:eastAsia="Times New Roman" w:hAnsi="inherit" w:cs="Times New Roman"/>
-                <w:sz w:val="21"/>
-                <w:szCs w:val="21"/>
-                <w:lang w:eastAsia="ru-RU"/>
-              </w:rPr>
-              <w:t>)</w:t>
+            <w:r>
+              <w:rPr>
+                <w:rFonts w:ascii="inherit" w:eastAsia="Times New Roman" w:hAnsi="inherit" w:cs="Times New Roman"/>
+                <w:sz w:val="21"/>
+                <w:szCs w:val="21"/>
+                <w:lang w:eastAsia="ru-RU"/>
+              </w:rPr>
+              <w:t> (Sharpness)</w:t>
             </w:r>
           </w:p>
         </w:tc>
@@ -7547,7 +5956,6 @@
                 <w:lang w:eastAsia="ru-RU"/>
               </w:rPr>
             </w:pPr>
-            <w:proofErr w:type="spellStart"/>
             <w:r>
               <w:rPr>
                 <w:rFonts w:ascii="inherit" w:eastAsia="Times New Roman" w:hAnsi="inherit" w:cs="Times New Roman"/>
@@ -7560,55 +5968,14 @@
               </w:rPr>
               <w:t>Rat</w:t>
             </w:r>
-            <w:proofErr w:type="spellEnd"/>
-            <w:r>
-              <w:rPr>
-                <w:rFonts w:ascii="inherit" w:eastAsia="Times New Roman" w:hAnsi="inherit" w:cs="Times New Roman"/>
-                <w:sz w:val="21"/>
-                <w:szCs w:val="21"/>
-                <w:lang w:eastAsia="ru-RU"/>
-              </w:rPr>
-              <w:t> (</w:t>
-            </w:r>
-            <w:proofErr w:type="spellStart"/>
-            <w:r>
-              <w:rPr>
-                <w:rFonts w:ascii="inherit" w:eastAsia="Times New Roman" w:hAnsi="inherit" w:cs="Times New Roman"/>
-                <w:sz w:val="21"/>
-                <w:szCs w:val="21"/>
-                <w:lang w:eastAsia="ru-RU"/>
-              </w:rPr>
-              <w:t>Peak</w:t>
-            </w:r>
-            <w:proofErr w:type="spellEnd"/>
-            <w:r>
-              <w:rPr>
-                <w:rFonts w:ascii="inherit" w:eastAsia="Times New Roman" w:hAnsi="inherit" w:cs="Times New Roman"/>
-                <w:sz w:val="21"/>
-                <w:szCs w:val="21"/>
-                <w:lang w:eastAsia="ru-RU"/>
-              </w:rPr>
-              <w:t xml:space="preserve"> </w:t>
-            </w:r>
-            <w:proofErr w:type="spellStart"/>
-            <w:r>
-              <w:rPr>
-                <w:rFonts w:ascii="inherit" w:eastAsia="Times New Roman" w:hAnsi="inherit" w:cs="Times New Roman"/>
-                <w:sz w:val="21"/>
-                <w:szCs w:val="21"/>
-                <w:lang w:eastAsia="ru-RU"/>
-              </w:rPr>
-              <w:t>Ratio</w:t>
-            </w:r>
-            <w:proofErr w:type="spellEnd"/>
-            <w:r>
-              <w:rPr>
-                <w:rFonts w:ascii="inherit" w:eastAsia="Times New Roman" w:hAnsi="inherit" w:cs="Times New Roman"/>
-                <w:sz w:val="21"/>
-                <w:szCs w:val="21"/>
-                <w:lang w:eastAsia="ru-RU"/>
-              </w:rPr>
-              <w:t>)</w:t>
+            <w:r>
+              <w:rPr>
+                <w:rFonts w:ascii="inherit" w:eastAsia="Times New Roman" w:hAnsi="inherit" w:cs="Times New Roman"/>
+                <w:sz w:val="21"/>
+                <w:szCs w:val="21"/>
+                <w:lang w:eastAsia="ru-RU"/>
+              </w:rPr>
+              <w:t> (Peak Ratio)</w:t>
             </w:r>
           </w:p>
         </w:tc>
@@ -7717,7 +6084,6 @@
                 <w:lang w:eastAsia="ru-RU"/>
               </w:rPr>
             </w:pPr>
-            <w:proofErr w:type="spellStart"/>
             <w:r>
               <w:rPr>
                 <w:rFonts w:ascii="inherit" w:eastAsia="Times New Roman" w:hAnsi="inherit" w:cs="Times New Roman"/>
@@ -7730,55 +6096,14 @@
               </w:rPr>
               <w:t>Vly</w:t>
             </w:r>
-            <w:proofErr w:type="spellEnd"/>
-            <w:r>
-              <w:rPr>
-                <w:rFonts w:ascii="inherit" w:eastAsia="Times New Roman" w:hAnsi="inherit" w:cs="Times New Roman"/>
-                <w:sz w:val="21"/>
-                <w:szCs w:val="21"/>
-                <w:lang w:eastAsia="ru-RU"/>
-              </w:rPr>
-              <w:t> (</w:t>
-            </w:r>
-            <w:proofErr w:type="spellStart"/>
-            <w:r>
-              <w:rPr>
-                <w:rFonts w:ascii="inherit" w:eastAsia="Times New Roman" w:hAnsi="inherit" w:cs="Times New Roman"/>
-                <w:sz w:val="21"/>
-                <w:szCs w:val="21"/>
-                <w:lang w:eastAsia="ru-RU"/>
-              </w:rPr>
-              <w:t>Valley</w:t>
-            </w:r>
-            <w:proofErr w:type="spellEnd"/>
-            <w:r>
-              <w:rPr>
-                <w:rFonts w:ascii="inherit" w:eastAsia="Times New Roman" w:hAnsi="inherit" w:cs="Times New Roman"/>
-                <w:sz w:val="21"/>
-                <w:szCs w:val="21"/>
-                <w:lang w:eastAsia="ru-RU"/>
-              </w:rPr>
-              <w:t xml:space="preserve"> </w:t>
-            </w:r>
-            <w:proofErr w:type="spellStart"/>
-            <w:r>
-              <w:rPr>
-                <w:rFonts w:ascii="inherit" w:eastAsia="Times New Roman" w:hAnsi="inherit" w:cs="Times New Roman"/>
-                <w:sz w:val="21"/>
-                <w:szCs w:val="21"/>
-                <w:lang w:eastAsia="ru-RU"/>
-              </w:rPr>
-              <w:t>Depth</w:t>
-            </w:r>
-            <w:proofErr w:type="spellEnd"/>
-            <w:r>
-              <w:rPr>
-                <w:rFonts w:ascii="inherit" w:eastAsia="Times New Roman" w:hAnsi="inherit" w:cs="Times New Roman"/>
-                <w:sz w:val="21"/>
-                <w:szCs w:val="21"/>
-                <w:lang w:eastAsia="ru-RU"/>
-              </w:rPr>
-              <w:t>)</w:t>
+            <w:r>
+              <w:rPr>
+                <w:rFonts w:ascii="inherit" w:eastAsia="Times New Roman" w:hAnsi="inherit" w:cs="Times New Roman"/>
+                <w:sz w:val="21"/>
+                <w:szCs w:val="21"/>
+                <w:lang w:eastAsia="ru-RU"/>
+              </w:rPr>
+              <w:t> (Valley Depth)</w:t>
             </w:r>
           </w:p>
         </w:tc>
@@ -7887,7 +6212,6 @@
                 <w:lang w:eastAsia="ru-RU"/>
               </w:rPr>
             </w:pPr>
-            <w:proofErr w:type="spellStart"/>
             <w:r>
               <w:rPr>
                 <w:rFonts w:ascii="inherit" w:eastAsia="Times New Roman" w:hAnsi="inherit" w:cs="Times New Roman"/>
@@ -7900,35 +6224,14 @@
               </w:rPr>
               <w:t>Flat</w:t>
             </w:r>
-            <w:proofErr w:type="spellEnd"/>
-            <w:r>
-              <w:rPr>
-                <w:rFonts w:ascii="inherit" w:eastAsia="Times New Roman" w:hAnsi="inherit" w:cs="Times New Roman"/>
-                <w:sz w:val="21"/>
-                <w:szCs w:val="21"/>
-                <w:lang w:eastAsia="ru-RU"/>
-              </w:rPr>
-              <w:t> (</w:t>
-            </w:r>
-            <w:proofErr w:type="spellStart"/>
-            <w:r>
-              <w:rPr>
-                <w:rFonts w:ascii="inherit" w:eastAsia="Times New Roman" w:hAnsi="inherit" w:cs="Times New Roman"/>
-                <w:sz w:val="21"/>
-                <w:szCs w:val="21"/>
-                <w:lang w:eastAsia="ru-RU"/>
-              </w:rPr>
-              <w:t>Flatness</w:t>
-            </w:r>
-            <w:proofErr w:type="spellEnd"/>
-            <w:r>
-              <w:rPr>
-                <w:rFonts w:ascii="inherit" w:eastAsia="Times New Roman" w:hAnsi="inherit" w:cs="Times New Roman"/>
-                <w:sz w:val="21"/>
-                <w:szCs w:val="21"/>
-                <w:lang w:eastAsia="ru-RU"/>
-              </w:rPr>
-              <w:t>)</w:t>
+            <w:r>
+              <w:rPr>
+                <w:rFonts w:ascii="inherit" w:eastAsia="Times New Roman" w:hAnsi="inherit" w:cs="Times New Roman"/>
+                <w:sz w:val="21"/>
+                <w:szCs w:val="21"/>
+                <w:lang w:eastAsia="ru-RU"/>
+              </w:rPr>
+              <w:t> (Flatness)</w:t>
             </w:r>
           </w:p>
         </w:tc>
@@ -8037,7 +6340,6 @@
                 <w:lang w:eastAsia="ru-RU"/>
               </w:rPr>
             </w:pPr>
-            <w:proofErr w:type="spellStart"/>
             <w:r>
               <w:rPr>
                 <w:rFonts w:ascii="inherit" w:eastAsia="Times New Roman" w:hAnsi="inherit" w:cs="Times New Roman"/>
@@ -8050,35 +6352,14 @@
               </w:rPr>
               <w:t>Sym</w:t>
             </w:r>
-            <w:proofErr w:type="spellEnd"/>
-            <w:r>
-              <w:rPr>
-                <w:rFonts w:ascii="inherit" w:eastAsia="Times New Roman" w:hAnsi="inherit" w:cs="Times New Roman"/>
-                <w:sz w:val="21"/>
-                <w:szCs w:val="21"/>
-                <w:lang w:eastAsia="ru-RU"/>
-              </w:rPr>
-              <w:t> (</w:t>
-            </w:r>
-            <w:proofErr w:type="spellStart"/>
-            <w:r>
-              <w:rPr>
-                <w:rFonts w:ascii="inherit" w:eastAsia="Times New Roman" w:hAnsi="inherit" w:cs="Times New Roman"/>
-                <w:sz w:val="21"/>
-                <w:szCs w:val="21"/>
-                <w:lang w:eastAsia="ru-RU"/>
-              </w:rPr>
-              <w:t>Symmetry</w:t>
-            </w:r>
-            <w:proofErr w:type="spellEnd"/>
-            <w:r>
-              <w:rPr>
-                <w:rFonts w:ascii="inherit" w:eastAsia="Times New Roman" w:hAnsi="inherit" w:cs="Times New Roman"/>
-                <w:sz w:val="21"/>
-                <w:szCs w:val="21"/>
-                <w:lang w:eastAsia="ru-RU"/>
-              </w:rPr>
-              <w:t>)</w:t>
+            <w:r>
+              <w:rPr>
+                <w:rFonts w:ascii="inherit" w:eastAsia="Times New Roman" w:hAnsi="inherit" w:cs="Times New Roman"/>
+                <w:sz w:val="21"/>
+                <w:szCs w:val="21"/>
+                <w:lang w:eastAsia="ru-RU"/>
+              </w:rPr>
+              <w:t> (Symmetry)</w:t>
             </w:r>
           </w:p>
         </w:tc>
@@ -8198,7 +6479,6 @@
           <w:lang w:eastAsia="ru-RU"/>
         </w:rPr>
       </w:pPr>
-      <w:proofErr w:type="spellStart"/>
       <w:r>
         <w:rPr>
           <w:rFonts w:ascii="inherit" w:eastAsia="Times New Roman" w:hAnsi="inherit" w:cs="Segoe UI"/>
@@ -8212,7 +6492,6 @@
         </w:rPr>
         <w:t>Table</w:t>
       </w:r>
-      <w:proofErr w:type="spellEnd"/>
     </w:p>
     <w:tbl>
       <w:tblPr>
@@ -8307,7 +6586,6 @@
                 <w:lang w:eastAsia="ru-RU"/>
               </w:rPr>
             </w:pPr>
-            <w:proofErr w:type="spellStart"/>
             <w:r>
               <w:rPr>
                 <w:rFonts w:ascii="inherit" w:eastAsia="Times New Roman" w:hAnsi="inherit" w:cs="Times New Roman"/>
@@ -8319,7 +6597,6 @@
               </w:rPr>
               <w:t>Margin</w:t>
             </w:r>
-            <w:proofErr w:type="spellEnd"/>
           </w:p>
         </w:tc>
         <w:tc>
@@ -8351,7 +6628,6 @@
                 <w:lang w:eastAsia="ru-RU"/>
               </w:rPr>
             </w:pPr>
-            <w:proofErr w:type="spellStart"/>
             <w:r>
               <w:rPr>
                 <w:rFonts w:ascii="inherit" w:eastAsia="Times New Roman" w:hAnsi="inherit" w:cs="Times New Roman"/>
@@ -8363,7 +6639,6 @@
               </w:rPr>
               <w:t>MinW</w:t>
             </w:r>
-            <w:proofErr w:type="spellEnd"/>
           </w:p>
         </w:tc>
         <w:tc>
@@ -8395,7 +6670,6 @@
                 <w:lang w:eastAsia="ru-RU"/>
               </w:rPr>
             </w:pPr>
-            <w:proofErr w:type="spellStart"/>
             <w:r>
               <w:rPr>
                 <w:rFonts w:ascii="inherit" w:eastAsia="Times New Roman" w:hAnsi="inherit" w:cs="Times New Roman"/>
@@ -8407,7 +6681,6 @@
               </w:rPr>
               <w:t>MaxW</w:t>
             </w:r>
-            <w:proofErr w:type="spellEnd"/>
           </w:p>
         </w:tc>
         <w:tc>
@@ -8439,7 +6712,6 @@
                 <w:lang w:eastAsia="ru-RU"/>
               </w:rPr>
             </w:pPr>
-            <w:proofErr w:type="spellStart"/>
             <w:r>
               <w:rPr>
                 <w:rFonts w:ascii="inherit" w:eastAsia="Times New Roman" w:hAnsi="inherit" w:cs="Times New Roman"/>
@@ -8451,7 +6723,6 @@
               </w:rPr>
               <w:t>Sharpness</w:t>
             </w:r>
-            <w:proofErr w:type="spellEnd"/>
           </w:p>
         </w:tc>
         <w:tc>
@@ -8483,7 +6754,6 @@
                 <w:lang w:eastAsia="ru-RU"/>
               </w:rPr>
             </w:pPr>
-            <w:proofErr w:type="spellStart"/>
             <w:r>
               <w:rPr>
                 <w:rFonts w:ascii="inherit" w:eastAsia="Times New Roman" w:hAnsi="inherit" w:cs="Times New Roman"/>
@@ -8495,7 +6765,6 @@
               </w:rPr>
               <w:t>Flatness</w:t>
             </w:r>
-            <w:proofErr w:type="spellEnd"/>
           </w:p>
         </w:tc>
         <w:tc>
@@ -8527,7 +6796,6 @@
                 <w:lang w:eastAsia="ru-RU"/>
               </w:rPr>
             </w:pPr>
-            <w:proofErr w:type="spellStart"/>
             <w:r>
               <w:rPr>
                 <w:rFonts w:ascii="inherit" w:eastAsia="Times New Roman" w:hAnsi="inherit" w:cs="Times New Roman"/>
@@ -8539,7 +6807,6 @@
               </w:rPr>
               <w:t>Valley</w:t>
             </w:r>
-            <w:proofErr w:type="spellEnd"/>
           </w:p>
         </w:tc>
       </w:tr>
@@ -9114,7 +7381,6 @@
                 <w:lang w:eastAsia="ru-RU"/>
               </w:rPr>
             </w:pPr>
-            <w:proofErr w:type="spellStart"/>
             <w:r>
               <w:rPr>
                 <w:rFonts w:ascii="inherit" w:eastAsia="Times New Roman" w:hAnsi="inherit" w:cs="Times New Roman"/>
@@ -9125,35 +7391,8 @@
                 <w:bdr w:val="none" w:sz="0" w:space="0" w:color="auto" w:frame="1"/>
                 <w:lang w:eastAsia="ru-RU"/>
               </w:rPr>
-              <w:t>Wi-Fi</w:t>
-            </w:r>
-            <w:proofErr w:type="spellEnd"/>
-            <w:r>
-              <w:rPr>
-                <w:rFonts w:ascii="inherit" w:eastAsia="Times New Roman" w:hAnsi="inherit" w:cs="Times New Roman"/>
-                <w:b/>
-                <w:bCs/>
-                <w:sz w:val="21"/>
-                <w:szCs w:val="21"/>
-                <w:bdr w:val="none" w:sz="0" w:space="0" w:color="auto" w:frame="1"/>
-                <w:lang w:eastAsia="ru-RU"/>
-              </w:rPr>
-              <w:t xml:space="preserve"> / </w:t>
-            </w:r>
-            <w:proofErr w:type="spellStart"/>
-            <w:r>
-              <w:rPr>
-                <w:rFonts w:ascii="inherit" w:eastAsia="Times New Roman" w:hAnsi="inherit" w:cs="Times New Roman"/>
-                <w:b/>
-                <w:bCs/>
-                <w:sz w:val="21"/>
-                <w:szCs w:val="21"/>
-                <w:bdr w:val="none" w:sz="0" w:space="0" w:color="auto" w:frame="1"/>
-                <w:lang w:eastAsia="ru-RU"/>
-              </w:rPr>
-              <w:t>Bluetooth</w:t>
-            </w:r>
-            <w:proofErr w:type="spellEnd"/>
+              <w:t>Wi-Fi / Bluetooth</w:t>
+            </w:r>
           </w:p>
         </w:tc>
         <w:tc>
@@ -9697,7 +7936,6 @@
           <w:lang w:eastAsia="ru-RU"/>
         </w:rPr>
       </w:pPr>
-      <w:proofErr w:type="spellStart"/>
       <w:r>
         <w:rPr>
           <w:rFonts w:ascii="inherit" w:eastAsia="Times New Roman" w:hAnsi="inherit" w:cs="Segoe UI"/>
@@ -9711,7 +7949,6 @@
         </w:rPr>
         <w:t>Table</w:t>
       </w:r>
-      <w:proofErr w:type="spellEnd"/>
     </w:p>
     <w:tbl>
       <w:tblPr>
@@ -10414,47 +8651,7 @@
           <w:szCs w:val="24"/>
           <w:lang w:eastAsia="ru-RU"/>
         </w:rPr>
-        <w:t xml:space="preserve"> Для городской среды (</w:t>
-      </w:r>
-      <w:proofErr w:type="spellStart"/>
-      <w:r>
-        <w:rPr>
-          <w:rFonts w:ascii="Segoe UI" w:eastAsia="Times New Roman" w:hAnsi="Segoe UI" w:cs="Segoe UI"/>
-          <w:sz w:val="24"/>
-          <w:szCs w:val="24"/>
-          <w:lang w:eastAsia="ru-RU"/>
-        </w:rPr>
-        <w:t>Wi-Fi</w:t>
-      </w:r>
-      <w:proofErr w:type="spellEnd"/>
-      <w:r>
-        <w:rPr>
-          <w:rFonts w:ascii="Segoe UI" w:eastAsia="Times New Roman" w:hAnsi="Segoe UI" w:cs="Segoe UI"/>
-          <w:sz w:val="24"/>
-          <w:szCs w:val="24"/>
-          <w:lang w:eastAsia="ru-RU"/>
-        </w:rPr>
-        <w:t xml:space="preserve">, </w:t>
-      </w:r>
-      <w:proofErr w:type="spellStart"/>
-      <w:r>
-        <w:rPr>
-          <w:rFonts w:ascii="Segoe UI" w:eastAsia="Times New Roman" w:hAnsi="Segoe UI" w:cs="Segoe UI"/>
-          <w:sz w:val="24"/>
-          <w:szCs w:val="24"/>
-          <w:lang w:eastAsia="ru-RU"/>
-        </w:rPr>
-        <w:t>Bluetooth</w:t>
-      </w:r>
-      <w:proofErr w:type="spellEnd"/>
-      <w:r>
-        <w:rPr>
-          <w:rFonts w:ascii="Segoe UI" w:eastAsia="Times New Roman" w:hAnsi="Segoe UI" w:cs="Segoe UI"/>
-          <w:sz w:val="24"/>
-          <w:szCs w:val="24"/>
-          <w:lang w:eastAsia="ru-RU"/>
-        </w:rPr>
-        <w:t xml:space="preserve">, микроволновки) используйте </w:t>
+        <w:t xml:space="preserve"> Для городской среды (Wi-Fi, Bluetooth, микроволновки) используйте </w:t>
       </w:r>
       <w:r>
         <w:rPr>
@@ -10585,7 +8782,6 @@
           <w:lang w:eastAsia="ru-RU"/>
         </w:rPr>
       </w:pPr>
-      <w:proofErr w:type="spellStart"/>
       <w:r>
         <w:rPr>
           <w:rFonts w:ascii="inherit" w:eastAsia="Times New Roman" w:hAnsi="inherit" w:cs="Segoe UI"/>
@@ -10598,7 +8794,6 @@
         </w:rPr>
         <w:t>Dwell</w:t>
       </w:r>
-      <w:proofErr w:type="spellEnd"/>
       <w:r>
         <w:rPr>
           <w:rFonts w:ascii="inherit" w:eastAsia="Times New Roman" w:hAnsi="inherit" w:cs="Segoe UI"/>
@@ -10626,7 +8821,6 @@
           <w:lang w:eastAsia="ru-RU"/>
         </w:rPr>
       </w:pPr>
-      <w:proofErr w:type="spellStart"/>
       <w:r>
         <w:rPr>
           <w:rFonts w:ascii="inherit" w:eastAsia="Times New Roman" w:hAnsi="inherit" w:cs="Segoe UI"/>
@@ -10639,7 +8833,6 @@
         </w:rPr>
         <w:t>Confirm</w:t>
       </w:r>
-      <w:proofErr w:type="spellEnd"/>
       <w:r>
         <w:rPr>
           <w:rFonts w:ascii="inherit" w:eastAsia="Times New Roman" w:hAnsi="inherit" w:cs="Segoe UI"/>
@@ -10667,7 +8860,6 @@
           <w:lang w:eastAsia="ru-RU"/>
         </w:rPr>
       </w:pPr>
-      <w:proofErr w:type="spellStart"/>
       <w:r>
         <w:rPr>
           <w:rFonts w:ascii="inherit" w:eastAsia="Times New Roman" w:hAnsi="inherit" w:cs="Segoe UI"/>
@@ -10680,7 +8872,6 @@
         </w:rPr>
         <w:t>Blklist</w:t>
       </w:r>
-      <w:proofErr w:type="spellEnd"/>
       <w:r>
         <w:rPr>
           <w:rFonts w:ascii="inherit" w:eastAsia="Times New Roman" w:hAnsi="inherit" w:cs="Segoe UI"/>
@@ -10708,7 +8899,6 @@
           <w:lang w:eastAsia="ru-RU"/>
         </w:rPr>
       </w:pPr>
-      <w:proofErr w:type="spellStart"/>
       <w:r>
         <w:rPr>
           <w:rFonts w:ascii="inherit" w:eastAsia="Times New Roman" w:hAnsi="inherit" w:cs="Segoe UI"/>
@@ -10721,7 +8911,6 @@
         </w:rPr>
         <w:t>RVar</w:t>
       </w:r>
-      <w:proofErr w:type="spellEnd"/>
       <w:r>
         <w:rPr>
           <w:rFonts w:ascii="inherit" w:eastAsia="Times New Roman" w:hAnsi="inherit" w:cs="Segoe UI"/>
@@ -10768,47 +8957,7 @@
           <w:szCs w:val="24"/>
           <w:lang w:eastAsia="ru-RU"/>
         </w:rPr>
-        <w:t xml:space="preserve"> (</w:t>
-      </w:r>
-      <w:proofErr w:type="spellStart"/>
-      <w:r>
-        <w:rPr>
-          <w:rFonts w:ascii="inherit" w:eastAsia="Times New Roman" w:hAnsi="inherit" w:cs="Segoe UI"/>
-          <w:sz w:val="24"/>
-          <w:szCs w:val="24"/>
-          <w:lang w:eastAsia="ru-RU"/>
-        </w:rPr>
-        <w:t>Mahalanobis</w:t>
-      </w:r>
-      <w:proofErr w:type="spellEnd"/>
-      <w:r>
-        <w:rPr>
-          <w:rFonts w:ascii="inherit" w:eastAsia="Times New Roman" w:hAnsi="inherit" w:cs="Segoe UI"/>
-          <w:sz w:val="24"/>
-          <w:szCs w:val="24"/>
-          <w:lang w:eastAsia="ru-RU"/>
-        </w:rPr>
-        <w:t xml:space="preserve"> </w:t>
-      </w:r>
-      <w:proofErr w:type="spellStart"/>
-      <w:r>
-        <w:rPr>
-          <w:rFonts w:ascii="inherit" w:eastAsia="Times New Roman" w:hAnsi="inherit" w:cs="Segoe UI"/>
-          <w:sz w:val="24"/>
-          <w:szCs w:val="24"/>
-          <w:lang w:eastAsia="ru-RU"/>
-        </w:rPr>
-        <w:t>Gate</w:t>
-      </w:r>
-      <w:proofErr w:type="spellEnd"/>
-      <w:r>
-        <w:rPr>
-          <w:rFonts w:ascii="inherit" w:eastAsia="Times New Roman" w:hAnsi="inherit" w:cs="Segoe UI"/>
-          <w:sz w:val="24"/>
-          <w:szCs w:val="24"/>
-          <w:lang w:eastAsia="ru-RU"/>
-        </w:rPr>
-        <w:t>) — статистический фильтр выбросов</w:t>
+        <w:t xml:space="preserve"> (Mahalanobis Gate) — статистический фильтр выбросов</w:t>
       </w:r>
     </w:p>
     <w:p>
@@ -10892,47 +9041,7 @@
           <w:szCs w:val="24"/>
           <w:lang w:eastAsia="ru-RU"/>
         </w:rPr>
-        <w:t xml:space="preserve"> </w:t>
-      </w:r>
-      <w:proofErr w:type="spellStart"/>
-      <w:r>
-        <w:rPr>
-          <w:rFonts w:ascii="Segoe UI" w:eastAsia="Times New Roman" w:hAnsi="Segoe UI" w:cs="Segoe UI"/>
-          <w:sz w:val="24"/>
-          <w:szCs w:val="24"/>
-          <w:lang w:eastAsia="ru-RU"/>
-        </w:rPr>
-        <w:t>Window</w:t>
-      </w:r>
-      <w:proofErr w:type="spellEnd"/>
-      <w:r>
-        <w:rPr>
-          <w:rFonts w:ascii="Segoe UI" w:eastAsia="Times New Roman" w:hAnsi="Segoe UI" w:cs="Segoe UI"/>
-          <w:sz w:val="24"/>
-          <w:szCs w:val="24"/>
-          <w:lang w:eastAsia="ru-RU"/>
-        </w:rPr>
-        <w:t xml:space="preserve"> 1 + </w:t>
-      </w:r>
-      <w:proofErr w:type="spellStart"/>
-      <w:r>
-        <w:rPr>
-          <w:rFonts w:ascii="Segoe UI" w:eastAsia="Times New Roman" w:hAnsi="Segoe UI" w:cs="Segoe UI"/>
-          <w:sz w:val="24"/>
-          <w:szCs w:val="24"/>
-          <w:lang w:eastAsia="ru-RU"/>
-        </w:rPr>
-        <w:t>Window</w:t>
-      </w:r>
-      <w:proofErr w:type="spellEnd"/>
-      <w:r>
-        <w:rPr>
-          <w:rFonts w:ascii="Segoe UI" w:eastAsia="Times New Roman" w:hAnsi="Segoe UI" w:cs="Segoe UI"/>
-          <w:sz w:val="24"/>
-          <w:szCs w:val="24"/>
-          <w:lang w:eastAsia="ru-RU"/>
-        </w:rPr>
-        <w:t xml:space="preserve"> 2 + исключения </w:t>
+        <w:t xml:space="preserve"> Window 1 + Window 2 + исключения </w:t>
       </w:r>
       <w:r>
         <w:rPr>
@@ -10953,47 +9062,7 @@
           <w:szCs w:val="24"/>
           <w:lang w:eastAsia="ru-RU"/>
         </w:rPr>
-        <w:t xml:space="preserve"> </w:t>
-      </w:r>
-      <w:proofErr w:type="spellStart"/>
-      <w:r>
-        <w:rPr>
-          <w:rFonts w:ascii="Segoe UI" w:eastAsia="Times New Roman" w:hAnsi="Segoe UI" w:cs="Segoe UI"/>
-          <w:sz w:val="24"/>
-          <w:szCs w:val="24"/>
-          <w:lang w:eastAsia="ru-RU"/>
-        </w:rPr>
-        <w:t>Window</w:t>
-      </w:r>
-      <w:proofErr w:type="spellEnd"/>
-      <w:r>
-        <w:rPr>
-          <w:rFonts w:ascii="Segoe UI" w:eastAsia="Times New Roman" w:hAnsi="Segoe UI" w:cs="Segoe UI"/>
-          <w:sz w:val="24"/>
-          <w:szCs w:val="24"/>
-          <w:lang w:eastAsia="ru-RU"/>
-        </w:rPr>
-        <w:t xml:space="preserve"> 3 + </w:t>
-      </w:r>
-      <w:proofErr w:type="spellStart"/>
-      <w:r>
-        <w:rPr>
-          <w:rFonts w:ascii="Segoe UI" w:eastAsia="Times New Roman" w:hAnsi="Segoe UI" w:cs="Segoe UI"/>
-          <w:sz w:val="24"/>
-          <w:szCs w:val="24"/>
-          <w:lang w:eastAsia="ru-RU"/>
-        </w:rPr>
-        <w:t>Window</w:t>
-      </w:r>
-      <w:proofErr w:type="spellEnd"/>
-      <w:r>
-        <w:rPr>
-          <w:rFonts w:ascii="Segoe UI" w:eastAsia="Times New Roman" w:hAnsi="Segoe UI" w:cs="Segoe UI"/>
-          <w:sz w:val="24"/>
-          <w:szCs w:val="24"/>
-          <w:lang w:eastAsia="ru-RU"/>
-        </w:rPr>
-        <w:t xml:space="preserve"> 4 + исключения</w:t>
+        <w:t xml:space="preserve"> Window 3 + Window 4 + исключения</w:t>
       </w:r>
     </w:p>
     <w:p>
@@ -11035,7 +9104,6 @@
           <w:lang w:eastAsia="ru-RU"/>
         </w:rPr>
       </w:pPr>
-      <w:proofErr w:type="spellStart"/>
       <w:r>
         <w:rPr>
           <w:rFonts w:ascii="inherit" w:eastAsia="Times New Roman" w:hAnsi="inherit" w:cs="Segoe UI"/>
@@ -11046,46 +9114,7 @@
           <w:bdr w:val="none" w:sz="0" w:space="0" w:color="auto" w:frame="1"/>
           <w:lang w:eastAsia="ru-RU"/>
         </w:rPr>
-        <w:t>Start</w:t>
-      </w:r>
-      <w:proofErr w:type="spellEnd"/>
-      <w:r>
-        <w:rPr>
-          <w:rFonts w:ascii="inherit" w:eastAsia="Times New Roman" w:hAnsi="inherit" w:cs="Segoe UI"/>
-          <w:b/>
-          <w:bCs/>
-          <w:sz w:val="24"/>
-          <w:szCs w:val="24"/>
-          <w:bdr w:val="none" w:sz="0" w:space="0" w:color="auto" w:frame="1"/>
-          <w:lang w:eastAsia="ru-RU"/>
-        </w:rPr>
-        <w:t xml:space="preserve"> (</w:t>
-      </w:r>
-      <w:proofErr w:type="spellStart"/>
-      <w:r>
-        <w:rPr>
-          <w:rFonts w:ascii="inherit" w:eastAsia="Times New Roman" w:hAnsi="inherit" w:cs="Segoe UI"/>
-          <w:b/>
-          <w:bCs/>
-          <w:sz w:val="24"/>
-          <w:szCs w:val="24"/>
-          <w:bdr w:val="none" w:sz="0" w:space="0" w:color="auto" w:frame="1"/>
-          <w:lang w:eastAsia="ru-RU"/>
-        </w:rPr>
-        <w:t>MHz</w:t>
-      </w:r>
-      <w:proofErr w:type="spellEnd"/>
-      <w:r>
-        <w:rPr>
-          <w:rFonts w:ascii="inherit" w:eastAsia="Times New Roman" w:hAnsi="inherit" w:cs="Segoe UI"/>
-          <w:b/>
-          <w:bCs/>
-          <w:sz w:val="24"/>
-          <w:szCs w:val="24"/>
-          <w:bdr w:val="none" w:sz="0" w:space="0" w:color="auto" w:frame="1"/>
-          <w:lang w:eastAsia="ru-RU"/>
-        </w:rPr>
-        <w:t>)</w:t>
+        <w:t>Start (MHz)</w:t>
       </w:r>
       <w:r>
         <w:rPr>
@@ -11114,7 +9143,6 @@
           <w:lang w:eastAsia="ru-RU"/>
         </w:rPr>
       </w:pPr>
-      <w:proofErr w:type="spellStart"/>
       <w:r>
         <w:rPr>
           <w:rFonts w:ascii="inherit" w:eastAsia="Times New Roman" w:hAnsi="inherit" w:cs="Segoe UI"/>
@@ -11125,46 +9153,7 @@
           <w:bdr w:val="none" w:sz="0" w:space="0" w:color="auto" w:frame="1"/>
           <w:lang w:eastAsia="ru-RU"/>
         </w:rPr>
-        <w:t>End</w:t>
-      </w:r>
-      <w:proofErr w:type="spellEnd"/>
-      <w:r>
-        <w:rPr>
-          <w:rFonts w:ascii="inherit" w:eastAsia="Times New Roman" w:hAnsi="inherit" w:cs="Segoe UI"/>
-          <w:b/>
-          <w:bCs/>
-          <w:sz w:val="24"/>
-          <w:szCs w:val="24"/>
-          <w:bdr w:val="none" w:sz="0" w:space="0" w:color="auto" w:frame="1"/>
-          <w:lang w:eastAsia="ru-RU"/>
-        </w:rPr>
-        <w:t xml:space="preserve"> (</w:t>
-      </w:r>
-      <w:proofErr w:type="spellStart"/>
-      <w:r>
-        <w:rPr>
-          <w:rFonts w:ascii="inherit" w:eastAsia="Times New Roman" w:hAnsi="inherit" w:cs="Segoe UI"/>
-          <w:b/>
-          <w:bCs/>
-          <w:sz w:val="24"/>
-          <w:szCs w:val="24"/>
-          <w:bdr w:val="none" w:sz="0" w:space="0" w:color="auto" w:frame="1"/>
-          <w:lang w:eastAsia="ru-RU"/>
-        </w:rPr>
-        <w:t>MHz</w:t>
-      </w:r>
-      <w:proofErr w:type="spellEnd"/>
-      <w:r>
-        <w:rPr>
-          <w:rFonts w:ascii="inherit" w:eastAsia="Times New Roman" w:hAnsi="inherit" w:cs="Segoe UI"/>
-          <w:b/>
-          <w:bCs/>
-          <w:sz w:val="24"/>
-          <w:szCs w:val="24"/>
-          <w:bdr w:val="none" w:sz="0" w:space="0" w:color="auto" w:frame="1"/>
-          <w:lang w:eastAsia="ru-RU"/>
-        </w:rPr>
-        <w:t>)</w:t>
+        <w:t>End (MHz)</w:t>
       </w:r>
       <w:r>
         <w:rPr>
@@ -11193,7 +9182,6 @@
           <w:lang w:eastAsia="ru-RU"/>
         </w:rPr>
       </w:pPr>
-      <w:proofErr w:type="spellStart"/>
       <w:r>
         <w:rPr>
           <w:rFonts w:ascii="inherit" w:eastAsia="Times New Roman" w:hAnsi="inherit" w:cs="Segoe UI"/>
@@ -11204,46 +9192,7 @@
           <w:bdr w:val="none" w:sz="0" w:space="0" w:color="auto" w:frame="1"/>
           <w:lang w:eastAsia="ru-RU"/>
         </w:rPr>
-        <w:t>Step</w:t>
-      </w:r>
-      <w:proofErr w:type="spellEnd"/>
-      <w:r>
-        <w:rPr>
-          <w:rFonts w:ascii="inherit" w:eastAsia="Times New Roman" w:hAnsi="inherit" w:cs="Segoe UI"/>
-          <w:b/>
-          <w:bCs/>
-          <w:sz w:val="24"/>
-          <w:szCs w:val="24"/>
-          <w:bdr w:val="none" w:sz="0" w:space="0" w:color="auto" w:frame="1"/>
-          <w:lang w:eastAsia="ru-RU"/>
-        </w:rPr>
-        <w:t xml:space="preserve"> (</w:t>
-      </w:r>
-      <w:proofErr w:type="spellStart"/>
-      <w:r>
-        <w:rPr>
-          <w:rFonts w:ascii="inherit" w:eastAsia="Times New Roman" w:hAnsi="inherit" w:cs="Segoe UI"/>
-          <w:b/>
-          <w:bCs/>
-          <w:sz w:val="24"/>
-          <w:szCs w:val="24"/>
-          <w:bdr w:val="none" w:sz="0" w:space="0" w:color="auto" w:frame="1"/>
-          <w:lang w:eastAsia="ru-RU"/>
-        </w:rPr>
-        <w:t>kHz</w:t>
-      </w:r>
-      <w:proofErr w:type="spellEnd"/>
-      <w:r>
-        <w:rPr>
-          <w:rFonts w:ascii="inherit" w:eastAsia="Times New Roman" w:hAnsi="inherit" w:cs="Segoe UI"/>
-          <w:b/>
-          <w:bCs/>
-          <w:sz w:val="24"/>
-          <w:szCs w:val="24"/>
-          <w:bdr w:val="none" w:sz="0" w:space="0" w:color="auto" w:frame="1"/>
-          <w:lang w:eastAsia="ru-RU"/>
-        </w:rPr>
-        <w:t>)</w:t>
+        <w:t>Step (kHz)</w:t>
       </w:r>
       <w:r>
         <w:rPr>
@@ -11272,7 +9221,6 @@
           <w:lang w:eastAsia="ru-RU"/>
         </w:rPr>
       </w:pPr>
-      <w:proofErr w:type="spellStart"/>
       <w:r>
         <w:rPr>
           <w:rFonts w:ascii="inherit" w:eastAsia="Times New Roman" w:hAnsi="inherit" w:cs="Segoe UI"/>
@@ -11285,7 +9233,6 @@
         </w:rPr>
         <w:t>Enabled</w:t>
       </w:r>
-      <w:proofErr w:type="spellEnd"/>
       <w:r>
         <w:rPr>
           <w:rFonts w:ascii="inherit" w:eastAsia="Times New Roman" w:hAnsi="inherit" w:cs="Segoe UI"/>
@@ -11313,7 +9260,6 @@
           <w:lang w:eastAsia="ru-RU"/>
         </w:rPr>
       </w:pPr>
-      <w:proofErr w:type="spellStart"/>
       <w:r>
         <w:rPr>
           <w:rFonts w:ascii="inherit" w:eastAsia="Times New Roman" w:hAnsi="inherit" w:cs="Segoe UI"/>
@@ -11324,46 +9270,7 @@
           <w:bdr w:val="none" w:sz="0" w:space="0" w:color="auto" w:frame="1"/>
           <w:lang w:eastAsia="ru-RU"/>
         </w:rPr>
-        <w:t>Exc</w:t>
-      </w:r>
-      <w:proofErr w:type="spellEnd"/>
-      <w:r>
-        <w:rPr>
-          <w:rFonts w:ascii="inherit" w:eastAsia="Times New Roman" w:hAnsi="inherit" w:cs="Segoe UI"/>
-          <w:b/>
-          <w:bCs/>
-          <w:sz w:val="24"/>
-          <w:szCs w:val="24"/>
-          <w:bdr w:val="none" w:sz="0" w:space="0" w:color="auto" w:frame="1"/>
-          <w:lang w:eastAsia="ru-RU"/>
-        </w:rPr>
-        <w:t xml:space="preserve"> (</w:t>
-      </w:r>
-      <w:proofErr w:type="spellStart"/>
-      <w:r>
-        <w:rPr>
-          <w:rFonts w:ascii="inherit" w:eastAsia="Times New Roman" w:hAnsi="inherit" w:cs="Segoe UI"/>
-          <w:b/>
-          <w:bCs/>
-          <w:sz w:val="24"/>
-          <w:szCs w:val="24"/>
-          <w:bdr w:val="none" w:sz="0" w:space="0" w:color="auto" w:frame="1"/>
-          <w:lang w:eastAsia="ru-RU"/>
-        </w:rPr>
-        <w:t>MHz</w:t>
-      </w:r>
-      <w:proofErr w:type="spellEnd"/>
-      <w:r>
-        <w:rPr>
-          <w:rFonts w:ascii="inherit" w:eastAsia="Times New Roman" w:hAnsi="inherit" w:cs="Segoe UI"/>
-          <w:b/>
-          <w:bCs/>
-          <w:sz w:val="24"/>
-          <w:szCs w:val="24"/>
-          <w:bdr w:val="none" w:sz="0" w:space="0" w:color="auto" w:frame="1"/>
-          <w:lang w:eastAsia="ru-RU"/>
-        </w:rPr>
-        <w:t>)</w:t>
+        <w:t>Exc (MHz)</w:t>
       </w:r>
       <w:r>
         <w:rPr>
@@ -11558,27 +9465,7 @@
           <w:szCs w:val="24"/>
           <w:lang w:eastAsia="ru-RU"/>
         </w:rPr>
-        <w:t xml:space="preserve"> Сохранённый «отпечаток» спектра сигнала (16 точек + характеристики: положение пика, ширина, крутизна). Используется для распознавания типов </w:t>
-      </w:r>
-      <w:proofErr w:type="spellStart"/>
-      <w:r>
-        <w:rPr>
-          <w:rFonts w:ascii="Segoe UI" w:eastAsia="Times New Roman" w:hAnsi="Segoe UI" w:cs="Segoe UI"/>
-          <w:sz w:val="24"/>
-          <w:szCs w:val="24"/>
-          <w:lang w:eastAsia="ru-RU"/>
-        </w:rPr>
-        <w:t>дронов</w:t>
-      </w:r>
-      <w:proofErr w:type="spellEnd"/>
-      <w:r>
-        <w:rPr>
-          <w:rFonts w:ascii="Segoe UI" w:eastAsia="Times New Roman" w:hAnsi="Segoe UI" w:cs="Segoe UI"/>
-          <w:sz w:val="24"/>
-          <w:szCs w:val="24"/>
-          <w:lang w:eastAsia="ru-RU"/>
-        </w:rPr>
-        <w:t xml:space="preserve"> по форме сигнала.</w:t>
+        <w:t xml:space="preserve"> Сохранённый «отпечаток» спектра сигнала (16 точек + характеристики: положение пика, ширина, крутизна). Используется для распознавания типов дронов по форме сигнала.</w:t>
       </w:r>
     </w:p>
     <w:p>
@@ -11623,7 +9510,6 @@
           <w:lang w:eastAsia="ru-RU"/>
         </w:rPr>
       </w:pPr>
-      <w:proofErr w:type="spellStart"/>
       <w:r>
         <w:rPr>
           <w:rFonts w:ascii="inherit" w:eastAsia="Times New Roman" w:hAnsi="inherit" w:cs="Segoe UI"/>
@@ -11636,7 +9522,6 @@
         </w:rPr>
         <w:t>Capture</w:t>
       </w:r>
-      <w:proofErr w:type="spellEnd"/>
       <w:r>
         <w:rPr>
           <w:rFonts w:ascii="inherit" w:eastAsia="Times New Roman" w:hAnsi="inherit" w:cs="Segoe UI"/>
@@ -11664,7 +9549,6 @@
           <w:lang w:eastAsia="ru-RU"/>
         </w:rPr>
       </w:pPr>
-      <w:proofErr w:type="spellStart"/>
       <w:r>
         <w:rPr>
           <w:rFonts w:ascii="inherit" w:eastAsia="Times New Roman" w:hAnsi="inherit" w:cs="Segoe UI"/>
@@ -11677,7 +9561,6 @@
         </w:rPr>
         <w:t>Save</w:t>
       </w:r>
-      <w:proofErr w:type="spellEnd"/>
       <w:r>
         <w:rPr>
           <w:rFonts w:ascii="inherit" w:eastAsia="Times New Roman" w:hAnsi="inherit" w:cs="Segoe UI"/>
@@ -11705,7 +9588,6 @@
           <w:lang w:eastAsia="ru-RU"/>
         </w:rPr>
       </w:pPr>
-      <w:proofErr w:type="spellStart"/>
       <w:r>
         <w:rPr>
           <w:rFonts w:ascii="inherit" w:eastAsia="Times New Roman" w:hAnsi="inherit" w:cs="Segoe UI"/>
@@ -11718,7 +9600,6 @@
         </w:rPr>
         <w:t>Delete</w:t>
       </w:r>
-      <w:proofErr w:type="spellEnd"/>
       <w:r>
         <w:rPr>
           <w:rFonts w:ascii="inherit" w:eastAsia="Times New Roman" w:hAnsi="inherit" w:cs="Segoe UI"/>
@@ -11746,7 +9627,6 @@
           <w:lang w:eastAsia="ru-RU"/>
         </w:rPr>
       </w:pPr>
-      <w:proofErr w:type="spellStart"/>
       <w:r>
         <w:rPr>
           <w:rFonts w:ascii="inherit" w:eastAsia="Times New Roman" w:hAnsi="inherit" w:cs="Segoe UI"/>
@@ -11759,7 +9639,6 @@
         </w:rPr>
         <w:t>Live</w:t>
       </w:r>
-      <w:proofErr w:type="spellEnd"/>
       <w:r>
         <w:rPr>
           <w:rFonts w:ascii="inherit" w:eastAsia="Times New Roman" w:hAnsi="inherit" w:cs="Segoe UI"/>
@@ -11812,7 +9691,6 @@
           <w:lang w:eastAsia="ru-RU"/>
         </w:rPr>
       </w:pPr>
-      <w:proofErr w:type="spellStart"/>
       <w:r>
         <w:rPr>
           <w:rFonts w:ascii="inherit" w:eastAsia="Times New Roman" w:hAnsi="inherit" w:cs="Segoe UI"/>
@@ -11825,7 +9703,6 @@
         </w:rPr>
         <w:t>Correlation</w:t>
       </w:r>
-      <w:proofErr w:type="spellEnd"/>
       <w:r>
         <w:rPr>
           <w:rFonts w:ascii="inherit" w:eastAsia="Times New Roman" w:hAnsi="inherit" w:cs="Segoe UI"/>
@@ -11853,7 +9730,6 @@
           <w:lang w:eastAsia="ru-RU"/>
         </w:rPr>
       </w:pPr>
-      <w:proofErr w:type="spellStart"/>
       <w:r>
         <w:rPr>
           <w:rFonts w:ascii="inherit" w:eastAsia="Times New Roman" w:hAnsi="inherit" w:cs="Segoe UI"/>
@@ -11866,35 +9742,14 @@
         </w:rPr>
         <w:t>Neural</w:t>
       </w:r>
-      <w:proofErr w:type="spellEnd"/>
-      <w:r>
-        <w:rPr>
-          <w:rFonts w:ascii="inherit" w:eastAsia="Times New Roman" w:hAnsi="inherit" w:cs="Segoe UI"/>
-          <w:sz w:val="24"/>
-          <w:szCs w:val="24"/>
-          <w:lang w:eastAsia="ru-RU"/>
-        </w:rPr>
-        <w:t xml:space="preserve"> — </w:t>
-      </w:r>
-      <w:proofErr w:type="spellStart"/>
-      <w:r>
-        <w:rPr>
-          <w:rFonts w:ascii="inherit" w:eastAsia="Times New Roman" w:hAnsi="inherit" w:cs="Segoe UI"/>
-          <w:sz w:val="24"/>
-          <w:szCs w:val="24"/>
-          <w:lang w:eastAsia="ru-RU"/>
-        </w:rPr>
-        <w:t>нейросетевой</w:t>
-      </w:r>
-      <w:proofErr w:type="spellEnd"/>
-      <w:r>
-        <w:rPr>
-          <w:rFonts w:ascii="inherit" w:eastAsia="Times New Roman" w:hAnsi="inherit" w:cs="Segoe UI"/>
-          <w:sz w:val="24"/>
-          <w:szCs w:val="24"/>
-          <w:lang w:eastAsia="ru-RU"/>
-        </w:rPr>
-        <w:t xml:space="preserve"> классификатор (если загружен)</w:t>
+      <w:r>
+        <w:rPr>
+          <w:rFonts w:ascii="inherit" w:eastAsia="Times New Roman" w:hAnsi="inherit" w:cs="Segoe UI"/>
+          <w:sz w:val="24"/>
+          <w:szCs w:val="24"/>
+          <w:lang w:eastAsia="ru-RU"/>
+        </w:rPr>
+        <w:t xml:space="preserve"> — нейросетевой классификатор (если загружен)</w:t>
       </w:r>
     </w:p>
     <w:p>
@@ -11914,7 +9769,6 @@
           <w:lang w:eastAsia="ru-RU"/>
         </w:rPr>
       </w:pPr>
-      <w:proofErr w:type="spellStart"/>
       <w:r>
         <w:rPr>
           <w:rFonts w:ascii="inherit" w:eastAsia="Times New Roman" w:hAnsi="inherit" w:cs="Segoe UI"/>
@@ -11927,7 +9781,6 @@
         </w:rPr>
         <w:t>Hybrid</w:t>
       </w:r>
-      <w:proofErr w:type="spellEnd"/>
       <w:r>
         <w:rPr>
           <w:rFonts w:ascii="inherit" w:eastAsia="Times New Roman" w:hAnsi="inherit" w:cs="Segoe UI"/>
@@ -12006,27 +9859,7 @@
           <w:szCs w:val="24"/>
           <w:lang w:eastAsia="ru-RU"/>
         </w:rPr>
-        <w:t xml:space="preserve">В списке обнаруженных </w:t>
-      </w:r>
-      <w:proofErr w:type="spellStart"/>
-      <w:r>
-        <w:rPr>
-          <w:rFonts w:ascii="Segoe UI" w:eastAsia="Times New Roman" w:hAnsi="Segoe UI" w:cs="Segoe UI"/>
-          <w:sz w:val="24"/>
-          <w:szCs w:val="24"/>
-          <w:lang w:eastAsia="ru-RU"/>
-        </w:rPr>
-        <w:t>дронов</w:t>
-      </w:r>
-      <w:proofErr w:type="spellEnd"/>
-      <w:r>
-        <w:rPr>
-          <w:rFonts w:ascii="Segoe UI" w:eastAsia="Times New Roman" w:hAnsi="Segoe UI" w:cs="Segoe UI"/>
-          <w:sz w:val="24"/>
-          <w:szCs w:val="24"/>
-          <w:lang w:eastAsia="ru-RU"/>
-        </w:rPr>
-        <w:t xml:space="preserve"> отображается тренд движения:</w:t>
+        <w:t>В списке обнаруженных дронов отображается тренд движения:</w:t>
       </w:r>
     </w:p>
     <w:p>
@@ -12042,7 +9875,6 @@
           <w:lang w:eastAsia="ru-RU"/>
         </w:rPr>
       </w:pPr>
-      <w:proofErr w:type="spellStart"/>
       <w:r>
         <w:rPr>
           <w:rFonts w:ascii="inherit" w:eastAsia="Times New Roman" w:hAnsi="inherit" w:cs="Segoe UI"/>
@@ -12056,7 +9888,6 @@
         </w:rPr>
         <w:t>Table</w:t>
       </w:r>
-      <w:proofErr w:type="spellEnd"/>
     </w:p>
     <w:tbl>
       <w:tblPr>
@@ -12548,7 +10379,6 @@
           <w:lang w:eastAsia="ru-RU"/>
         </w:rPr>
       </w:pPr>
-      <w:proofErr w:type="spellStart"/>
       <w:r>
         <w:rPr>
           <w:rFonts w:ascii="inherit" w:eastAsia="Times New Roman" w:hAnsi="inherit" w:cs="Segoe UI"/>
@@ -12562,7 +10392,6 @@
         </w:rPr>
         <w:t>Table</w:t>
       </w:r>
-      <w:proofErr w:type="spellEnd"/>
     </w:p>
     <w:tbl>
       <w:tblPr>
@@ -12872,19 +10701,8 @@
                 <w:szCs w:val="21"/>
                 <w:lang w:eastAsia="ru-RU"/>
               </w:rPr>
-              <w:t xml:space="preserve">-90…-70 </w:t>
-            </w:r>
-            <w:proofErr w:type="spellStart"/>
-            <w:r>
-              <w:rPr>
-                <w:rFonts w:ascii="inherit" w:eastAsia="Times New Roman" w:hAnsi="inherit" w:cs="Times New Roman"/>
-                <w:sz w:val="21"/>
-                <w:szCs w:val="21"/>
-                <w:lang w:eastAsia="ru-RU"/>
-              </w:rPr>
-              <w:t>дБм</w:t>
-            </w:r>
-            <w:proofErr w:type="spellEnd"/>
+              <w:t>-90…-70 дБм</w:t>
+            </w:r>
           </w:p>
         </w:tc>
         <w:tc>
@@ -13046,19 +10864,8 @@
                 <w:szCs w:val="21"/>
                 <w:lang w:eastAsia="ru-RU"/>
               </w:rPr>
-              <w:t xml:space="preserve">-70…-60 </w:t>
-            </w:r>
-            <w:proofErr w:type="spellStart"/>
-            <w:r>
-              <w:rPr>
-                <w:rFonts w:ascii="inherit" w:eastAsia="Times New Roman" w:hAnsi="inherit" w:cs="Times New Roman"/>
-                <w:sz w:val="21"/>
-                <w:szCs w:val="21"/>
-                <w:lang w:eastAsia="ru-RU"/>
-              </w:rPr>
-              <w:t>дБм</w:t>
-            </w:r>
-            <w:proofErr w:type="spellEnd"/>
+              <w:t>-70…-60 дБм</w:t>
+            </w:r>
           </w:p>
         </w:tc>
         <w:tc>
@@ -13220,19 +11027,8 @@
                 <w:szCs w:val="21"/>
                 <w:lang w:eastAsia="ru-RU"/>
               </w:rPr>
-              <w:t xml:space="preserve">-60…-40 </w:t>
-            </w:r>
-            <w:proofErr w:type="spellStart"/>
-            <w:r>
-              <w:rPr>
-                <w:rFonts w:ascii="inherit" w:eastAsia="Times New Roman" w:hAnsi="inherit" w:cs="Times New Roman"/>
-                <w:sz w:val="21"/>
-                <w:szCs w:val="21"/>
-                <w:lang w:eastAsia="ru-RU"/>
-              </w:rPr>
-              <w:t>дБм</w:t>
-            </w:r>
-            <w:proofErr w:type="spellEnd"/>
+              <w:t>-60…-40 дБм</w:t>
+            </w:r>
           </w:p>
         </w:tc>
         <w:tc>
@@ -13394,19 +11190,8 @@
                 <w:szCs w:val="21"/>
                 <w:lang w:eastAsia="ru-RU"/>
               </w:rPr>
-              <w:t xml:space="preserve">&gt; -40 </w:t>
-            </w:r>
-            <w:proofErr w:type="spellStart"/>
-            <w:r>
-              <w:rPr>
-                <w:rFonts w:ascii="inherit" w:eastAsia="Times New Roman" w:hAnsi="inherit" w:cs="Times New Roman"/>
-                <w:sz w:val="21"/>
-                <w:szCs w:val="21"/>
-                <w:lang w:eastAsia="ru-RU"/>
-              </w:rPr>
-              <w:t>дБм</w:t>
-            </w:r>
-            <w:proofErr w:type="spellEnd"/>
+              <w:t>&gt; -40 дБм</w:t>
+            </w:r>
           </w:p>
         </w:tc>
         <w:tc>
@@ -13656,31 +11441,7 @@
           <w:lang w:eastAsia="ru-RU"/>
         </w:rPr>
         <w:lastRenderedPageBreak/>
-        <w:t xml:space="preserve">Сценарий 1: Поиск неизвестного </w:t>
-      </w:r>
-      <w:proofErr w:type="spellStart"/>
-      <w:r>
-        <w:rPr>
-          <w:rFonts w:ascii="Segoe UI" w:eastAsia="Times New Roman" w:hAnsi="Segoe UI" w:cs="Segoe UI"/>
-          <w:b/>
-          <w:bCs/>
-          <w:sz w:val="27"/>
-          <w:szCs w:val="27"/>
-          <w:lang w:eastAsia="ru-RU"/>
-        </w:rPr>
-        <w:t>дрона</w:t>
-      </w:r>
-      <w:proofErr w:type="spellEnd"/>
-      <w:r>
-        <w:rPr>
-          <w:rFonts w:ascii="Segoe UI" w:eastAsia="Times New Roman" w:hAnsi="Segoe UI" w:cs="Segoe UI"/>
-          <w:b/>
-          <w:bCs/>
-          <w:sz w:val="27"/>
-          <w:szCs w:val="27"/>
-          <w:lang w:eastAsia="ru-RU"/>
-        </w:rPr>
-        <w:t xml:space="preserve"> в городе</w:t>
+        <w:t>Сценарий 1: Поиск неизвестного дрона в городе</w:t>
       </w:r>
     </w:p>
     <w:p>
@@ -13719,33 +11480,7 @@
           <w:bdr w:val="none" w:sz="0" w:space="0" w:color="auto" w:frame="1"/>
           <w:lang w:eastAsia="ru-RU"/>
         </w:rPr>
-        <w:t>[</w:t>
-      </w:r>
-      <w:proofErr w:type="spellStart"/>
-      <w:r>
-        <w:rPr>
-          <w:rFonts w:ascii="inherit" w:eastAsia="Times New Roman" w:hAnsi="inherit" w:cs="Segoe UI"/>
-          <w:b/>
-          <w:bCs/>
-          <w:sz w:val="24"/>
-          <w:szCs w:val="24"/>
-          <w:bdr w:val="none" w:sz="0" w:space="0" w:color="auto" w:frame="1"/>
-          <w:lang w:eastAsia="ru-RU"/>
-        </w:rPr>
-        <w:t>Load</w:t>
-      </w:r>
-      <w:proofErr w:type="spellEnd"/>
-      <w:r>
-        <w:rPr>
-          <w:rFonts w:ascii="inherit" w:eastAsia="Times New Roman" w:hAnsi="inherit" w:cs="Segoe UI"/>
-          <w:b/>
-          <w:bCs/>
-          <w:sz w:val="24"/>
-          <w:szCs w:val="24"/>
-          <w:bdr w:val="none" w:sz="0" w:space="0" w:color="auto" w:frame="1"/>
-          <w:lang w:eastAsia="ru-RU"/>
-        </w:rPr>
-        <w:t>]</w:t>
+        <w:t>[Load]</w:t>
       </w:r>
     </w:p>
     <w:p>
@@ -13784,33 +11519,7 @@
           <w:bdr w:val="none" w:sz="0" w:space="0" w:color="auto" w:frame="1"/>
           <w:lang w:eastAsia="ru-RU"/>
         </w:rPr>
-        <w:t>[</w:t>
-      </w:r>
-      <w:proofErr w:type="spellStart"/>
-      <w:r>
-        <w:rPr>
-          <w:rFonts w:ascii="inherit" w:eastAsia="Times New Roman" w:hAnsi="inherit" w:cs="Segoe UI"/>
-          <w:b/>
-          <w:bCs/>
-          <w:sz w:val="24"/>
-          <w:szCs w:val="24"/>
-          <w:bdr w:val="none" w:sz="0" w:space="0" w:color="auto" w:frame="1"/>
-          <w:lang w:eastAsia="ru-RU"/>
-        </w:rPr>
-        <w:t>Set</w:t>
-      </w:r>
-      <w:proofErr w:type="spellEnd"/>
-      <w:r>
-        <w:rPr>
-          <w:rFonts w:ascii="inherit" w:eastAsia="Times New Roman" w:hAnsi="inherit" w:cs="Segoe UI"/>
-          <w:b/>
-          <w:bCs/>
-          <w:sz w:val="24"/>
-          <w:szCs w:val="24"/>
-          <w:bdr w:val="none" w:sz="0" w:space="0" w:color="auto" w:frame="1"/>
-          <w:lang w:eastAsia="ru-RU"/>
-        </w:rPr>
-        <w:t>]</w:t>
+        <w:t>[Set]</w:t>
       </w:r>
       <w:r>
         <w:rPr>
@@ -13846,27 +11555,7 @@
           <w:szCs w:val="24"/>
           <w:lang w:eastAsia="ru-RU"/>
         </w:rPr>
-        <w:t xml:space="preserve">CFAR </w:t>
-      </w:r>
-      <w:proofErr w:type="spellStart"/>
-      <w:r>
-        <w:rPr>
-          <w:rFonts w:ascii="inherit" w:eastAsia="Times New Roman" w:hAnsi="inherit" w:cs="Segoe UI"/>
-          <w:sz w:val="24"/>
-          <w:szCs w:val="24"/>
-          <w:lang w:eastAsia="ru-RU"/>
-        </w:rPr>
-        <w:t>Mode</w:t>
-      </w:r>
-      <w:proofErr w:type="spellEnd"/>
-      <w:r>
-        <w:rPr>
-          <w:rFonts w:ascii="inherit" w:eastAsia="Times New Roman" w:hAnsi="inherit" w:cs="Segoe UI"/>
-          <w:sz w:val="24"/>
-          <w:szCs w:val="24"/>
-          <w:lang w:eastAsia="ru-RU"/>
-        </w:rPr>
-        <w:t xml:space="preserve">: </w:t>
+        <w:t xml:space="preserve">CFAR Mode: </w:t>
       </w:r>
       <w:r>
         <w:rPr>
@@ -13907,45 +11596,14 @@
           <w:lang w:eastAsia="ru-RU"/>
         </w:rPr>
       </w:pPr>
-      <w:proofErr w:type="spellStart"/>
-      <w:r>
-        <w:rPr>
-          <w:rFonts w:ascii="inherit" w:eastAsia="Times New Roman" w:hAnsi="inherit" w:cs="Segoe UI"/>
-          <w:sz w:val="24"/>
-          <w:szCs w:val="24"/>
-          <w:lang w:eastAsia="ru-RU"/>
-        </w:rPr>
-        <w:t>Neighbor</w:t>
-      </w:r>
-      <w:proofErr w:type="spellEnd"/>
-      <w:r>
-        <w:rPr>
-          <w:rFonts w:ascii="inherit" w:eastAsia="Times New Roman" w:hAnsi="inherit" w:cs="Segoe UI"/>
-          <w:sz w:val="24"/>
-          <w:szCs w:val="24"/>
-          <w:lang w:eastAsia="ru-RU"/>
-        </w:rPr>
-        <w:t xml:space="preserve"> </w:t>
-      </w:r>
-      <w:proofErr w:type="spellStart"/>
-      <w:r>
-        <w:rPr>
-          <w:rFonts w:ascii="inherit" w:eastAsia="Times New Roman" w:hAnsi="inherit" w:cs="Segoe UI"/>
-          <w:sz w:val="24"/>
-          <w:szCs w:val="24"/>
-          <w:lang w:eastAsia="ru-RU"/>
-        </w:rPr>
-        <w:t>Margin</w:t>
-      </w:r>
-      <w:proofErr w:type="spellEnd"/>
-      <w:r>
-        <w:rPr>
-          <w:rFonts w:ascii="inherit" w:eastAsia="Times New Roman" w:hAnsi="inherit" w:cs="Segoe UI"/>
-          <w:sz w:val="24"/>
-          <w:szCs w:val="24"/>
-          <w:lang w:eastAsia="ru-RU"/>
-        </w:rPr>
-        <w:t xml:space="preserve">: </w:t>
+      <w:r>
+        <w:rPr>
+          <w:rFonts w:ascii="inherit" w:eastAsia="Times New Roman" w:hAnsi="inherit" w:cs="Segoe UI"/>
+          <w:sz w:val="24"/>
+          <w:szCs w:val="24"/>
+          <w:lang w:eastAsia="ru-RU"/>
+        </w:rPr>
+        <w:t xml:space="preserve">Neighbor Margin: </w:t>
       </w:r>
       <w:r>
         <w:rPr>
@@ -13977,45 +11635,14 @@
           <w:lang w:eastAsia="ru-RU"/>
         </w:rPr>
       </w:pPr>
-      <w:proofErr w:type="spellStart"/>
-      <w:r>
-        <w:rPr>
-          <w:rFonts w:ascii="inherit" w:eastAsia="Times New Roman" w:hAnsi="inherit" w:cs="Segoe UI"/>
-          <w:sz w:val="24"/>
-          <w:szCs w:val="24"/>
-          <w:lang w:eastAsia="ru-RU"/>
-        </w:rPr>
-        <w:t>Confirm</w:t>
-      </w:r>
-      <w:proofErr w:type="spellEnd"/>
-      <w:r>
-        <w:rPr>
-          <w:rFonts w:ascii="inherit" w:eastAsia="Times New Roman" w:hAnsi="inherit" w:cs="Segoe UI"/>
-          <w:sz w:val="24"/>
-          <w:szCs w:val="24"/>
-          <w:lang w:eastAsia="ru-RU"/>
-        </w:rPr>
-        <w:t xml:space="preserve"> </w:t>
-      </w:r>
-      <w:proofErr w:type="spellStart"/>
-      <w:r>
-        <w:rPr>
-          <w:rFonts w:ascii="inherit" w:eastAsia="Times New Roman" w:hAnsi="inherit" w:cs="Segoe UI"/>
-          <w:sz w:val="24"/>
-          <w:szCs w:val="24"/>
-          <w:lang w:eastAsia="ru-RU"/>
-        </w:rPr>
-        <w:t>Count</w:t>
-      </w:r>
-      <w:proofErr w:type="spellEnd"/>
-      <w:r>
-        <w:rPr>
-          <w:rFonts w:ascii="inherit" w:eastAsia="Times New Roman" w:hAnsi="inherit" w:cs="Segoe UI"/>
-          <w:sz w:val="24"/>
-          <w:szCs w:val="24"/>
-          <w:lang w:eastAsia="ru-RU"/>
-        </w:rPr>
-        <w:t xml:space="preserve">: </w:t>
+      <w:r>
+        <w:rPr>
+          <w:rFonts w:ascii="inherit" w:eastAsia="Times New Roman" w:hAnsi="inherit" w:cs="Segoe UI"/>
+          <w:sz w:val="24"/>
+          <w:szCs w:val="24"/>
+          <w:lang w:eastAsia="ru-RU"/>
+        </w:rPr>
+        <w:t xml:space="preserve">Confirm Count: </w:t>
       </w:r>
       <w:r>
         <w:rPr>
@@ -14075,33 +11702,7 @@
           <w:bdr w:val="none" w:sz="0" w:space="0" w:color="auto" w:frame="1"/>
           <w:lang w:eastAsia="ru-RU"/>
         </w:rPr>
-        <w:t>[</w:t>
-      </w:r>
-      <w:proofErr w:type="spellStart"/>
-      <w:r>
-        <w:rPr>
-          <w:rFonts w:ascii="inherit" w:eastAsia="Times New Roman" w:hAnsi="inherit" w:cs="Segoe UI"/>
-          <w:b/>
-          <w:bCs/>
-          <w:sz w:val="24"/>
-          <w:szCs w:val="24"/>
-          <w:bdr w:val="none" w:sz="0" w:space="0" w:color="auto" w:frame="1"/>
-          <w:lang w:eastAsia="ru-RU"/>
-        </w:rPr>
-        <w:t>Start</w:t>
-      </w:r>
-      <w:proofErr w:type="spellEnd"/>
-      <w:r>
-        <w:rPr>
-          <w:rFonts w:ascii="inherit" w:eastAsia="Times New Roman" w:hAnsi="inherit" w:cs="Segoe UI"/>
-          <w:b/>
-          <w:bCs/>
-          <w:sz w:val="24"/>
-          <w:szCs w:val="24"/>
-          <w:bdr w:val="none" w:sz="0" w:space="0" w:color="auto" w:frame="1"/>
-          <w:lang w:eastAsia="ru-RU"/>
-        </w:rPr>
-        <w:t>]</w:t>
+        <w:t>[Start]</w:t>
       </w:r>
       <w:r>
         <w:rPr>
@@ -14166,7 +11767,6 @@
         </w:rPr>
         <w:t xml:space="preserve">Следите за трендом: </w:t>
       </w:r>
-      <w:proofErr w:type="gramStart"/>
       <w:r>
         <w:rPr>
           <w:rFonts w:ascii="inherit" w:eastAsia="Times New Roman" w:hAnsi="inherit" w:cs="Segoe UI"/>
@@ -14186,37 +11786,7 @@
           <w:szCs w:val="24"/>
           <w:lang w:eastAsia="ru-RU"/>
         </w:rPr>
-        <w:t xml:space="preserve"> =</w:t>
-      </w:r>
-      <w:proofErr w:type="gramEnd"/>
-      <w:r>
-        <w:rPr>
-          <w:rFonts w:ascii="inherit" w:eastAsia="Times New Roman" w:hAnsi="inherit" w:cs="Segoe UI"/>
-          <w:sz w:val="24"/>
-          <w:szCs w:val="24"/>
-          <w:lang w:eastAsia="ru-RU"/>
-        </w:rPr>
-        <w:t xml:space="preserve"> </w:t>
-      </w:r>
-      <w:proofErr w:type="spellStart"/>
-      <w:r>
-        <w:rPr>
-          <w:rFonts w:ascii="inherit" w:eastAsia="Times New Roman" w:hAnsi="inherit" w:cs="Segoe UI"/>
-          <w:sz w:val="24"/>
-          <w:szCs w:val="24"/>
-          <w:lang w:eastAsia="ru-RU"/>
-        </w:rPr>
-        <w:t>дрон</w:t>
-      </w:r>
-      <w:proofErr w:type="spellEnd"/>
-      <w:r>
-        <w:rPr>
-          <w:rFonts w:ascii="inherit" w:eastAsia="Times New Roman" w:hAnsi="inherit" w:cs="Segoe UI"/>
-          <w:sz w:val="24"/>
-          <w:szCs w:val="24"/>
-          <w:lang w:eastAsia="ru-RU"/>
-        </w:rPr>
-        <w:t xml:space="preserve"> приближается</w:t>
+        <w:t xml:space="preserve"> = дрон приближается</w:t>
       </w:r>
     </w:p>
     <w:p>
@@ -14291,27 +11861,7 @@
           <w:szCs w:val="24"/>
           <w:lang w:eastAsia="ru-RU"/>
         </w:rPr>
-        <w:t xml:space="preserve"> — проверьте </w:t>
-      </w:r>
-      <w:proofErr w:type="spellStart"/>
-      <w:r>
-        <w:rPr>
-          <w:rFonts w:ascii="inherit" w:eastAsia="Times New Roman" w:hAnsi="inherit" w:cs="Segoe UI"/>
-          <w:sz w:val="24"/>
-          <w:szCs w:val="24"/>
-          <w:lang w:eastAsia="ru-RU"/>
-        </w:rPr>
-        <w:t>Window</w:t>
-      </w:r>
-      <w:proofErr w:type="spellEnd"/>
-      <w:r>
-        <w:rPr>
-          <w:rFonts w:ascii="inherit" w:eastAsia="Times New Roman" w:hAnsi="inherit" w:cs="Segoe UI"/>
-          <w:sz w:val="24"/>
-          <w:szCs w:val="24"/>
-          <w:lang w:eastAsia="ru-RU"/>
-        </w:rPr>
-        <w:t xml:space="preserve"> 1: 5645–5945 МГц</w:t>
+        <w:t xml:space="preserve"> — проверьте Window 1: 5645–5945 МГц</w:t>
       </w:r>
     </w:p>
     <w:p>
@@ -14338,27 +11888,7 @@
           <w:szCs w:val="24"/>
           <w:lang w:eastAsia="ru-RU"/>
         </w:rPr>
-        <w:t xml:space="preserve">Установите </w:t>
-      </w:r>
-      <w:proofErr w:type="spellStart"/>
-      <w:r>
-        <w:rPr>
-          <w:rFonts w:ascii="inherit" w:eastAsia="Times New Roman" w:hAnsi="inherit" w:cs="Segoe UI"/>
-          <w:sz w:val="24"/>
-          <w:szCs w:val="24"/>
-          <w:lang w:eastAsia="ru-RU"/>
-        </w:rPr>
-        <w:t>Step</w:t>
-      </w:r>
-      <w:proofErr w:type="spellEnd"/>
-      <w:r>
-        <w:rPr>
-          <w:rFonts w:ascii="inherit" w:eastAsia="Times New Roman" w:hAnsi="inherit" w:cs="Segoe UI"/>
-          <w:sz w:val="24"/>
-          <w:szCs w:val="24"/>
-          <w:lang w:eastAsia="ru-RU"/>
-        </w:rPr>
-        <w:t xml:space="preserve">: </w:t>
+        <w:t xml:space="preserve">Установите Step: </w:t>
       </w:r>
       <w:r>
         <w:rPr>
@@ -14370,16 +11900,48 @@
           <w:bdr w:val="none" w:sz="0" w:space="0" w:color="auto" w:frame="1"/>
           <w:lang w:eastAsia="ru-RU"/>
         </w:rPr>
-        <w:t>1000 кГц</w:t>
-      </w:r>
-      <w:r>
-        <w:rPr>
-          <w:rFonts w:ascii="inherit" w:eastAsia="Times New Roman" w:hAnsi="inherit" w:cs="Segoe UI"/>
-          <w:sz w:val="24"/>
-          <w:szCs w:val="24"/>
-          <w:lang w:eastAsia="ru-RU"/>
-        </w:rPr>
-        <w:t xml:space="preserve"> (максимальная детализация)</w:t>
+        <w:t>20</w:t>
+      </w:r>
+      <w:r>
+        <w:rPr>
+          <w:rFonts w:ascii="inherit" w:eastAsia="Times New Roman" w:hAnsi="inherit" w:cs="Segoe UI"/>
+          <w:b/>
+          <w:bCs/>
+          <w:sz w:val="24"/>
+          <w:szCs w:val="24"/>
+          <w:bdr w:val="none" w:sz="0" w:space="0" w:color="auto" w:frame="1"/>
+          <w:lang w:eastAsia="ru-RU"/>
+        </w:rPr>
+        <w:t>000 кГц</w:t>
+      </w:r>
+      <w:r>
+        <w:rPr>
+          <w:rFonts w:ascii="inherit" w:eastAsia="Times New Roman" w:hAnsi="inherit" w:cs="Segoe UI"/>
+          <w:sz w:val="24"/>
+          <w:szCs w:val="24"/>
+          <w:lang w:eastAsia="ru-RU"/>
+        </w:rPr>
+        <w:t xml:space="preserve"> (</w:t>
+      </w:r>
+      <w:r>
+        <w:rPr>
+          <w:rFonts w:ascii="inherit" w:eastAsia="Times New Roman" w:hAnsi="inherit" w:cs="Segoe UI"/>
+          <w:sz w:val="24"/>
+          <w:szCs w:val="24"/>
+          <w:lang w:eastAsia="ru-RU"/>
+        </w:rPr>
+        <w:t>по умолчанию</w:t>
+      </w:r>
+      <w:bookmarkStart w:id="0" w:name="_GoBack"/>
+      <w:bookmarkEnd w:id="0"/>
+      <w:r>
+        <w:rPr>
+          <w:rFonts w:ascii="inherit" w:eastAsia="Times New Roman" w:hAnsi="inherit" w:cs="Segoe UI"/>
+          <w:sz w:val="24"/>
+          <w:szCs w:val="24"/>
+          <w:lang w:eastAsia="ru-RU"/>
+        </w:rPr>
+        <w:t>)</w:t>
       </w:r>
     </w:p>
     <w:p>
@@ -14406,47 +11968,7 @@
           <w:szCs w:val="24"/>
           <w:lang w:eastAsia="ru-RU"/>
         </w:rPr>
-        <w:t>Добавьте исключения (</w:t>
-      </w:r>
-      <w:proofErr w:type="spellStart"/>
-      <w:r>
-        <w:rPr>
-          <w:rFonts w:ascii="inherit" w:eastAsia="Times New Roman" w:hAnsi="inherit" w:cs="Segoe UI"/>
-          <w:sz w:val="24"/>
-          <w:szCs w:val="24"/>
-          <w:lang w:eastAsia="ru-RU"/>
-        </w:rPr>
-        <w:t>Exc</w:t>
-      </w:r>
-      <w:proofErr w:type="spellEnd"/>
-      <w:r>
-        <w:rPr>
-          <w:rFonts w:ascii="inherit" w:eastAsia="Times New Roman" w:hAnsi="inherit" w:cs="Segoe UI"/>
-          <w:sz w:val="24"/>
-          <w:szCs w:val="24"/>
-          <w:lang w:eastAsia="ru-RU"/>
-        </w:rPr>
-        <w:t xml:space="preserve">) для известных помех (например, 5800 МГц — </w:t>
-      </w:r>
-      <w:proofErr w:type="spellStart"/>
-      <w:r>
-        <w:rPr>
-          <w:rFonts w:ascii="inherit" w:eastAsia="Times New Roman" w:hAnsi="inherit" w:cs="Segoe UI"/>
-          <w:sz w:val="24"/>
-          <w:szCs w:val="24"/>
-          <w:lang w:eastAsia="ru-RU"/>
-        </w:rPr>
-        <w:t>Wi-Fi</w:t>
-      </w:r>
-      <w:proofErr w:type="spellEnd"/>
-      <w:r>
-        <w:rPr>
-          <w:rFonts w:ascii="inherit" w:eastAsia="Times New Roman" w:hAnsi="inherit" w:cs="Segoe UI"/>
-          <w:sz w:val="24"/>
-          <w:szCs w:val="24"/>
-          <w:lang w:eastAsia="ru-RU"/>
-        </w:rPr>
-        <w:t>)</w:t>
+        <w:t>Добавьте исключения (Exc) для известных помех (например, 5800 МГц — Wi-Fi)</w:t>
       </w:r>
     </w:p>
     <w:p>
@@ -14485,9 +12007,17 @@
           <w:bdr w:val="none" w:sz="0" w:space="0" w:color="auto" w:frame="1"/>
           <w:lang w:eastAsia="ru-RU"/>
         </w:rPr>
-        <w:t>[</w:t>
-      </w:r>
-      <w:proofErr w:type="spellStart"/>
+        <w:t>[Mode]</w:t>
+      </w:r>
+      <w:r>
+        <w:rPr>
+          <w:rFonts w:ascii="inherit" w:eastAsia="Times New Roman" w:hAnsi="inherit" w:cs="Segoe UI"/>
+          <w:sz w:val="24"/>
+          <w:szCs w:val="24"/>
+          <w:lang w:eastAsia="ru-RU"/>
+        </w:rPr>
+        <w:t xml:space="preserve"> → </w:t>
+      </w:r>
       <w:r>
         <w:rPr>
           <w:rFonts w:ascii="inherit" w:eastAsia="Times New Roman" w:hAnsi="inherit" w:cs="Segoe UI"/>
@@ -14498,67 +12028,7 @@
           <w:bdr w:val="none" w:sz="0" w:space="0" w:color="auto" w:frame="1"/>
           <w:lang w:eastAsia="ru-RU"/>
         </w:rPr>
-        <w:t>Mode</w:t>
-      </w:r>
-      <w:proofErr w:type="spellEnd"/>
-      <w:r>
-        <w:rPr>
-          <w:rFonts w:ascii="inherit" w:eastAsia="Times New Roman" w:hAnsi="inherit" w:cs="Segoe UI"/>
-          <w:b/>
-          <w:bCs/>
-          <w:sz w:val="24"/>
-          <w:szCs w:val="24"/>
-          <w:bdr w:val="none" w:sz="0" w:space="0" w:color="auto" w:frame="1"/>
-          <w:lang w:eastAsia="ru-RU"/>
-        </w:rPr>
-        <w:t>]</w:t>
-      </w:r>
-      <w:r>
-        <w:rPr>
-          <w:rFonts w:ascii="inherit" w:eastAsia="Times New Roman" w:hAnsi="inherit" w:cs="Segoe UI"/>
-          <w:sz w:val="24"/>
-          <w:szCs w:val="24"/>
-          <w:lang w:eastAsia="ru-RU"/>
-        </w:rPr>
-        <w:t xml:space="preserve"> → </w:t>
-      </w:r>
-      <w:r>
-        <w:rPr>
-          <w:rFonts w:ascii="inherit" w:eastAsia="Times New Roman" w:hAnsi="inherit" w:cs="Segoe UI"/>
-          <w:b/>
-          <w:bCs/>
-          <w:sz w:val="24"/>
-          <w:szCs w:val="24"/>
-          <w:bdr w:val="none" w:sz="0" w:space="0" w:color="auto" w:frame="1"/>
-          <w:lang w:eastAsia="ru-RU"/>
-        </w:rPr>
-        <w:t>[</w:t>
-      </w:r>
-      <w:proofErr w:type="spellStart"/>
-      <w:r>
-        <w:rPr>
-          <w:rFonts w:ascii="inherit" w:eastAsia="Times New Roman" w:hAnsi="inherit" w:cs="Segoe UI"/>
-          <w:b/>
-          <w:bCs/>
-          <w:sz w:val="24"/>
-          <w:szCs w:val="24"/>
-          <w:bdr w:val="none" w:sz="0" w:space="0" w:color="auto" w:frame="1"/>
-          <w:lang w:eastAsia="ru-RU"/>
-        </w:rPr>
-        <w:t>Start</w:t>
-      </w:r>
-      <w:proofErr w:type="spellEnd"/>
-      <w:r>
-        <w:rPr>
-          <w:rFonts w:ascii="inherit" w:eastAsia="Times New Roman" w:hAnsi="inherit" w:cs="Segoe UI"/>
-          <w:b/>
-          <w:bCs/>
-          <w:sz w:val="24"/>
-          <w:szCs w:val="24"/>
-          <w:bdr w:val="none" w:sz="0" w:space="0" w:color="auto" w:frame="1"/>
-          <w:lang w:eastAsia="ru-RU"/>
-        </w:rPr>
-        <w:t>]</w:t>
+        <w:t>[Start]</w:t>
       </w:r>
     </w:p>
     <w:p>
@@ -14651,47 +12121,7 @@
           <w:szCs w:val="24"/>
           <w:lang w:eastAsia="ru-RU"/>
         </w:rPr>
-        <w:t xml:space="preserve"> → </w:t>
-      </w:r>
-      <w:proofErr w:type="spellStart"/>
-      <w:r>
-        <w:rPr>
-          <w:rFonts w:ascii="inherit" w:eastAsia="Times New Roman" w:hAnsi="inherit" w:cs="Segoe UI"/>
-          <w:sz w:val="24"/>
-          <w:szCs w:val="24"/>
-          <w:lang w:eastAsia="ru-RU"/>
-        </w:rPr>
-        <w:t>Window</w:t>
-      </w:r>
-      <w:proofErr w:type="spellEnd"/>
-      <w:r>
-        <w:rPr>
-          <w:rFonts w:ascii="inherit" w:eastAsia="Times New Roman" w:hAnsi="inherit" w:cs="Segoe UI"/>
-          <w:sz w:val="24"/>
-          <w:szCs w:val="24"/>
-          <w:lang w:eastAsia="ru-RU"/>
-        </w:rPr>
-        <w:t xml:space="preserve"> 3: 1120–1360 МГц, </w:t>
-      </w:r>
-      <w:proofErr w:type="spellStart"/>
-      <w:r>
-        <w:rPr>
-          <w:rFonts w:ascii="inherit" w:eastAsia="Times New Roman" w:hAnsi="inherit" w:cs="Segoe UI"/>
-          <w:sz w:val="24"/>
-          <w:szCs w:val="24"/>
-          <w:lang w:eastAsia="ru-RU"/>
-        </w:rPr>
-        <w:t>Enabled</w:t>
-      </w:r>
-      <w:proofErr w:type="spellEnd"/>
-      <w:r>
-        <w:rPr>
-          <w:rFonts w:ascii="inherit" w:eastAsia="Times New Roman" w:hAnsi="inherit" w:cs="Segoe UI"/>
-          <w:sz w:val="24"/>
-          <w:szCs w:val="24"/>
-          <w:lang w:eastAsia="ru-RU"/>
-        </w:rPr>
-        <w:t>: ON</w:t>
+        <w:t xml:space="preserve"> → Window 3: 1120–1360 МГц, Enabled: ON</w:t>
       </w:r>
     </w:p>
     <w:p>
@@ -14775,9 +12205,17 @@
           <w:bdr w:val="none" w:sz="0" w:space="0" w:color="auto" w:frame="1"/>
           <w:lang w:eastAsia="ru-RU"/>
         </w:rPr>
-        <w:t>[</w:t>
-      </w:r>
-      <w:proofErr w:type="spellStart"/>
+        <w:t>[Mode]</w:t>
+      </w:r>
+      <w:r>
+        <w:rPr>
+          <w:rFonts w:ascii="inherit" w:eastAsia="Times New Roman" w:hAnsi="inherit" w:cs="Segoe UI"/>
+          <w:sz w:val="24"/>
+          <w:szCs w:val="24"/>
+          <w:lang w:eastAsia="ru-RU"/>
+        </w:rPr>
+        <w:t xml:space="preserve"> → </w:t>
+      </w:r>
       <w:r>
         <w:rPr>
           <w:rFonts w:ascii="inherit" w:eastAsia="Times New Roman" w:hAnsi="inherit" w:cs="Segoe UI"/>
@@ -14788,67 +12226,7 @@
           <w:bdr w:val="none" w:sz="0" w:space="0" w:color="auto" w:frame="1"/>
           <w:lang w:eastAsia="ru-RU"/>
         </w:rPr>
-        <w:t>Mode</w:t>
-      </w:r>
-      <w:proofErr w:type="spellEnd"/>
-      <w:r>
-        <w:rPr>
-          <w:rFonts w:ascii="inherit" w:eastAsia="Times New Roman" w:hAnsi="inherit" w:cs="Segoe UI"/>
-          <w:b/>
-          <w:bCs/>
-          <w:sz w:val="24"/>
-          <w:szCs w:val="24"/>
-          <w:bdr w:val="none" w:sz="0" w:space="0" w:color="auto" w:frame="1"/>
-          <w:lang w:eastAsia="ru-RU"/>
-        </w:rPr>
-        <w:t>]</w:t>
-      </w:r>
-      <w:r>
-        <w:rPr>
-          <w:rFonts w:ascii="inherit" w:eastAsia="Times New Roman" w:hAnsi="inherit" w:cs="Segoe UI"/>
-          <w:sz w:val="24"/>
-          <w:szCs w:val="24"/>
-          <w:lang w:eastAsia="ru-RU"/>
-        </w:rPr>
-        <w:t xml:space="preserve"> → </w:t>
-      </w:r>
-      <w:r>
-        <w:rPr>
-          <w:rFonts w:ascii="inherit" w:eastAsia="Times New Roman" w:hAnsi="inherit" w:cs="Segoe UI"/>
-          <w:b/>
-          <w:bCs/>
-          <w:sz w:val="24"/>
-          <w:szCs w:val="24"/>
-          <w:bdr w:val="none" w:sz="0" w:space="0" w:color="auto" w:frame="1"/>
-          <w:lang w:eastAsia="ru-RU"/>
-        </w:rPr>
-        <w:t>[</w:t>
-      </w:r>
-      <w:proofErr w:type="spellStart"/>
-      <w:r>
-        <w:rPr>
-          <w:rFonts w:ascii="inherit" w:eastAsia="Times New Roman" w:hAnsi="inherit" w:cs="Segoe UI"/>
-          <w:b/>
-          <w:bCs/>
-          <w:sz w:val="24"/>
-          <w:szCs w:val="24"/>
-          <w:bdr w:val="none" w:sz="0" w:space="0" w:color="auto" w:frame="1"/>
-          <w:lang w:eastAsia="ru-RU"/>
-        </w:rPr>
-        <w:t>Start</w:t>
-      </w:r>
-      <w:proofErr w:type="spellEnd"/>
-      <w:r>
-        <w:rPr>
-          <w:rFonts w:ascii="inherit" w:eastAsia="Times New Roman" w:hAnsi="inherit" w:cs="Segoe UI"/>
-          <w:b/>
-          <w:bCs/>
-          <w:sz w:val="24"/>
-          <w:szCs w:val="24"/>
-          <w:bdr w:val="none" w:sz="0" w:space="0" w:color="auto" w:frame="1"/>
-          <w:lang w:eastAsia="ru-RU"/>
-        </w:rPr>
-        <w:t>]</w:t>
+        <w:t>[Start]</w:t>
       </w:r>
     </w:p>
     <w:p>
@@ -14913,7 +12291,6 @@
           <w:lang w:eastAsia="ru-RU"/>
         </w:rPr>
       </w:pPr>
-      <w:proofErr w:type="spellStart"/>
       <w:r>
         <w:rPr>
           <w:rFonts w:ascii="inherit" w:eastAsia="Times New Roman" w:hAnsi="inherit" w:cs="Segoe UI"/>
@@ -14927,7 +12304,6 @@
         </w:rPr>
         <w:t>Table</w:t>
       </w:r>
-      <w:proofErr w:type="spellEnd"/>
     </w:p>
     <w:tbl>
       <w:tblPr>
@@ -15109,27 +12485,7 @@
                 <w:szCs w:val="21"/>
                 <w:lang w:eastAsia="ru-RU"/>
               </w:rPr>
-              <w:t>«</w:t>
-            </w:r>
-            <w:proofErr w:type="spellStart"/>
-            <w:r>
-              <w:rPr>
-                <w:rFonts w:ascii="inherit" w:eastAsia="Times New Roman" w:hAnsi="inherit" w:cs="Times New Roman"/>
-                <w:sz w:val="21"/>
-                <w:szCs w:val="21"/>
-                <w:lang w:eastAsia="ru-RU"/>
-              </w:rPr>
-              <w:t>No</w:t>
-            </w:r>
-            <w:proofErr w:type="spellEnd"/>
-            <w:r>
-              <w:rPr>
-                <w:rFonts w:ascii="inherit" w:eastAsia="Times New Roman" w:hAnsi="inherit" w:cs="Times New Roman"/>
-                <w:sz w:val="21"/>
-                <w:szCs w:val="21"/>
-                <w:lang w:eastAsia="ru-RU"/>
-              </w:rPr>
-              <w:t xml:space="preserve"> DB» в статусе</w:t>
+              <w:t>«No DB» в статусе</w:t>
             </w:r>
           </w:p>
         </w:tc>
@@ -15221,10 +12577,7 @@
         </w:tc>
       </w:tr>
     </w:tbl>
-    <w:p>
-      <w:bookmarkStart w:id="0" w:name="_GoBack"/>
-      <w:bookmarkEnd w:id="0"/>
-    </w:p>
+    <w:p/>
     <w:sectPr>
       <w:pgSz w:w="11906" w:h="16838"/>
       <w:pgMar w:top="1134" w:right="850" w:bottom="1134" w:left="1701" w:header="708" w:footer="708" w:gutter="0"/>
